--- a/docs/TEST_CASES.docx
+++ b/docs/TEST_CASES.docx
@@ -2412,7 +2412,7 @@
         </w:numPr>
       </w:pPr>
       <w:r>
-        <w:t xml:space="preserve">PG-13 accepts a search term, status, and ownerId</w:t>
+        <w:t xml:space="preserve">PG-13 accepts a search term and ownerId</w:t>
       </w:r>
     </w:p>
     <w:p>
@@ -3363,7 +3363,7 @@
         </w:numPr>
       </w:pPr>
       <w:r>
-        <w:t xml:space="preserve">DB-02 byStatus is empty</w:t>
+        <w:t xml:space="preserve">DB-02 has no byStatus field (status removed; stage is the source of truth)</w:t>
       </w:r>
     </w:p>
     <w:p>
@@ -3483,7 +3483,7 @@
           <w:b/>
           <w:bCs/>
         </w:rPr>
-        <w:t xml:space="preserve">Dashboard · by status</w:t>
+        <w:t xml:space="preserve">Dashboard · by stage (counts)</w:t>
       </w:r>
     </w:p>
     <w:p>
@@ -3495,7 +3495,7 @@
         </w:numPr>
       </w:pPr>
       <w:r>
-        <w:t xml:space="preserve">DB-11 a single status is counted</w:t>
+        <w:t xml:space="preserve">DB-11 a single stage is counted</w:t>
       </w:r>
     </w:p>
     <w:p>
@@ -3507,7 +3507,7 @@
         </w:numPr>
       </w:pPr>
       <w:r>
-        <w:t xml:space="preserve">DB-12 multiple statuses are counted separately</w:t>
+        <w:t xml:space="preserve">DB-12 multiple stages are counted separately</w:t>
       </w:r>
     </w:p>
     <w:p>
@@ -3519,7 +3519,7 @@
         </w:numPr>
       </w:pPr>
       <w:r>
-        <w:t xml:space="preserve">DB-13 byStatus is sorted alphabetically</w:t>
+        <w:t xml:space="preserve">DB-13 In Review and Approved coexist as distinct buckets</w:t>
       </w:r>
     </w:p>
     <w:p>
@@ -3531,7 +3531,7 @@
         </w:numPr>
       </w:pPr>
       <w:r>
-        <w:t xml:space="preserve">DB-14 the same status aggregates into one bucket</w:t>
+        <w:t xml:space="preserve">DB-14 the same stage aggregates into one bucket</w:t>
       </w:r>
     </w:p>
     <w:p>
@@ -3543,7 +3543,7 @@
         </w:numPr>
       </w:pPr>
       <w:r>
-        <w:t xml:space="preserve">DB-15 accepts arbitrary (data-driven) status codes</w:t>
+        <w:t xml:space="preserve">DB-15 accepts arbitrary (data-driven) stage keys</w:t>
       </w:r>
     </w:p>
     <w:p>
@@ -3555,7 +3555,7 @@
         </w:numPr>
       </w:pPr>
       <w:r>
-        <w:t xml:space="preserve">DB-16 status counts sum to the total</w:t>
+        <w:t xml:space="preserve">DB-16 stage counts sum to the total</w:t>
       </w:r>
     </w:p>
     <w:p>
@@ -3567,7 +3567,7 @@
         </w:numPr>
       </w:pPr>
       <w:r>
-        <w:t xml:space="preserve">DB-17 a status bucket exists per distinct status</w:t>
+        <w:t xml:space="preserve">DB-17 a bucket exists per distinct stage</w:t>
       </w:r>
     </w:p>
     <w:p>
@@ -4128,7 +4128,7 @@
         </w:numPr>
       </w:pPr>
       <w:r>
-        <w:t xml:space="preserve">counts by status and stage, and sums grand totals per currency exactly</w:t>
+        <w:t xml:space="preserve">counts by stage, and sums grand totals per currency exactly</w:t>
       </w:r>
     </w:p>
     <w:p>
@@ -7287,7 +7287,7 @@
         </w:numPr>
       </w:pPr>
       <w:r>
-        <w:t xml:space="preserve">TC-33 update the status (free reference string)</w:t>
+        <w:t xml:space="preserve">TC-33 update no longer carries a status (workflow stage is the source of truth)</w:t>
       </w:r>
     </w:p>
     <w:p>
@@ -7383,7 +7383,7 @@
         </w:numPr>
       </w:pPr>
       <w:r>
-        <w:t xml:space="preserve">TC-41 accepts a status up to 40 chars</w:t>
+        <w:t xml:space="preserve">TC-41 accepts a name at the 200-char bound</w:t>
       </w:r>
     </w:p>
     <w:p>
@@ -7395,7 +7395,7 @@
         </w:numPr>
       </w:pPr>
       <w:r>
-        <w:t xml:space="preserve">TC-42 rejects a status over 40 chars</w:t>
+        <w:t xml:space="preserve">TC-42 rejects a name over 200 chars</w:t>
       </w:r>
     </w:p>
     <w:p>

--- a/docs/TEST_CASES.docx
+++ b/docs/TEST_CASES.docx
@@ -2,7 +2,7 @@
 <file path=word/document.xml><?xml version="1.0" encoding="utf-8"?>
 <w:document xmlns:w="http://schemas.openxmlformats.org/wordprocessingml/2006/main" xmlns:m="http://schemas.openxmlformats.org/officeDocument/2006/math" xmlns:r="http://schemas.openxmlformats.org/officeDocument/2006/relationships" xmlns:o="urn:schemas-microsoft-com:office:office" xmlns:v="urn:schemas-microsoft-com:vml" xmlns:w10="urn:schemas-microsoft-com:office:word" xmlns:a="http://schemas.openxmlformats.org/drawingml/2006/main" xmlns:pic="http://schemas.openxmlformats.org/drawingml/2006/picture" xmlns:wp="http://schemas.openxmlformats.org/drawingml/2006/wordprocessingDrawing">
   <w:body>
-    <w:bookmarkStart w:id="43" w:name="test-case-catalog-kerdos-cost-reaper"/>
+    <w:bookmarkStart w:id="45" w:name="test-case-catalog-kerdos-cost-reaper"/>
     <w:p>
       <w:pPr>
         <w:pStyle w:val="Heading1"/>
@@ -89,7 +89,7 @@
           <w:b/>
           <w:bCs/>
         </w:rPr>
-        <w:t xml:space="preserve">Total: 833 test cases across 33 suites.</w:t>
+        <w:t xml:space="preserve">Total: 883 test cases across 35 suites.</w:t>
       </w:r>
       <w:r>
         <w:t xml:space="preserve"> </w:t>
@@ -261,7 +261,7 @@
               <w:jc w:val="right"/>
             </w:pPr>
             <w:r>
-              <w:t xml:space="preserve">16</w:t>
+              <w:t xml:space="preserve">18</w:t>
             </w:r>
           </w:p>
         </w:tc>
@@ -1210,6 +1210,84 @@
               <w:pStyle w:val="Compact"/>
             </w:pPr>
             <w:r>
+              <w:t xml:space="preserve">Settings — upload limit (FR-26)</w:t>
+            </w:r>
+          </w:p>
+        </w:tc>
+        <w:tc>
+          <w:tcPr/>
+          <w:p>
+            <w:pPr>
+              <w:pStyle w:val="Compact"/>
+            </w:pPr>
+            <w:r>
+              <w:rPr>
+                <w:rStyle w:val="VerbatimChar"/>
+              </w:rPr>
+              <w:t xml:space="preserve">apps/api/src/modules/settings/settings-card.spec.ts</w:t>
+            </w:r>
+          </w:p>
+        </w:tc>
+        <w:tc>
+          <w:tcPr/>
+          <w:p>
+            <w:pPr>
+              <w:pStyle w:val="Compact"/>
+              <w:jc w:val="right"/>
+            </w:pPr>
+            <w:r>
+              <w:t xml:space="preserve">24</w:t>
+            </w:r>
+          </w:p>
+        </w:tc>
+      </w:tr>
+      <w:tr>
+        <w:tc>
+          <w:tcPr/>
+          <w:p>
+            <w:pPr>
+              <w:pStyle w:val="Compact"/>
+            </w:pPr>
+            <w:r>
+              <w:t xml:space="preserve">SOW template flavors (BR-7)</w:t>
+            </w:r>
+          </w:p>
+        </w:tc>
+        <w:tc>
+          <w:tcPr/>
+          <w:p>
+            <w:pPr>
+              <w:pStyle w:val="Compact"/>
+            </w:pPr>
+            <w:r>
+              <w:rPr>
+                <w:rStyle w:val="VerbatimChar"/>
+              </w:rPr>
+              <w:t xml:space="preserve">apps/api/src/modules/sow/sow-flavor.spec.ts</w:t>
+            </w:r>
+          </w:p>
+        </w:tc>
+        <w:tc>
+          <w:tcPr/>
+          <w:p>
+            <w:pPr>
+              <w:pStyle w:val="Compact"/>
+              <w:jc w:val="right"/>
+            </w:pPr>
+            <w:r>
+              <w:t xml:space="preserve">24</w:t>
+            </w:r>
+          </w:p>
+        </w:tc>
+      </w:tr>
+      <w:tr>
+        <w:tc>
+          <w:tcPr/>
+          <w:p>
+            <w:pPr>
+              <w:pStyle w:val="Compact"/>
+            </w:pPr>
+            <w:r>
               <w:t xml:space="preserve">SOW milestone schedule</w:t>
             </w:r>
           </w:p>
@@ -1550,7 +1628,7 @@
                 <w:b/>
                 <w:bCs/>
               </w:rPr>
-              <w:t xml:space="preserve">833</w:t>
+              <w:t xml:space="preserve">883</w:t>
             </w:r>
           </w:p>
         </w:tc>
@@ -1611,7 +1689,7 @@
           <w:i/>
           <w:iCs/>
         </w:rPr>
-        <w:t xml:space="preserve">— 16 cases</w:t>
+        <w:t xml:space="preserve">— 18 cases</w:t>
       </w:r>
     </w:p>
     <w:p>
@@ -1808,6 +1886,30 @@
     </w:p>
     <w:p>
       <w:pPr>
+        <w:pStyle w:val="Compact"/>
+        <w:numPr>
+          <w:ilvl w:val="0"/>
+          <w:numId w:val="1002"/>
+        </w:numPr>
+      </w:pPr>
+      <w:r>
+        <w:t xml:space="preserve">AU-17 allows a null IP and location (captured best-effort)</w:t>
+      </w:r>
+    </w:p>
+    <w:p>
+      <w:pPr>
+        <w:pStyle w:val="Compact"/>
+        <w:numPr>
+          <w:ilvl w:val="0"/>
+          <w:numId w:val="1002"/>
+        </w:numPr>
+      </w:pPr>
+      <w:r>
+        <w:t xml:space="preserve">AU-18 rejects a missing ipAddress field</w:t>
+      </w:r>
+    </w:p>
+    <w:p>
+      <w:pPr>
         <w:pStyle w:val="FirstParagraph"/>
       </w:pPr>
       <w:r>
@@ -4299,7 +4401,7 @@
         </w:numPr>
       </w:pPr>
       <w:r>
-        <w:t xml:space="preserve">DOC-06 the upload limit is 10 MB</w:t>
+        <w:t xml:space="preserve">DOC-06 the hard upload ceiling is 100 MB</w:t>
       </w:r>
     </w:p>
     <w:bookmarkEnd w:id="20"/>
@@ -11185,13 +11287,13 @@
       </w:r>
     </w:p>
     <w:bookmarkEnd w:id="34"/>
-    <w:bookmarkStart w:id="35" w:name="sow-milestone-schedule"/>
+    <w:bookmarkStart w:id="35" w:name="settings-upload-limit-fr-26"/>
     <w:p>
       <w:pPr>
         <w:pStyle w:val="Heading2"/>
       </w:pPr>
       <w:r>
-        <w:t xml:space="preserve">SOW milestone schedule</w:t>
+        <w:t xml:space="preserve">Settings — upload limit (FR-26)</w:t>
       </w:r>
     </w:p>
     <w:p>
@@ -11218,7 +11320,7 @@
           <w:i/>
           <w:iCs/>
         </w:rPr>
-        <w:t xml:space="preserve">apps/api/src/modules/sow/sow-milestones.spec.ts</w:t>
+        <w:t xml:space="preserve">apps/api/src/modules/settings/settings-card.spec.ts</w:t>
       </w:r>
       <w:r>
         <w:rPr>
@@ -11232,7 +11334,7 @@
           <w:i/>
           <w:iCs/>
         </w:rPr>
-        <w:t xml:space="preserve">— 14 cases</w:t>
+        <w:t xml:space="preserve">— 24 cases</w:t>
       </w:r>
     </w:p>
     <w:p>
@@ -11244,7 +11346,7 @@
           <w:b/>
           <w:bCs/>
         </w:rPr>
-        <w:t xml:space="preserve">SOW milestone schedule = cost per SDLC phase</w:t>
+        <w:t xml:space="preserve">Settings · upload-limit constants</w:t>
       </w:r>
     </w:p>
     <w:p>
@@ -11256,7 +11358,7 @@
         </w:numPr>
       </w:pPr>
       <w:r>
-        <w:t xml:space="preserve">MS-01 each tagged phase becomes a milestone with its one-time fee</w:t>
+        <w:t xml:space="preserve">ST-01 the hard ceiling is 100 MB</w:t>
       </w:r>
     </w:p>
     <w:p>
@@ -11268,7 +11370,7 @@
         </w:numPr>
       </w:pPr>
       <w:r>
-        <w:t xml:space="preserve">MS-02 the milestone fee is qty × base for the phase</w:t>
+        <w:t xml:space="preserve">ST-02 the default limit is 100 MB</w:t>
       </w:r>
     </w:p>
     <w:p>
@@ -11280,7 +11382,7 @@
         </w:numPr>
       </w:pPr>
       <w:r>
-        <w:t xml:space="preserve">MS-03 multiple lines in the same phase aggregate into one milestone</w:t>
+        <w:t xml:space="preserve">ST-03 MAX_DOCUMENT_BYTES is 100 MB in bytes</w:t>
       </w:r>
     </w:p>
     <w:p>
@@ -11292,202 +11394,19 @@
         </w:numPr>
       </w:pPr>
       <w:r>
-        <w:t xml:space="preserve">MS-04 milestones list in SDLC lifecycle order</w:t>
-      </w:r>
-    </w:p>
-    <w:p>
-      <w:pPr>
-        <w:pStyle w:val="Compact"/>
-        <w:numPr>
-          <w:ilvl w:val="0"/>
-          <w:numId w:val="1085"/>
-        </w:numPr>
-      </w:pPr>
-      <w:r>
-        <w:t xml:space="preserve">MS-05 untagged lines roll up under an</w:t>
-      </w:r>
-      <w:r>
-        <w:t xml:space="preserve"> </w:t>
-      </w:r>
-      <w:r>
-        <w:t xml:space="preserve">“Unassigned”</w:t>
-      </w:r>
-      <w:r>
-        <w:t xml:space="preserve"> </w:t>
-      </w:r>
-      <w:r>
-        <w:t xml:space="preserve">milestone, listed last</w:t>
-      </w:r>
-    </w:p>
-    <w:p>
-      <w:pPr>
-        <w:pStyle w:val="Compact"/>
-        <w:numPr>
-          <w:ilvl w:val="0"/>
-          <w:numId w:val="1085"/>
-        </w:numPr>
-      </w:pPr>
-      <w:r>
-        <w:t xml:space="preserve">MS-06 the milestone fees sum to the one-time subtotal (the milestone total)</w:t>
-      </w:r>
-    </w:p>
-    <w:p>
-      <w:pPr>
-        <w:pStyle w:val="Compact"/>
-        <w:numPr>
-          <w:ilvl w:val="0"/>
-          <w:numId w:val="1085"/>
-        </w:numPr>
-      </w:pPr>
-      <w:r>
-        <w:t xml:space="preserve">MS-07 a recurring-only phase has a ZERO one-time milestone fee (billed on cadence, not a milestone)</w:t>
-      </w:r>
-    </w:p>
-    <w:p>
-      <w:pPr>
-        <w:pStyle w:val="Compact"/>
-        <w:numPr>
-          <w:ilvl w:val="0"/>
-          <w:numId w:val="1085"/>
-        </w:numPr>
-      </w:pPr>
-      <w:r>
-        <w:t xml:space="preserve">MS-08 a phase mixing one-time + monthly splits the milestone fee from the recurring</w:t>
-      </w:r>
-    </w:p>
-    <w:p>
-      <w:pPr>
-        <w:pStyle w:val="Compact"/>
-        <w:numPr>
-          <w:ilvl w:val="0"/>
-          <w:numId w:val="1085"/>
-        </w:numPr>
-      </w:pPr>
-      <w:r>
-        <w:t xml:space="preserve">MS-09 a yearly-billed phase annualizes (monthly = yearly ÷ 12), one-time stays 0</w:t>
-      </w:r>
-    </w:p>
-    <w:p>
-      <w:pPr>
-        <w:pStyle w:val="Compact"/>
-        <w:numPr>
-          <w:ilvl w:val="0"/>
-          <w:numId w:val="1085"/>
-        </w:numPr>
-      </w:pPr>
-      <w:r>
-        <w:t xml:space="preserve">MS-10 the milestone fee INCLUDES the upcharge (post-markup)</w:t>
-      </w:r>
-    </w:p>
-    <w:p>
-      <w:pPr>
-        <w:pStyle w:val="Compact"/>
-        <w:numPr>
-          <w:ilvl w:val="0"/>
-          <w:numId w:val="1085"/>
-        </w:numPr>
-      </w:pPr>
-      <w:r>
-        <w:t xml:space="preserve">MS-11 a per-line upcharge override flows into that phase milestone fee</w:t>
-      </w:r>
-    </w:p>
-    <w:p>
-      <w:pPr>
-        <w:pStyle w:val="Compact"/>
-        <w:numPr>
-          <w:ilvl w:val="0"/>
-          <w:numId w:val="1085"/>
-        </w:numPr>
-      </w:pPr>
-      <w:r>
-        <w:t xml:space="preserve">MS-12 contingency is EXCLUDED from milestone fees (carried in the grand total)</w:t>
-      </w:r>
-    </w:p>
-    <w:p>
-      <w:pPr>
-        <w:pStyle w:val="Compact"/>
-        <w:numPr>
-          <w:ilvl w:val="0"/>
-          <w:numId w:val="1085"/>
-        </w:numPr>
-      </w:pPr>
-      <w:r>
-        <w:t xml:space="preserve">MS-13 an estimate with no lines has no milestones</w:t>
-      </w:r>
-    </w:p>
-    <w:p>
-      <w:pPr>
-        <w:pStyle w:val="Compact"/>
-        <w:numPr>
-          <w:ilvl w:val="0"/>
-          <w:numId w:val="1085"/>
-        </w:numPr>
-      </w:pPr>
-      <w:r>
-        <w:t xml:space="preserve">MS-14 a full phased build produces one milestone per phase with correct fees</w:t>
-      </w:r>
-    </w:p>
-    <w:bookmarkEnd w:id="35"/>
-    <w:bookmarkStart w:id="36" w:name="users-roles-rbac"/>
-    <w:p>
-      <w:pPr>
-        <w:pStyle w:val="Heading2"/>
-      </w:pPr>
-      <w:r>
-        <w:t xml:space="preserve">Users &amp; Roles (RBAC)</w:t>
+        <w:t xml:space="preserve">ST-04 MAX_DOCUMENT_BYTES equals the hard ceiling in bytes</w:t>
       </w:r>
     </w:p>
     <w:p>
       <w:pPr>
         <w:pStyle w:val="FirstParagraph"/>
-      </w:pPr>
-      <w:r>
-        <w:rPr>
-          <w:i/>
-          <w:iCs/>
-        </w:rPr>
-        <w:t xml:space="preserve">Source:</w:t>
-      </w:r>
-      <w:r>
-        <w:rPr>
-          <w:i/>
-          <w:iCs/>
-        </w:rPr>
-        <w:t xml:space="preserve"> </w:t>
-      </w:r>
-      <w:r>
-        <w:rPr>
-          <w:rStyle w:val="VerbatimChar"/>
-          <w:i/>
-          <w:iCs/>
-        </w:rPr>
-        <w:t xml:space="preserve">apps/api/src/modules/users/users-rbac-card.spec.ts</w:t>
-      </w:r>
-      <w:r>
-        <w:rPr>
-          <w:i/>
-          <w:iCs/>
-        </w:rPr>
-        <w:t xml:space="preserve"> </w:t>
-      </w:r>
-      <w:r>
-        <w:rPr>
-          <w:i/>
-          <w:iCs/>
-        </w:rPr>
-        <w:t xml:space="preserve">— 52 cases</w:t>
-      </w:r>
-    </w:p>
-    <w:p>
-      <w:pPr>
-        <w:pStyle w:val="BodyText"/>
       </w:pPr>
       <w:r>
         <w:rPr>
           <w:b/>
           <w:bCs/>
         </w:rPr>
-        <w:t xml:space="preserve">Roles · the Role enum (FR-2, FR-26)</w:t>
+        <w:t xml:space="preserve">Settings · update-limit request</w:t>
       </w:r>
     </w:p>
     <w:p>
@@ -11499,7 +11418,7 @@
         </w:numPr>
       </w:pPr>
       <w:r>
-        <w:t xml:space="preserve">TC-01 ADMIN is a valid role</w:t>
+        <w:t xml:space="preserve">ST-05 accepts 100 (the ceiling)</w:t>
       </w:r>
     </w:p>
     <w:p>
@@ -11511,7 +11430,7 @@
         </w:numPr>
       </w:pPr>
       <w:r>
-        <w:t xml:space="preserve">TC-02 ESTIMATOR is a valid role</w:t>
+        <w:t xml:space="preserve">ST-06 accepts 1 (the floor)</w:t>
       </w:r>
     </w:p>
     <w:p>
@@ -11523,7 +11442,7 @@
         </w:numPr>
       </w:pPr>
       <w:r>
-        <w:t xml:space="preserve">TC-03 VIEWER is a valid role</w:t>
+        <w:t xml:space="preserve">ST-07 accepts a mid value (25)</w:t>
       </w:r>
     </w:p>
     <w:p>
@@ -11535,7 +11454,7 @@
         </w:numPr>
       </w:pPr>
       <w:r>
-        <w:t xml:space="preserve">TC-04 GM is a valid role (the approver role)</w:t>
+        <w:t xml:space="preserve">ST-08 rejects 0</w:t>
       </w:r>
     </w:p>
     <w:p>
@@ -11547,7 +11466,7 @@
         </w:numPr>
       </w:pPr>
       <w:r>
-        <w:t xml:space="preserve">TC-05 the enum has exactly the four known roles</w:t>
+        <w:t xml:space="preserve">ST-09 rejects a negative</w:t>
       </w:r>
     </w:p>
     <w:p>
@@ -11559,7 +11478,7 @@
         </w:numPr>
       </w:pPr>
       <w:r>
-        <w:t xml:space="preserve">TC-06 an unknown role is rejected</w:t>
+        <w:t xml:space="preserve">ST-10 rejects above the ceiling (101)</w:t>
       </w:r>
     </w:p>
     <w:p>
@@ -11571,7 +11490,7 @@
         </w:numPr>
       </w:pPr>
       <w:r>
-        <w:t xml:space="preserve">TC-07 a lowercase role is rejected</w:t>
+        <w:t xml:space="preserve">ST-11 rejects a large value (1000)</w:t>
       </w:r>
     </w:p>
     <w:p>
@@ -11583,7 +11502,43 @@
         </w:numPr>
       </w:pPr>
       <w:r>
-        <w:t xml:space="preserve">TC-08 an empty role is rejected</w:t>
+        <w:t xml:space="preserve">ST-12 rejects a non-integer (1.5)</w:t>
+      </w:r>
+    </w:p>
+    <w:p>
+      <w:pPr>
+        <w:pStyle w:val="Compact"/>
+        <w:numPr>
+          <w:ilvl w:val="0"/>
+          <w:numId w:val="1086"/>
+        </w:numPr>
+      </w:pPr>
+      <w:r>
+        <w:t xml:space="preserve">ST-13 rejects a string</w:t>
+      </w:r>
+    </w:p>
+    <w:p>
+      <w:pPr>
+        <w:pStyle w:val="Compact"/>
+        <w:numPr>
+          <w:ilvl w:val="0"/>
+          <w:numId w:val="1086"/>
+        </w:numPr>
+      </w:pPr>
+      <w:r>
+        <w:t xml:space="preserve">ST-14 rejects a missing field</w:t>
+      </w:r>
+    </w:p>
+    <w:p>
+      <w:pPr>
+        <w:pStyle w:val="Compact"/>
+        <w:numPr>
+          <w:ilvl w:val="0"/>
+          <w:numId w:val="1086"/>
+        </w:numPr>
+      </w:pPr>
+      <w:r>
+        <w:t xml:space="preserve">ST-15 ignores extra keys (strips them)</w:t>
       </w:r>
     </w:p>
     <w:p>
@@ -11595,7 +11550,7 @@
           <w:b/>
           <w:bCs/>
         </w:rPr>
-        <w:t xml:space="preserve">Users · create contract — valid + defaults</w:t>
+        <w:t xml:space="preserve">Settings · upload-limit DTO</w:t>
       </w:r>
     </w:p>
     <w:p>
@@ -11607,7 +11562,7 @@
         </w:numPr>
       </w:pPr>
       <w:r>
-        <w:t xml:space="preserve">TC-09 minimal create (email + password) is valid</w:t>
+        <w:t xml:space="preserve">ST-16 accepts a valid limit</w:t>
       </w:r>
     </w:p>
     <w:p>
@@ -11619,7 +11574,7 @@
         </w:numPr>
       </w:pPr>
       <w:r>
-        <w:t xml:space="preserve">TC-10 role defaults to ESTIMATOR</w:t>
+        <w:t xml:space="preserve">ST-17 rejects 0</w:t>
       </w:r>
     </w:p>
     <w:p>
@@ -11631,7 +11586,7 @@
         </w:numPr>
       </w:pPr>
       <w:r>
-        <w:t xml:space="preserve">TC-11 create an ADMIN</w:t>
+        <w:t xml:space="preserve">ST-18 rejects above the ceiling</w:t>
       </w:r>
     </w:p>
     <w:p>
@@ -11643,7 +11598,7 @@
         </w:numPr>
       </w:pPr>
       <w:r>
-        <w:t xml:space="preserve">TC-12 create a GM</w:t>
+        <w:t xml:space="preserve">ST-19 rejects a non-integer</w:t>
       </w:r>
     </w:p>
     <w:p>
@@ -11655,55 +11610,7 @@
         </w:numPr>
       </w:pPr>
       <w:r>
-        <w:t xml:space="preserve">TC-13 create a VIEWER</w:t>
-      </w:r>
-    </w:p>
-    <w:p>
-      <w:pPr>
-        <w:pStyle w:val="Compact"/>
-        <w:numPr>
-          <w:ilvl w:val="0"/>
-          <w:numId w:val="1087"/>
-        </w:numPr>
-      </w:pPr>
-      <w:r>
-        <w:t xml:space="preserve">TC-14 accepts a display name</w:t>
-      </w:r>
-    </w:p>
-    <w:p>
-      <w:pPr>
-        <w:pStyle w:val="Compact"/>
-        <w:numPr>
-          <w:ilvl w:val="0"/>
-          <w:numId w:val="1087"/>
-        </w:numPr>
-      </w:pPr>
-      <w:r>
-        <w:t xml:space="preserve">TC-15 accepts an exactly-8-char password</w:t>
-      </w:r>
-    </w:p>
-    <w:p>
-      <w:pPr>
-        <w:pStyle w:val="Compact"/>
-        <w:numPr>
-          <w:ilvl w:val="0"/>
-          <w:numId w:val="1087"/>
-        </w:numPr>
-      </w:pPr>
-      <w:r>
-        <w:t xml:space="preserve">TC-16 accepts a 120-char display name</w:t>
-      </w:r>
-    </w:p>
-    <w:p>
-      <w:pPr>
-        <w:pStyle w:val="Compact"/>
-        <w:numPr>
-          <w:ilvl w:val="0"/>
-          <w:numId w:val="1087"/>
-        </w:numPr>
-      </w:pPr>
-      <w:r>
-        <w:t xml:space="preserve">TC-17 accepts a plus-addressed email</w:t>
+        <w:t xml:space="preserve">ST-20 rejects a missing field</w:t>
       </w:r>
     </w:p>
     <w:p>
@@ -11715,7 +11622,7 @@
           <w:b/>
           <w:bCs/>
         </w:rPr>
-        <w:t xml:space="preserve">Users · create contract — rejected</w:t>
+        <w:t xml:space="preserve">Settings · settings.manage permission (FR-30)</w:t>
       </w:r>
     </w:p>
     <w:p>
@@ -11727,7 +11634,7 @@
         </w:numPr>
       </w:pPr>
       <w:r>
-        <w:t xml:space="preserve">TC-18 rejects a missing email</w:t>
+        <w:t xml:space="preserve">ST-21 settings.manage is a catalog permission key</w:t>
       </w:r>
     </w:p>
     <w:p>
@@ -11739,7 +11646,7 @@
         </w:numPr>
       </w:pPr>
       <w:r>
-        <w:t xml:space="preserve">TC-19 rejects an invalid email</w:t>
+        <w:t xml:space="preserve">ST-22 settings.manage has a catalog entry</w:t>
       </w:r>
     </w:p>
     <w:p>
@@ -11751,7 +11658,7 @@
         </w:numPr>
       </w:pPr>
       <w:r>
-        <w:t xml:space="preserve">TC-20 rejects a missing password</w:t>
+        <w:t xml:space="preserve">ST-23 settings.manage is grouped under Administration</w:t>
       </w:r>
     </w:p>
     <w:p>
@@ -11763,67 +11670,70 @@
         </w:numPr>
       </w:pPr>
       <w:r>
-        <w:t xml:space="preserve">TC-21 rejects a password under 8 chars</w:t>
-      </w:r>
-    </w:p>
-    <w:p>
-      <w:pPr>
-        <w:pStyle w:val="Compact"/>
-        <w:numPr>
-          <w:ilvl w:val="0"/>
-          <w:numId w:val="1088"/>
-        </w:numPr>
-      </w:pPr>
-      <w:r>
-        <w:t xml:space="preserve">TC-22 rejects a malformed role code (membership is validated server-side, FR-30)</w:t>
-      </w:r>
-    </w:p>
-    <w:p>
-      <w:pPr>
-        <w:pStyle w:val="Compact"/>
-        <w:numPr>
-          <w:ilvl w:val="0"/>
-          <w:numId w:val="1088"/>
-        </w:numPr>
-      </w:pPr>
-      <w:r>
-        <w:t xml:space="preserve">TC-23 rejects an empty display name</w:t>
-      </w:r>
-    </w:p>
-    <w:p>
-      <w:pPr>
-        <w:pStyle w:val="Compact"/>
-        <w:numPr>
-          <w:ilvl w:val="0"/>
-          <w:numId w:val="1088"/>
-        </w:numPr>
-      </w:pPr>
-      <w:r>
-        <w:t xml:space="preserve">TC-24 rejects a display name over 120 chars</w:t>
-      </w:r>
-    </w:p>
-    <w:p>
-      <w:pPr>
-        <w:pStyle w:val="Compact"/>
-        <w:numPr>
-          <w:ilvl w:val="0"/>
-          <w:numId w:val="1088"/>
-        </w:numPr>
-      </w:pPr>
-      <w:r>
-        <w:t xml:space="preserve">TC-25 rejects an email without a domain</w:t>
+        <w:t xml:space="preserve">ST-24 the wildcard is not settings.manage</w:t>
+      </w:r>
+    </w:p>
+    <w:bookmarkEnd w:id="35"/>
+    <w:bookmarkStart w:id="36" w:name="sow-template-flavors-br-7"/>
+    <w:p>
+      <w:pPr>
+        <w:pStyle w:val="Heading2"/>
+      </w:pPr>
+      <w:r>
+        <w:t xml:space="preserve">SOW template flavors (BR-7)</w:t>
       </w:r>
     </w:p>
     <w:p>
       <w:pPr>
         <w:pStyle w:val="FirstParagraph"/>
+      </w:pPr>
+      <w:r>
+        <w:rPr>
+          <w:i/>
+          <w:iCs/>
+        </w:rPr>
+        <w:t xml:space="preserve">Source:</w:t>
+      </w:r>
+      <w:r>
+        <w:rPr>
+          <w:i/>
+          <w:iCs/>
+        </w:rPr>
+        <w:t xml:space="preserve"> </w:t>
+      </w:r>
+      <w:r>
+        <w:rPr>
+          <w:rStyle w:val="VerbatimChar"/>
+          <w:i/>
+          <w:iCs/>
+        </w:rPr>
+        <w:t xml:space="preserve">apps/api/src/modules/sow/sow-flavor.spec.ts</w:t>
+      </w:r>
+      <w:r>
+        <w:rPr>
+          <w:i/>
+          <w:iCs/>
+        </w:rPr>
+        <w:t xml:space="preserve"> </w:t>
+      </w:r>
+      <w:r>
+        <w:rPr>
+          <w:i/>
+          <w:iCs/>
+        </w:rPr>
+        <w:t xml:space="preserve">— 24 cases</w:t>
+      </w:r>
+    </w:p>
+    <w:p>
+      <w:pPr>
+        <w:pStyle w:val="BodyText"/>
       </w:pPr>
       <w:r>
         <w:rPr>
           <w:b/>
           <w:bCs/>
         </w:rPr>
-        <w:t xml:space="preserve">Users · update contract (admin edits, FR-26)</w:t>
+        <w:t xml:space="preserve">SOW flavor · enum</w:t>
       </w:r>
     </w:p>
     <w:p>
@@ -11835,7 +11745,7 @@
         </w:numPr>
       </w:pPr>
       <w:r>
-        <w:t xml:space="preserve">TC-26 an empty update is valid</w:t>
+        <w:t xml:space="preserve">FL-01 accepts every flavor</w:t>
       </w:r>
     </w:p>
     <w:p>
@@ -11847,7 +11757,7 @@
         </w:numPr>
       </w:pPr>
       <w:r>
-        <w:t xml:space="preserve">TC-27 change role to ADMIN</w:t>
+        <w:t xml:space="preserve">FL-02 rejects an unknown flavor</w:t>
       </w:r>
     </w:p>
     <w:p>
@@ -11859,7 +11769,7 @@
         </w:numPr>
       </w:pPr>
       <w:r>
-        <w:t xml:space="preserve">TC-28 change role to GM</w:t>
+        <w:t xml:space="preserve">FL-03 rejects a lowercase flavor</w:t>
       </w:r>
     </w:p>
     <w:p>
@@ -11871,91 +11781,7 @@
         </w:numPr>
       </w:pPr>
       <w:r>
-        <w:t xml:space="preserve">TC-29 change role to VIEWER</w:t>
-      </w:r>
-    </w:p>
-    <w:p>
-      <w:pPr>
-        <w:pStyle w:val="Compact"/>
-        <w:numPr>
-          <w:ilvl w:val="0"/>
-          <w:numId w:val="1089"/>
-        </w:numPr>
-      </w:pPr>
-      <w:r>
-        <w:t xml:space="preserve">TC-30 deactivate an account</w:t>
-      </w:r>
-    </w:p>
-    <w:p>
-      <w:pPr>
-        <w:pStyle w:val="Compact"/>
-        <w:numPr>
-          <w:ilvl w:val="0"/>
-          <w:numId w:val="1089"/>
-        </w:numPr>
-      </w:pPr>
-      <w:r>
-        <w:t xml:space="preserve">TC-31 reactivate an account</w:t>
-      </w:r>
-    </w:p>
-    <w:p>
-      <w:pPr>
-        <w:pStyle w:val="Compact"/>
-        <w:numPr>
-          <w:ilvl w:val="0"/>
-          <w:numId w:val="1089"/>
-        </w:numPr>
-      </w:pPr>
-      <w:r>
-        <w:t xml:space="preserve">TC-32 rename the display name</w:t>
-      </w:r>
-    </w:p>
-    <w:p>
-      <w:pPr>
-        <w:pStyle w:val="Compact"/>
-        <w:numPr>
-          <w:ilvl w:val="0"/>
-          <w:numId w:val="1089"/>
-        </w:numPr>
-      </w:pPr>
-      <w:r>
-        <w:t xml:space="preserve">TC-33 change role and active together</w:t>
-      </w:r>
-    </w:p>
-    <w:p>
-      <w:pPr>
-        <w:pStyle w:val="Compact"/>
-        <w:numPr>
-          <w:ilvl w:val="0"/>
-          <w:numId w:val="1089"/>
-        </w:numPr>
-      </w:pPr>
-      <w:r>
-        <w:t xml:space="preserve">TC-34 rejects a malformed role code on update (membership server-side, FR-30)</w:t>
-      </w:r>
-    </w:p>
-    <w:p>
-      <w:pPr>
-        <w:pStyle w:val="Compact"/>
-        <w:numPr>
-          <w:ilvl w:val="0"/>
-          <w:numId w:val="1089"/>
-        </w:numPr>
-      </w:pPr>
-      <w:r>
-        <w:t xml:space="preserve">TC-35 rejects an empty display name on update</w:t>
-      </w:r>
-    </w:p>
-    <w:p>
-      <w:pPr>
-        <w:pStyle w:val="Compact"/>
-        <w:numPr>
-          <w:ilvl w:val="0"/>
-          <w:numId w:val="1089"/>
-        </w:numPr>
-      </w:pPr>
-      <w:r>
-        <w:t xml:space="preserve">TC-36 rejects a non-boolean isActive</w:t>
+        <w:t xml:space="preserve">FL-04 has exactly the four flavors</w:t>
       </w:r>
     </w:p>
     <w:p>
@@ -11967,7 +11793,7 @@
           <w:b/>
           <w:bCs/>
         </w:rPr>
-        <w:t xml:space="preserve">Auth · login contract (FR-1)</w:t>
+        <w:t xml:space="preserve">SOW flavor · catalog (SOW_FLAVORS)</w:t>
       </w:r>
     </w:p>
     <w:p>
@@ -11979,7 +11805,7 @@
         </w:numPr>
       </w:pPr>
       <w:r>
-        <w:t xml:space="preserve">TC-37 valid login</w:t>
+        <w:t xml:space="preserve">FL-05 lists all four flavors</w:t>
       </w:r>
     </w:p>
     <w:p>
@@ -11991,7 +11817,7 @@
         </w:numPr>
       </w:pPr>
       <w:r>
-        <w:t xml:space="preserve">TC-38 rejects a missing password</w:t>
+        <w:t xml:space="preserve">FL-06 catalog keys match the enum</w:t>
       </w:r>
     </w:p>
     <w:p>
@@ -12003,7 +11829,7 @@
         </w:numPr>
       </w:pPr>
       <w:r>
-        <w:t xml:space="preserve">TC-39 rejects an empty password</w:t>
+        <w:t xml:space="preserve">FL-07 every entry has a label and description</w:t>
       </w:r>
     </w:p>
     <w:p>
@@ -12015,7 +11841,7 @@
         </w:numPr>
       </w:pPr>
       <w:r>
-        <w:t xml:space="preserve">TC-40 rejects an invalid email</w:t>
+        <w:t xml:space="preserve">FL-08 keys are unique</w:t>
       </w:r>
     </w:p>
     <w:p>
@@ -12027,7 +11853,7 @@
         </w:numPr>
       </w:pPr>
       <w:r>
-        <w:t xml:space="preserve">TC-41 login does not enforce the 8-char min (that is for sign-up)</w:t>
+        <w:t xml:space="preserve">FL-09 every catalog key is a valid flavor</w:t>
       </w:r>
     </w:p>
     <w:p>
@@ -12039,7 +11865,7 @@
           <w:b/>
           <w:bCs/>
         </w:rPr>
-        <w:t xml:space="preserve">Auth · self-registration contract (FR-1)</w:t>
+        <w:t xml:space="preserve">SOW flavor · create request</w:t>
       </w:r>
     </w:p>
     <w:p>
@@ -12051,7 +11877,7 @@
         </w:numPr>
       </w:pPr>
       <w:r>
-        <w:t xml:space="preserve">TC-42 valid registration</w:t>
+        <w:t xml:space="preserve">FL-10 valid with a flavor</w:t>
       </w:r>
     </w:p>
     <w:p>
@@ -12063,7 +11889,7 @@
         </w:numPr>
       </w:pPr>
       <w:r>
-        <w:t xml:space="preserve">TC-43 accepts an optional display name</w:t>
+        <w:t xml:space="preserve">FL-11 valid without a flavor (optional)</w:t>
       </w:r>
     </w:p>
     <w:p>
@@ -12075,7 +11901,7 @@
         </w:numPr>
       </w:pPr>
       <w:r>
-        <w:t xml:space="preserve">TC-44 rejects a password under 8 chars</w:t>
+        <w:t xml:space="preserve">FL-12 rejects an unknown flavor</w:t>
       </w:r>
     </w:p>
     <w:p>
@@ -12087,7 +11913,7 @@
         </w:numPr>
       </w:pPr>
       <w:r>
-        <w:t xml:space="preserve">TC-45 rejects an invalid email</w:t>
+        <w:t xml:space="preserve">FL-13 still requires the estimateId</w:t>
       </w:r>
     </w:p>
     <w:p>
@@ -12099,7 +11925,19 @@
         </w:numPr>
       </w:pPr>
       <w:r>
-        <w:t xml:space="preserve">TC-46 registration carries no role field (least privilege assigned server-side)</w:t>
+        <w:t xml:space="preserve">FL-14 rejects a non-uuid estimateId</w:t>
+      </w:r>
+    </w:p>
+    <w:p>
+      <w:pPr>
+        <w:pStyle w:val="Compact"/>
+        <w:numPr>
+          <w:ilvl w:val="0"/>
+          <w:numId w:val="1091"/>
+        </w:numPr>
+      </w:pPr>
+      <w:r>
+        <w:t xml:space="preserve">FL-15 each flavor is accepted</w:t>
       </w:r>
     </w:p>
     <w:p>
@@ -12111,7 +11949,7 @@
           <w:b/>
           <w:bCs/>
         </w:rPr>
-        <w:t xml:space="preserve">RBAC · role-string round-trips (used by guards &amp; reference data)</w:t>
+        <w:t xml:space="preserve">SOW flavor · SOW DTO carries the flavor</w:t>
       </w:r>
     </w:p>
     <w:p>
@@ -12123,7 +11961,7 @@
         </w:numPr>
       </w:pPr>
       <w:r>
-        <w:t xml:space="preserve">TC-47 ADMIN round-trips through the enum</w:t>
+        <w:t xml:space="preserve">FL-16 the DTO schema has a flavor field</w:t>
       </w:r>
     </w:p>
     <w:p>
@@ -12135,118 +11973,19 @@
         </w:numPr>
       </w:pPr>
       <w:r>
-        <w:t xml:space="preserve">TC-48 GM round-trips through the enum</w:t>
-      </w:r>
-    </w:p>
-    <w:p>
-      <w:pPr>
-        <w:pStyle w:val="Compact"/>
-        <w:numPr>
-          <w:ilvl w:val="0"/>
-          <w:numId w:val="1092"/>
-        </w:numPr>
-      </w:pPr>
-      <w:r>
-        <w:t xml:space="preserve">TC-49 a create with each role parses</w:t>
-      </w:r>
-    </w:p>
-    <w:p>
-      <w:pPr>
-        <w:pStyle w:val="Compact"/>
-        <w:numPr>
-          <w:ilvl w:val="0"/>
-          <w:numId w:val="1092"/>
-        </w:numPr>
-      </w:pPr>
-      <w:r>
-        <w:t xml:space="preserve">TC-50 an update to each role parses</w:t>
-      </w:r>
-    </w:p>
-    <w:p>
-      <w:pPr>
-        <w:pStyle w:val="Compact"/>
-        <w:numPr>
-          <w:ilvl w:val="0"/>
-          <w:numId w:val="1092"/>
-        </w:numPr>
-      </w:pPr>
-      <w:r>
-        <w:t xml:space="preserve">TC-51 whitespace role is rejected</w:t>
-      </w:r>
-    </w:p>
-    <w:p>
-      <w:pPr>
-        <w:pStyle w:val="Compact"/>
-        <w:numPr>
-          <w:ilvl w:val="0"/>
-          <w:numId w:val="1092"/>
-        </w:numPr>
-      </w:pPr>
-      <w:r>
-        <w:t xml:space="preserve">TC-52 numeric role is rejected</w:t>
-      </w:r>
-    </w:p>
-    <w:bookmarkEnd w:id="36"/>
-    <w:bookmarkStart w:id="37" w:name="checklist-rule-sets-card"/>
-    <w:p>
-      <w:pPr>
-        <w:pStyle w:val="Heading2"/>
-      </w:pPr>
-      <w:r>
-        <w:t xml:space="preserve">Checklist rule sets card</w:t>
+        <w:t xml:space="preserve">FL-17 the DTO flavor validates against the enum</w:t>
       </w:r>
     </w:p>
     <w:p>
       <w:pPr>
         <w:pStyle w:val="FirstParagraph"/>
-      </w:pPr>
-      <w:r>
-        <w:rPr>
-          <w:i/>
-          <w:iCs/>
-        </w:rPr>
-        <w:t xml:space="preserve">Source:</w:t>
-      </w:r>
-      <w:r>
-        <w:rPr>
-          <w:i/>
-          <w:iCs/>
-        </w:rPr>
-        <w:t xml:space="preserve"> </w:t>
-      </w:r>
-      <w:r>
-        <w:rPr>
-          <w:rStyle w:val="VerbatimChar"/>
-          <w:i/>
-          <w:iCs/>
-        </w:rPr>
-        <w:t xml:space="preserve">apps/api/src/modules/workflow/checklist-rule-sets.spec.ts</w:t>
-      </w:r>
-      <w:r>
-        <w:rPr>
-          <w:i/>
-          <w:iCs/>
-        </w:rPr>
-        <w:t xml:space="preserve"> </w:t>
-      </w:r>
-      <w:r>
-        <w:rPr>
-          <w:i/>
-          <w:iCs/>
-        </w:rPr>
-        <w:t xml:space="preserve">— 61 cases</w:t>
-      </w:r>
-    </w:p>
-    <w:p>
-      <w:pPr>
-        <w:pStyle w:val="BodyText"/>
       </w:pPr>
       <w:r>
         <w:rPr>
           <w:b/>
           <w:bCs/>
         </w:rPr>
-        <w:t xml:space="preserve">Rule sets · severity enum</w:t>
+        <w:t xml:space="preserve">SOW flavor · line-item rows (SowLineItemDto)</w:t>
       </w:r>
     </w:p>
     <w:p>
@@ -12258,7 +11997,7 @@
         </w:numPr>
       </w:pPr>
       <w:r>
-        <w:t xml:space="preserve">CS-01 BLOCKER is valid</w:t>
+        <w:t xml:space="preserve">FL-18 a LABOR row is valid</w:t>
       </w:r>
     </w:p>
     <w:p>
@@ -12270,7 +12009,7 @@
         </w:numPr>
       </w:pPr>
       <w:r>
-        <w:t xml:space="preserve">CS-02 WARNING is valid</w:t>
+        <w:t xml:space="preserve">FL-19 a NONLABOR row is valid</w:t>
       </w:r>
     </w:p>
     <w:p>
@@ -12282,7 +12021,7 @@
         </w:numPr>
       </w:pPr>
       <w:r>
-        <w:t xml:space="preserve">CS-03 INFO is valid</w:t>
+        <w:t xml:space="preserve">FL-20 a CLOUD row is valid</w:t>
       </w:r>
     </w:p>
     <w:p>
@@ -12294,7 +12033,7 @@
         </w:numPr>
       </w:pPr>
       <w:r>
-        <w:t xml:space="preserve">CS-04 an unknown severity is rejected</w:t>
+        <w:t xml:space="preserve">FL-21 rejects an unknown kind</w:t>
       </w:r>
     </w:p>
     <w:p>
@@ -12306,7 +12045,7 @@
         </w:numPr>
       </w:pPr>
       <w:r>
-        <w:t xml:space="preserve">CS-05 a lowercase severity is rejected</w:t>
+        <w:t xml:space="preserve">FL-22 rejects a missing lineTotal</w:t>
       </w:r>
     </w:p>
     <w:p>
@@ -12318,19 +12057,82 @@
         </w:numPr>
       </w:pPr>
       <w:r>
-        <w:t xml:space="preserve">CS-06 the enum has exactly the three severities</w:t>
+        <w:t xml:space="preserve">FL-23 rejects a missing item</w:t>
+      </w:r>
+    </w:p>
+    <w:p>
+      <w:pPr>
+        <w:pStyle w:val="Compact"/>
+        <w:numPr>
+          <w:ilvl w:val="0"/>
+          <w:numId w:val="1093"/>
+        </w:numPr>
+      </w:pPr>
+      <w:r>
+        <w:t xml:space="preserve">FL-24 the three kinds are exactly LABOR / NONLABOR / CLOUD</w:t>
+      </w:r>
+    </w:p>
+    <w:bookmarkEnd w:id="36"/>
+    <w:bookmarkStart w:id="37" w:name="sow-milestone-schedule"/>
+    <w:p>
+      <w:pPr>
+        <w:pStyle w:val="Heading2"/>
+      </w:pPr>
+      <w:r>
+        <w:t xml:space="preserve">SOW milestone schedule</w:t>
       </w:r>
     </w:p>
     <w:p>
       <w:pPr>
         <w:pStyle w:val="FirstParagraph"/>
+      </w:pPr>
+      <w:r>
+        <w:rPr>
+          <w:i/>
+          <w:iCs/>
+        </w:rPr>
+        <w:t xml:space="preserve">Source:</w:t>
+      </w:r>
+      <w:r>
+        <w:rPr>
+          <w:i/>
+          <w:iCs/>
+        </w:rPr>
+        <w:t xml:space="preserve"> </w:t>
+      </w:r>
+      <w:r>
+        <w:rPr>
+          <w:rStyle w:val="VerbatimChar"/>
+          <w:i/>
+          <w:iCs/>
+        </w:rPr>
+        <w:t xml:space="preserve">apps/api/src/modules/sow/sow-milestones.spec.ts</w:t>
+      </w:r>
+      <w:r>
+        <w:rPr>
+          <w:i/>
+          <w:iCs/>
+        </w:rPr>
+        <w:t xml:space="preserve"> </w:t>
+      </w:r>
+      <w:r>
+        <w:rPr>
+          <w:i/>
+          <w:iCs/>
+        </w:rPr>
+        <w:t xml:space="preserve">— 14 cases</w:t>
+      </w:r>
+    </w:p>
+    <w:p>
+      <w:pPr>
+        <w:pStyle w:val="BodyText"/>
       </w:pPr>
       <w:r>
         <w:rPr>
           <w:b/>
           <w:bCs/>
         </w:rPr>
-        <w:t xml:space="preserve">Rule sets · scope enum</w:t>
+        <w:t xml:space="preserve">SOW milestone schedule = cost per SDLC phase</w:t>
       </w:r>
     </w:p>
     <w:p>
@@ -12342,7 +12144,7 @@
         </w:numPr>
       </w:pPr>
       <w:r>
-        <w:t xml:space="preserve">CS-07 ESTIMATE is valid</w:t>
+        <w:t xml:space="preserve">MS-01 each tagged phase becomes a milestone with its one-time fee</w:t>
       </w:r>
     </w:p>
     <w:p>
@@ -12354,7 +12156,7 @@
         </w:numPr>
       </w:pPr>
       <w:r>
-        <w:t xml:space="preserve">CS-08 LABOR / NONLABOR / CLOUD / RESOURCE are valid</w:t>
+        <w:t xml:space="preserve">MS-02 the milestone fee is qty × base for the phase</w:t>
       </w:r>
     </w:p>
     <w:p>
@@ -12366,7 +12168,7 @@
         </w:numPr>
       </w:pPr>
       <w:r>
-        <w:t xml:space="preserve">CS-09 an unknown scope is rejected</w:t>
+        <w:t xml:space="preserve">MS-03 multiple lines in the same phase aggregate into one milestone</w:t>
       </w:r>
     </w:p>
     <w:p>
@@ -12378,19 +12180,202 @@
         </w:numPr>
       </w:pPr>
       <w:r>
-        <w:t xml:space="preserve">CS-10 the enum has exactly the five scopes</w:t>
+        <w:t xml:space="preserve">MS-04 milestones list in SDLC lifecycle order</w:t>
+      </w:r>
+    </w:p>
+    <w:p>
+      <w:pPr>
+        <w:pStyle w:val="Compact"/>
+        <w:numPr>
+          <w:ilvl w:val="0"/>
+          <w:numId w:val="1094"/>
+        </w:numPr>
+      </w:pPr>
+      <w:r>
+        <w:t xml:space="preserve">MS-05 untagged lines roll up under an</w:t>
+      </w:r>
+      <w:r>
+        <w:t xml:space="preserve"> </w:t>
+      </w:r>
+      <w:r>
+        <w:t xml:space="preserve">“Unassigned”</w:t>
+      </w:r>
+      <w:r>
+        <w:t xml:space="preserve"> </w:t>
+      </w:r>
+      <w:r>
+        <w:t xml:space="preserve">milestone, listed last</w:t>
+      </w:r>
+    </w:p>
+    <w:p>
+      <w:pPr>
+        <w:pStyle w:val="Compact"/>
+        <w:numPr>
+          <w:ilvl w:val="0"/>
+          <w:numId w:val="1094"/>
+        </w:numPr>
+      </w:pPr>
+      <w:r>
+        <w:t xml:space="preserve">MS-06 the milestone fees sum to the one-time subtotal (the milestone total)</w:t>
+      </w:r>
+    </w:p>
+    <w:p>
+      <w:pPr>
+        <w:pStyle w:val="Compact"/>
+        <w:numPr>
+          <w:ilvl w:val="0"/>
+          <w:numId w:val="1094"/>
+        </w:numPr>
+      </w:pPr>
+      <w:r>
+        <w:t xml:space="preserve">MS-07 a recurring-only phase has a ZERO one-time milestone fee (billed on cadence, not a milestone)</w:t>
+      </w:r>
+    </w:p>
+    <w:p>
+      <w:pPr>
+        <w:pStyle w:val="Compact"/>
+        <w:numPr>
+          <w:ilvl w:val="0"/>
+          <w:numId w:val="1094"/>
+        </w:numPr>
+      </w:pPr>
+      <w:r>
+        <w:t xml:space="preserve">MS-08 a phase mixing one-time + monthly splits the milestone fee from the recurring</w:t>
+      </w:r>
+    </w:p>
+    <w:p>
+      <w:pPr>
+        <w:pStyle w:val="Compact"/>
+        <w:numPr>
+          <w:ilvl w:val="0"/>
+          <w:numId w:val="1094"/>
+        </w:numPr>
+      </w:pPr>
+      <w:r>
+        <w:t xml:space="preserve">MS-09 a yearly-billed phase annualizes (monthly = yearly ÷ 12), one-time stays 0</w:t>
+      </w:r>
+    </w:p>
+    <w:p>
+      <w:pPr>
+        <w:pStyle w:val="Compact"/>
+        <w:numPr>
+          <w:ilvl w:val="0"/>
+          <w:numId w:val="1094"/>
+        </w:numPr>
+      </w:pPr>
+      <w:r>
+        <w:t xml:space="preserve">MS-10 the milestone fee INCLUDES the upcharge (post-markup)</w:t>
+      </w:r>
+    </w:p>
+    <w:p>
+      <w:pPr>
+        <w:pStyle w:val="Compact"/>
+        <w:numPr>
+          <w:ilvl w:val="0"/>
+          <w:numId w:val="1094"/>
+        </w:numPr>
+      </w:pPr>
+      <w:r>
+        <w:t xml:space="preserve">MS-11 a per-line upcharge override flows into that phase milestone fee</w:t>
+      </w:r>
+    </w:p>
+    <w:p>
+      <w:pPr>
+        <w:pStyle w:val="Compact"/>
+        <w:numPr>
+          <w:ilvl w:val="0"/>
+          <w:numId w:val="1094"/>
+        </w:numPr>
+      </w:pPr>
+      <w:r>
+        <w:t xml:space="preserve">MS-12 contingency is EXCLUDED from milestone fees (carried in the grand total)</w:t>
+      </w:r>
+    </w:p>
+    <w:p>
+      <w:pPr>
+        <w:pStyle w:val="Compact"/>
+        <w:numPr>
+          <w:ilvl w:val="0"/>
+          <w:numId w:val="1094"/>
+        </w:numPr>
+      </w:pPr>
+      <w:r>
+        <w:t xml:space="preserve">MS-13 an estimate with no lines has no milestones</w:t>
+      </w:r>
+    </w:p>
+    <w:p>
+      <w:pPr>
+        <w:pStyle w:val="Compact"/>
+        <w:numPr>
+          <w:ilvl w:val="0"/>
+          <w:numId w:val="1094"/>
+        </w:numPr>
+      </w:pPr>
+      <w:r>
+        <w:t xml:space="preserve">MS-14 a full phased build produces one milestone per phase with correct fees</w:t>
+      </w:r>
+    </w:p>
+    <w:bookmarkEnd w:id="37"/>
+    <w:bookmarkStart w:id="38" w:name="users-roles-rbac"/>
+    <w:p>
+      <w:pPr>
+        <w:pStyle w:val="Heading2"/>
+      </w:pPr>
+      <w:r>
+        <w:t xml:space="preserve">Users &amp; Roles (RBAC)</w:t>
       </w:r>
     </w:p>
     <w:p>
       <w:pPr>
         <w:pStyle w:val="FirstParagraph"/>
+      </w:pPr>
+      <w:r>
+        <w:rPr>
+          <w:i/>
+          <w:iCs/>
+        </w:rPr>
+        <w:t xml:space="preserve">Source:</w:t>
+      </w:r>
+      <w:r>
+        <w:rPr>
+          <w:i/>
+          <w:iCs/>
+        </w:rPr>
+        <w:t xml:space="preserve"> </w:t>
+      </w:r>
+      <w:r>
+        <w:rPr>
+          <w:rStyle w:val="VerbatimChar"/>
+          <w:i/>
+          <w:iCs/>
+        </w:rPr>
+        <w:t xml:space="preserve">apps/api/src/modules/users/users-rbac-card.spec.ts</w:t>
+      </w:r>
+      <w:r>
+        <w:rPr>
+          <w:i/>
+          <w:iCs/>
+        </w:rPr>
+        <w:t xml:space="preserve"> </w:t>
+      </w:r>
+      <w:r>
+        <w:rPr>
+          <w:i/>
+          <w:iCs/>
+        </w:rPr>
+        <w:t xml:space="preserve">— 52 cases</w:t>
+      </w:r>
+    </w:p>
+    <w:p>
+      <w:pPr>
+        <w:pStyle w:val="BodyText"/>
       </w:pPr>
       <w:r>
         <w:rPr>
           <w:b/>
           <w:bCs/>
         </w:rPr>
-        <w:t xml:space="preserve">Rule sets · rule-set DTO</w:t>
+        <w:t xml:space="preserve">Roles · the Role enum (FR-2, FR-26)</w:t>
       </w:r>
     </w:p>
     <w:p>
@@ -12402,7 +12387,7 @@
         </w:numPr>
       </w:pPr>
       <w:r>
-        <w:t xml:space="preserve">CS-11 a complete rule-set DTO is valid</w:t>
+        <w:t xml:space="preserve">TC-01 ADMIN is a valid role</w:t>
       </w:r>
     </w:p>
     <w:p>
@@ -12414,7 +12399,7 @@
         </w:numPr>
       </w:pPr>
       <w:r>
-        <w:t xml:space="preserve">CS-12 a null description is allowed</w:t>
+        <w:t xml:space="preserve">TC-02 ESTIMATOR is a valid role</w:t>
       </w:r>
     </w:p>
     <w:p>
@@ -12426,7 +12411,7 @@
         </w:numPr>
       </w:pPr>
       <w:r>
-        <w:t xml:space="preserve">CS-13 ruleCount must be an integer</w:t>
+        <w:t xml:space="preserve">TC-03 VIEWER is a valid role</w:t>
       </w:r>
     </w:p>
     <w:p>
@@ -12438,7 +12423,7 @@
         </w:numPr>
       </w:pPr>
       <w:r>
-        <w:t xml:space="preserve">CS-14 a non-uuid id is rejected</w:t>
+        <w:t xml:space="preserve">TC-04 GM is a valid role (the approver role)</w:t>
       </w:r>
     </w:p>
     <w:p>
@@ -12450,7 +12435,43 @@
         </w:numPr>
       </w:pPr>
       <w:r>
-        <w:t xml:space="preserve">CS-15 isDefault must be a boolean</w:t>
+        <w:t xml:space="preserve">TC-05 the enum has exactly the four known roles</w:t>
+      </w:r>
+    </w:p>
+    <w:p>
+      <w:pPr>
+        <w:pStyle w:val="Compact"/>
+        <w:numPr>
+          <w:ilvl w:val="0"/>
+          <w:numId w:val="1095"/>
+        </w:numPr>
+      </w:pPr>
+      <w:r>
+        <w:t xml:space="preserve">TC-06 an unknown role is rejected</w:t>
+      </w:r>
+    </w:p>
+    <w:p>
+      <w:pPr>
+        <w:pStyle w:val="Compact"/>
+        <w:numPr>
+          <w:ilvl w:val="0"/>
+          <w:numId w:val="1095"/>
+        </w:numPr>
+      </w:pPr>
+      <w:r>
+        <w:t xml:space="preserve">TC-07 a lowercase role is rejected</w:t>
+      </w:r>
+    </w:p>
+    <w:p>
+      <w:pPr>
+        <w:pStyle w:val="Compact"/>
+        <w:numPr>
+          <w:ilvl w:val="0"/>
+          <w:numId w:val="1095"/>
+        </w:numPr>
+      </w:pPr>
+      <w:r>
+        <w:t xml:space="preserve">TC-08 an empty role is rejected</w:t>
       </w:r>
     </w:p>
     <w:p>
@@ -12462,7 +12483,7 @@
           <w:b/>
           <w:bCs/>
         </w:rPr>
-        <w:t xml:space="preserve">Rule sets · create-rule-set contract</w:t>
+        <w:t xml:space="preserve">Users · create contract — valid + defaults</w:t>
       </w:r>
     </w:p>
     <w:p>
@@ -12474,7 +12495,7 @@
         </w:numPr>
       </w:pPr>
       <w:r>
-        <w:t xml:space="preserve">CS-16 minimal (name) is valid</w:t>
+        <w:t xml:space="preserve">TC-09 minimal create (email + password) is valid</w:t>
       </w:r>
     </w:p>
     <w:p>
@@ -12486,7 +12507,7 @@
         </w:numPr>
       </w:pPr>
       <w:r>
-        <w:t xml:space="preserve">CS-17 with a description is valid</w:t>
+        <w:t xml:space="preserve">TC-10 role defaults to ESTIMATOR</w:t>
       </w:r>
     </w:p>
     <w:p>
@@ -12498,7 +12519,7 @@
         </w:numPr>
       </w:pPr>
       <w:r>
-        <w:t xml:space="preserve">CS-18 rejects an empty name</w:t>
+        <w:t xml:space="preserve">TC-11 create an ADMIN</w:t>
       </w:r>
     </w:p>
     <w:p>
@@ -12510,7 +12531,7 @@
         </w:numPr>
       </w:pPr>
       <w:r>
-        <w:t xml:space="preserve">CS-19 rejects a missing name</w:t>
+        <w:t xml:space="preserve">TC-12 create a GM</w:t>
       </w:r>
     </w:p>
     <w:p>
@@ -12522,7 +12543,7 @@
         </w:numPr>
       </w:pPr>
       <w:r>
-        <w:t xml:space="preserve">CS-20 accepts a 1-char name</w:t>
+        <w:t xml:space="preserve">TC-13 create a VIEWER</w:t>
       </w:r>
     </w:p>
     <w:p>
@@ -12534,7 +12555,7 @@
         </w:numPr>
       </w:pPr>
       <w:r>
-        <w:t xml:space="preserve">CS-21 accepts an 80-char name</w:t>
+        <w:t xml:space="preserve">TC-14 accepts a display name</w:t>
       </w:r>
     </w:p>
     <w:p>
@@ -12546,7 +12567,7 @@
         </w:numPr>
       </w:pPr>
       <w:r>
-        <w:t xml:space="preserve">CS-22 rejects a name over 80 chars</w:t>
+        <w:t xml:space="preserve">TC-15 accepts an exactly-8-char password</w:t>
       </w:r>
     </w:p>
     <w:p>
@@ -12558,7 +12579,7 @@
         </w:numPr>
       </w:pPr>
       <w:r>
-        <w:t xml:space="preserve">CS-23 accepts a 500-char description</w:t>
+        <w:t xml:space="preserve">TC-16 accepts a 120-char display name</w:t>
       </w:r>
     </w:p>
     <w:p>
@@ -12570,7 +12591,7 @@
         </w:numPr>
       </w:pPr>
       <w:r>
-        <w:t xml:space="preserve">CS-24 rejects a description over 500 chars</w:t>
+        <w:t xml:space="preserve">TC-17 accepts a plus-addressed email</w:t>
       </w:r>
     </w:p>
     <w:p>
@@ -12582,7 +12603,7 @@
           <w:b/>
           <w:bCs/>
         </w:rPr>
-        <w:t xml:space="preserve">Rule sets · update-rule-set contract</w:t>
+        <w:t xml:space="preserve">Users · create contract — rejected</w:t>
       </w:r>
     </w:p>
     <w:p>
@@ -12594,7 +12615,7 @@
         </w:numPr>
       </w:pPr>
       <w:r>
-        <w:t xml:space="preserve">CS-25 an empty update is valid (no-op)</w:t>
+        <w:t xml:space="preserve">TC-18 rejects a missing email</w:t>
       </w:r>
     </w:p>
     <w:p>
@@ -12606,7 +12627,7 @@
         </w:numPr>
       </w:pPr>
       <w:r>
-        <w:t xml:space="preserve">CS-26 rename is valid</w:t>
+        <w:t xml:space="preserve">TC-19 rejects an invalid email</w:t>
       </w:r>
     </w:p>
     <w:p>
@@ -12618,7 +12639,7 @@
         </w:numPr>
       </w:pPr>
       <w:r>
-        <w:t xml:space="preserve">CS-27 deactivate is valid</w:t>
+        <w:t xml:space="preserve">TC-20 rejects a missing password</w:t>
       </w:r>
     </w:p>
     <w:p>
@@ -12630,7 +12651,7 @@
         </w:numPr>
       </w:pPr>
       <w:r>
-        <w:t xml:space="preserve">CS-28 reactivate is valid</w:t>
+        <w:t xml:space="preserve">TC-21 rejects a password under 8 chars</w:t>
       </w:r>
     </w:p>
     <w:p>
@@ -12642,7 +12663,7 @@
         </w:numPr>
       </w:pPr>
       <w:r>
-        <w:t xml:space="preserve">CS-29 update name + description + active together</w:t>
+        <w:t xml:space="preserve">TC-22 rejects a malformed role code (membership is validated server-side, FR-30)</w:t>
       </w:r>
     </w:p>
     <w:p>
@@ -12654,7 +12675,7 @@
         </w:numPr>
       </w:pPr>
       <w:r>
-        <w:t xml:space="preserve">CS-30 rejects an empty name on update</w:t>
+        <w:t xml:space="preserve">TC-23 rejects an empty display name</w:t>
       </w:r>
     </w:p>
     <w:p>
@@ -12666,7 +12687,19 @@
         </w:numPr>
       </w:pPr>
       <w:r>
-        <w:t xml:space="preserve">CS-31 rejects a description over 500 on update</w:t>
+        <w:t xml:space="preserve">TC-24 rejects a display name over 120 chars</w:t>
+      </w:r>
+    </w:p>
+    <w:p>
+      <w:pPr>
+        <w:pStyle w:val="Compact"/>
+        <w:numPr>
+          <w:ilvl w:val="0"/>
+          <w:numId w:val="1097"/>
+        </w:numPr>
+      </w:pPr>
+      <w:r>
+        <w:t xml:space="preserve">TC-25 rejects an email without a domain</w:t>
       </w:r>
     </w:p>
     <w:p>
@@ -12678,7 +12711,7 @@
           <w:b/>
           <w:bCs/>
         </w:rPr>
-        <w:t xml:space="preserve">Rule sets · rule DTO</w:t>
+        <w:t xml:space="preserve">Users · update contract (admin edits, FR-26)</w:t>
       </w:r>
     </w:p>
     <w:p>
@@ -12690,7 +12723,7 @@
         </w:numPr>
       </w:pPr>
       <w:r>
-        <w:t xml:space="preserve">CS-32 a complete built-in rule is valid</w:t>
+        <w:t xml:space="preserve">TC-26 an empty update is valid</w:t>
       </w:r>
     </w:p>
     <w:p>
@@ -12702,7 +12735,7 @@
         </w:numPr>
       </w:pPr>
       <w:r>
-        <w:t xml:space="preserve">CS-33 an advisory rule (hasLogic false, not built-in) is valid</w:t>
+        <w:t xml:space="preserve">TC-27 change role to ADMIN</w:t>
       </w:r>
     </w:p>
     <w:p>
@@ -12714,7 +12747,7 @@
         </w:numPr>
       </w:pPr>
       <w:r>
-        <w:t xml:space="preserve">CS-34 rejects a bad severity</w:t>
+        <w:t xml:space="preserve">TC-28 change role to GM</w:t>
       </w:r>
     </w:p>
     <w:p>
@@ -12726,7 +12759,7 @@
         </w:numPr>
       </w:pPr>
       <w:r>
-        <w:t xml:space="preserve">CS-35 rejects a bad scope</w:t>
+        <w:t xml:space="preserve">TC-29 change role to VIEWER</w:t>
       </w:r>
     </w:p>
     <w:p>
@@ -12738,7 +12771,79 @@
         </w:numPr>
       </w:pPr>
       <w:r>
-        <w:t xml:space="preserve">CS-36 rejects a non-uuid ruleSetId</w:t>
+        <w:t xml:space="preserve">TC-30 deactivate an account</w:t>
+      </w:r>
+    </w:p>
+    <w:p>
+      <w:pPr>
+        <w:pStyle w:val="Compact"/>
+        <w:numPr>
+          <w:ilvl w:val="0"/>
+          <w:numId w:val="1098"/>
+        </w:numPr>
+      </w:pPr>
+      <w:r>
+        <w:t xml:space="preserve">TC-31 reactivate an account</w:t>
+      </w:r>
+    </w:p>
+    <w:p>
+      <w:pPr>
+        <w:pStyle w:val="Compact"/>
+        <w:numPr>
+          <w:ilvl w:val="0"/>
+          <w:numId w:val="1098"/>
+        </w:numPr>
+      </w:pPr>
+      <w:r>
+        <w:t xml:space="preserve">TC-32 rename the display name</w:t>
+      </w:r>
+    </w:p>
+    <w:p>
+      <w:pPr>
+        <w:pStyle w:val="Compact"/>
+        <w:numPr>
+          <w:ilvl w:val="0"/>
+          <w:numId w:val="1098"/>
+        </w:numPr>
+      </w:pPr>
+      <w:r>
+        <w:t xml:space="preserve">TC-33 change role and active together</w:t>
+      </w:r>
+    </w:p>
+    <w:p>
+      <w:pPr>
+        <w:pStyle w:val="Compact"/>
+        <w:numPr>
+          <w:ilvl w:val="0"/>
+          <w:numId w:val="1098"/>
+        </w:numPr>
+      </w:pPr>
+      <w:r>
+        <w:t xml:space="preserve">TC-34 rejects a malformed role code on update (membership server-side, FR-30)</w:t>
+      </w:r>
+    </w:p>
+    <w:p>
+      <w:pPr>
+        <w:pStyle w:val="Compact"/>
+        <w:numPr>
+          <w:ilvl w:val="0"/>
+          <w:numId w:val="1098"/>
+        </w:numPr>
+      </w:pPr>
+      <w:r>
+        <w:t xml:space="preserve">TC-35 rejects an empty display name on update</w:t>
+      </w:r>
+    </w:p>
+    <w:p>
+      <w:pPr>
+        <w:pStyle w:val="Compact"/>
+        <w:numPr>
+          <w:ilvl w:val="0"/>
+          <w:numId w:val="1098"/>
+        </w:numPr>
+      </w:pPr>
+      <w:r>
+        <w:t xml:space="preserve">TC-36 rejects a non-boolean isActive</w:t>
       </w:r>
     </w:p>
     <w:p>
@@ -12750,7 +12855,7 @@
           <w:b/>
           <w:bCs/>
         </w:rPr>
-        <w:t xml:space="preserve">Rule sets · create-rule contract (lower_snake_case key)</w:t>
+        <w:t xml:space="preserve">Auth · login contract (FR-1)</w:t>
       </w:r>
     </w:p>
     <w:p>
@@ -12762,7 +12867,7 @@
         </w:numPr>
       </w:pPr>
       <w:r>
-        <w:t xml:space="preserve">CS-37 a valid rule is accepted</w:t>
+        <w:t xml:space="preserve">TC-37 valid login</w:t>
       </w:r>
     </w:p>
     <w:p>
@@ -12774,7 +12879,7 @@
         </w:numPr>
       </w:pPr>
       <w:r>
-        <w:t xml:space="preserve">CS-38 accepts a key with digits and underscores</w:t>
+        <w:t xml:space="preserve">TC-38 rejects a missing password</w:t>
       </w:r>
     </w:p>
     <w:p>
@@ -12786,7 +12891,7 @@
         </w:numPr>
       </w:pPr>
       <w:r>
-        <w:t xml:space="preserve">CS-39 rejects an uppercase key</w:t>
+        <w:t xml:space="preserve">TC-39 rejects an empty password</w:t>
       </w:r>
     </w:p>
     <w:p>
@@ -12798,7 +12903,7 @@
         </w:numPr>
       </w:pPr>
       <w:r>
-        <w:t xml:space="preserve">CS-40 rejects a hyphenated key</w:t>
+        <w:t xml:space="preserve">TC-40 rejects an invalid email</w:t>
       </w:r>
     </w:p>
     <w:p>
@@ -12810,127 +12915,7 @@
         </w:numPr>
       </w:pPr>
       <w:r>
-        <w:t xml:space="preserve">CS-41 rejects a key starting with a digit</w:t>
-      </w:r>
-    </w:p>
-    <w:p>
-      <w:pPr>
-        <w:pStyle w:val="Compact"/>
-        <w:numPr>
-          <w:ilvl w:val="0"/>
-          <w:numId w:val="1099"/>
-        </w:numPr>
-      </w:pPr>
-      <w:r>
-        <w:t xml:space="preserve">CS-42 rejects a key with a space</w:t>
-      </w:r>
-    </w:p>
-    <w:p>
-      <w:pPr>
-        <w:pStyle w:val="Compact"/>
-        <w:numPr>
-          <w:ilvl w:val="0"/>
-          <w:numId w:val="1099"/>
-        </w:numPr>
-      </w:pPr>
-      <w:r>
-        <w:t xml:space="preserve">CS-43 rejects an empty key</w:t>
-      </w:r>
-    </w:p>
-    <w:p>
-      <w:pPr>
-        <w:pStyle w:val="Compact"/>
-        <w:numPr>
-          <w:ilvl w:val="0"/>
-          <w:numId w:val="1099"/>
-        </w:numPr>
-      </w:pPr>
-      <w:r>
-        <w:t xml:space="preserve">CS-44 rejects a key over 60 chars</w:t>
-      </w:r>
-    </w:p>
-    <w:p>
-      <w:pPr>
-        <w:pStyle w:val="Compact"/>
-        <w:numPr>
-          <w:ilvl w:val="0"/>
-          <w:numId w:val="1099"/>
-        </w:numPr>
-      </w:pPr>
-      <w:r>
-        <w:t xml:space="preserve">CS-45 rejects an empty description</w:t>
-      </w:r>
-    </w:p>
-    <w:p>
-      <w:pPr>
-        <w:pStyle w:val="Compact"/>
-        <w:numPr>
-          <w:ilvl w:val="0"/>
-          <w:numId w:val="1099"/>
-        </w:numPr>
-      </w:pPr>
-      <w:r>
-        <w:t xml:space="preserve">CS-46 rejects a description over 200 chars</w:t>
-      </w:r>
-    </w:p>
-    <w:p>
-      <w:pPr>
-        <w:pStyle w:val="Compact"/>
-        <w:numPr>
-          <w:ilvl w:val="0"/>
-          <w:numId w:val="1099"/>
-        </w:numPr>
-      </w:pPr>
-      <w:r>
-        <w:t xml:space="preserve">CS-47 rejects an unknown severity</w:t>
-      </w:r>
-    </w:p>
-    <w:p>
-      <w:pPr>
-        <w:pStyle w:val="Compact"/>
-        <w:numPr>
-          <w:ilvl w:val="0"/>
-          <w:numId w:val="1099"/>
-        </w:numPr>
-      </w:pPr>
-      <w:r>
-        <w:t xml:space="preserve">CS-48 rejects an unknown scope</w:t>
-      </w:r>
-    </w:p>
-    <w:p>
-      <w:pPr>
-        <w:pStyle w:val="Compact"/>
-        <w:numPr>
-          <w:ilvl w:val="0"/>
-          <w:numId w:val="1099"/>
-        </w:numPr>
-      </w:pPr>
-      <w:r>
-        <w:t xml:space="preserve">CS-49 accepts an optional target ruleSetId</w:t>
-      </w:r>
-    </w:p>
-    <w:p>
-      <w:pPr>
-        <w:pStyle w:val="Compact"/>
-        <w:numPr>
-          <w:ilvl w:val="0"/>
-          <w:numId w:val="1099"/>
-        </w:numPr>
-      </w:pPr>
-      <w:r>
-        <w:t xml:space="preserve">CS-50 rejects a non-uuid ruleSetId</w:t>
-      </w:r>
-    </w:p>
-    <w:p>
-      <w:pPr>
-        <w:pStyle w:val="Compact"/>
-        <w:numPr>
-          <w:ilvl w:val="0"/>
-          <w:numId w:val="1099"/>
-        </w:numPr>
-      </w:pPr>
-      <w:r>
-        <w:t xml:space="preserve">CS-51 ruleSetId is optional (defaults to the default set)</w:t>
+        <w:t xml:space="preserve">TC-41 login does not enforce the 8-char min (that is for sign-up)</w:t>
       </w:r>
     </w:p>
     <w:p>
@@ -12942,7 +12927,7 @@
           <w:b/>
           <w:bCs/>
         </w:rPr>
-        <w:t xml:space="preserve">Rule sets · update-rule contract</w:t>
+        <w:t xml:space="preserve">Auth · self-registration contract (FR-1)</w:t>
       </w:r>
     </w:p>
     <w:p>
@@ -12954,7 +12939,7 @@
         </w:numPr>
       </w:pPr>
       <w:r>
-        <w:t xml:space="preserve">CS-52 an empty update is valid</w:t>
+        <w:t xml:space="preserve">TC-42 valid registration</w:t>
       </w:r>
     </w:p>
     <w:p>
@@ -12966,7 +12951,7 @@
         </w:numPr>
       </w:pPr>
       <w:r>
-        <w:t xml:space="preserve">CS-53 re-tune the severity</w:t>
+        <w:t xml:space="preserve">TC-43 accepts an optional display name</w:t>
       </w:r>
     </w:p>
     <w:p>
@@ -12978,7 +12963,7 @@
         </w:numPr>
       </w:pPr>
       <w:r>
-        <w:t xml:space="preserve">CS-54 edit the description</w:t>
+        <w:t xml:space="preserve">TC-44 rejects a password under 8 chars</w:t>
       </w:r>
     </w:p>
     <w:p>
@@ -12990,7 +12975,7 @@
         </w:numPr>
       </w:pPr>
       <w:r>
-        <w:t xml:space="preserve">CS-55 toggle active (deactivate a built-in)</w:t>
+        <w:t xml:space="preserve">TC-45 rejects an invalid email</w:t>
       </w:r>
     </w:p>
     <w:p>
@@ -13002,31 +12987,7 @@
         </w:numPr>
       </w:pPr>
       <w:r>
-        <w:t xml:space="preserve">CS-56 rejects an unknown severity</w:t>
-      </w:r>
-    </w:p>
-    <w:p>
-      <w:pPr>
-        <w:pStyle w:val="Compact"/>
-        <w:numPr>
-          <w:ilvl w:val="0"/>
-          <w:numId w:val="1100"/>
-        </w:numPr>
-      </w:pPr>
-      <w:r>
-        <w:t xml:space="preserve">CS-57 rejects an empty description</w:t>
-      </w:r>
-    </w:p>
-    <w:p>
-      <w:pPr>
-        <w:pStyle w:val="Compact"/>
-        <w:numPr>
-          <w:ilvl w:val="0"/>
-          <w:numId w:val="1100"/>
-        </w:numPr>
-      </w:pPr>
-      <w:r>
-        <w:t xml:space="preserve">CS-58 cannot change the key (no key field on update)</w:t>
+        <w:t xml:space="preserve">TC-46 registration carries no role field (least privilege assigned server-side)</w:t>
       </w:r>
     </w:p>
     <w:p>
@@ -13038,7 +12999,7 @@
           <w:b/>
           <w:bCs/>
         </w:rPr>
-        <w:t xml:space="preserve">Rule sets · gating result (what a rule set produces)</w:t>
+        <w:t xml:space="preserve">RBAC · role-string round-trips (used by guards &amp; reference data)</w:t>
       </w:r>
     </w:p>
     <w:p>
@@ -13050,7 +13011,7 @@
         </w:numPr>
       </w:pPr>
       <w:r>
-        <w:t xml:space="preserve">CS-59 a complete result parses; item defaults fill entityIds + applicable</w:t>
+        <w:t xml:space="preserve">TC-47 ADMIN round-trips through the enum</w:t>
       </w:r>
     </w:p>
     <w:p>
@@ -13062,7 +13023,7 @@
         </w:numPr>
       </w:pPr>
       <w:r>
-        <w:t xml:space="preserve">CS-60 completeness must be within 0..1</w:t>
+        <w:t xml:space="preserve">TC-48 GM round-trips through the enum</w:t>
       </w:r>
     </w:p>
     <w:p>
@@ -13074,17 +13035,53 @@
         </w:numPr>
       </w:pPr>
       <w:r>
-        <w:t xml:space="preserve">CS-61 a blocking result (a BLOCKER failed) is well-formed</w:t>
-      </w:r>
-    </w:p>
-    <w:bookmarkEnd w:id="37"/>
-    <w:bookmarkStart w:id="38" w:name="smart-checklist-engine"/>
+        <w:t xml:space="preserve">TC-49 a create with each role parses</w:t>
+      </w:r>
+    </w:p>
+    <w:p>
+      <w:pPr>
+        <w:pStyle w:val="Compact"/>
+        <w:numPr>
+          <w:ilvl w:val="0"/>
+          <w:numId w:val="1101"/>
+        </w:numPr>
+      </w:pPr>
+      <w:r>
+        <w:t xml:space="preserve">TC-50 an update to each role parses</w:t>
+      </w:r>
+    </w:p>
+    <w:p>
+      <w:pPr>
+        <w:pStyle w:val="Compact"/>
+        <w:numPr>
+          <w:ilvl w:val="0"/>
+          <w:numId w:val="1101"/>
+        </w:numPr>
+      </w:pPr>
+      <w:r>
+        <w:t xml:space="preserve">TC-51 whitespace role is rejected</w:t>
+      </w:r>
+    </w:p>
+    <w:p>
+      <w:pPr>
+        <w:pStyle w:val="Compact"/>
+        <w:numPr>
+          <w:ilvl w:val="0"/>
+          <w:numId w:val="1101"/>
+        </w:numPr>
+      </w:pPr>
+      <w:r>
+        <w:t xml:space="preserve">TC-52 numeric role is rejected</w:t>
+      </w:r>
+    </w:p>
+    <w:bookmarkEnd w:id="38"/>
+    <w:bookmarkStart w:id="39" w:name="checklist-rule-sets-card"/>
     <w:p>
       <w:pPr>
         <w:pStyle w:val="Heading2"/>
       </w:pPr>
       <w:r>
-        <w:t xml:space="preserve">Smart-checklist engine</w:t>
+        <w:t xml:space="preserve">Checklist rule sets card</w:t>
       </w:r>
     </w:p>
     <w:p>
@@ -13111,7 +13108,7 @@
           <w:i/>
           <w:iCs/>
         </w:rPr>
-        <w:t xml:space="preserve">apps/api/src/modules/workflow/checklist-rules.spec.ts</w:t>
+        <w:t xml:space="preserve">apps/api/src/modules/workflow/checklist-rule-sets.spec.ts</w:t>
       </w:r>
       <w:r>
         <w:rPr>
@@ -13125,7 +13122,7 @@
           <w:i/>
           <w:iCs/>
         </w:rPr>
-        <w:t xml:space="preserve">— 8 cases</w:t>
+        <w:t xml:space="preserve">— 61 cases</w:t>
       </w:r>
     </w:p>
     <w:p>
@@ -13137,7 +13134,7 @@
           <w:b/>
           <w:bCs/>
         </w:rPr>
-        <w:t xml:space="preserve">evaluateChecklist</w:t>
+        <w:t xml:space="preserve">Rule sets · severity enum</w:t>
       </w:r>
     </w:p>
     <w:p>
@@ -13149,7 +13146,7 @@
         </w:numPr>
       </w:pPr>
       <w:r>
-        <w:t xml:space="preserve">blocks when a BLOCKER rule fails (no rate card)</w:t>
+        <w:t xml:space="preserve">CS-01 BLOCKER is valid</w:t>
       </w:r>
     </w:p>
     <w:p>
@@ -13161,7 +13158,7 @@
         </w:numPr>
       </w:pPr>
       <w:r>
-        <w:t xml:space="preserve">passes when blocking rules are satisfied</w:t>
+        <w:t xml:space="preserve">CS-02 WARNING is valid</w:t>
       </w:r>
     </w:p>
     <w:p>
@@ -13173,7 +13170,7 @@
         </w:numPr>
       </w:pPr>
       <w:r>
-        <w:t xml:space="preserve">flags a labor line missing its role and rate, naming the line for deep-linking</w:t>
+        <w:t xml:space="preserve">CS-03 INFO is valid</w:t>
       </w:r>
     </w:p>
     <w:p>
@@ -13185,19 +13182,7 @@
         </w:numPr>
       </w:pPr>
       <w:r>
-        <w:t xml:space="preserve">marks a per-line rule</w:t>
-      </w:r>
-      <w:r>
-        <w:t xml:space="preserve"> </w:t>
-      </w:r>
-      <w:r>
-        <w:t xml:space="preserve">“To do”</w:t>
-      </w:r>
-      <w:r>
-        <w:t xml:space="preserve"> </w:t>
-      </w:r>
-      <w:r>
-        <w:t xml:space="preserve">(not a vacuous pass) when there are no such lines</w:t>
+        <w:t xml:space="preserve">CS-04 an unknown severity is rejected</w:t>
       </w:r>
     </w:p>
     <w:p>
@@ -13209,16 +13194,19 @@
         </w:numPr>
       </w:pPr>
       <w:r>
-        <w:t xml:space="preserve">shows nothing green on a brand-new estimate — defaults are</w:t>
-      </w:r>
-      <w:r>
-        <w:t xml:space="preserve"> </w:t>
-      </w:r>
-      <w:r>
-        <w:t xml:space="preserve">“To do”</w:t>
-      </w:r>
-      <w:r>
-        <w:t xml:space="preserve">, not passes</w:t>
+        <w:t xml:space="preserve">CS-05 a lowercase severity is rejected</w:t>
+      </w:r>
+    </w:p>
+    <w:p>
+      <w:pPr>
+        <w:pStyle w:val="Compact"/>
+        <w:numPr>
+          <w:ilvl w:val="0"/>
+          <w:numId w:val="1102"/>
+        </w:numPr>
+      </w:pPr>
+      <w:r>
+        <w:t xml:space="preserve">CS-06 the enum has exactly the three severities</w:t>
       </w:r>
     </w:p>
     <w:p>
@@ -13230,7 +13218,7 @@
           <w:b/>
           <w:bCs/>
         </w:rPr>
-        <w:t xml:space="preserve">resource_capacity rule (FR-27)</w:t>
+        <w:t xml:space="preserve">Rule sets · scope enum</w:t>
       </w:r>
     </w:p>
     <w:p>
@@ -13242,7 +13230,7 @@
         </w:numPr>
       </w:pPr>
       <w:r>
-        <w:t xml:space="preserve">passes when overlapping allocations stay within 100%</w:t>
+        <w:t xml:space="preserve">CS-07 ESTIMATE is valid</w:t>
       </w:r>
     </w:p>
     <w:p>
@@ -13254,7 +13242,7 @@
         </w:numPr>
       </w:pPr>
       <w:r>
-        <w:t xml:space="preserve">blocks when a resource exceeds 100% on overlapping dates</w:t>
+        <w:t xml:space="preserve">CS-08 LABOR / NONLABOR / CLOUD / RESOURCE are valid</w:t>
       </w:r>
     </w:p>
     <w:p>
@@ -13266,70 +13254,31 @@
         </w:numPr>
       </w:pPr>
       <w:r>
-        <w:t xml:space="preserve">does not flag non-overlapping windows (handoff on adjacent days)</w:t>
-      </w:r>
-    </w:p>
-    <w:bookmarkEnd w:id="38"/>
-    <w:bookmarkStart w:id="39" w:name="approval-workflow-card"/>
-    <w:p>
-      <w:pPr>
-        <w:pStyle w:val="Heading2"/>
-      </w:pPr>
-      <w:r>
-        <w:t xml:space="preserve">Approval workflow card</w:t>
+        <w:t xml:space="preserve">CS-09 an unknown scope is rejected</w:t>
+      </w:r>
+    </w:p>
+    <w:p>
+      <w:pPr>
+        <w:pStyle w:val="Compact"/>
+        <w:numPr>
+          <w:ilvl w:val="0"/>
+          <w:numId w:val="1103"/>
+        </w:numPr>
+      </w:pPr>
+      <w:r>
+        <w:t xml:space="preserve">CS-10 the enum has exactly the five scopes</w:t>
       </w:r>
     </w:p>
     <w:p>
       <w:pPr>
         <w:pStyle w:val="FirstParagraph"/>
-      </w:pPr>
-      <w:r>
-        <w:rPr>
-          <w:i/>
-          <w:iCs/>
-        </w:rPr>
-        <w:t xml:space="preserve">Source:</w:t>
-      </w:r>
-      <w:r>
-        <w:rPr>
-          <w:i/>
-          <w:iCs/>
-        </w:rPr>
-        <w:t xml:space="preserve"> </w:t>
-      </w:r>
-      <w:r>
-        <w:rPr>
-          <w:rStyle w:val="VerbatimChar"/>
-          <w:i/>
-          <w:iCs/>
-        </w:rPr>
-        <w:t xml:space="preserve">apps/api/src/modules/workflow/workflow-card.spec.ts</w:t>
-      </w:r>
-      <w:r>
-        <w:rPr>
-          <w:i/>
-          <w:iCs/>
-        </w:rPr>
-        <w:t xml:space="preserve"> </w:t>
-      </w:r>
-      <w:r>
-        <w:rPr>
-          <w:i/>
-          <w:iCs/>
-        </w:rPr>
-        <w:t xml:space="preserve">— 52 cases</w:t>
-      </w:r>
-    </w:p>
-    <w:p>
-      <w:pPr>
-        <w:pStyle w:val="BodyText"/>
       </w:pPr>
       <w:r>
         <w:rPr>
           <w:b/>
           <w:bCs/>
         </w:rPr>
-        <w:t xml:space="preserve">Workflow card · definition contract</w:t>
+        <w:t xml:space="preserve">Rule sets · rule-set DTO</w:t>
       </w:r>
     </w:p>
     <w:p>
@@ -13341,7 +13290,7 @@
         </w:numPr>
       </w:pPr>
       <w:r>
-        <w:t xml:space="preserve">TC-01 minimal create (name) is valid</w:t>
+        <w:t xml:space="preserve">CS-11 a complete rule-set DTO is valid</w:t>
       </w:r>
     </w:p>
     <w:p>
@@ -13353,7 +13302,7 @@
         </w:numPr>
       </w:pPr>
       <w:r>
-        <w:t xml:space="preserve">TC-02 accepts a description</w:t>
+        <w:t xml:space="preserve">CS-12 a null description is allowed</w:t>
       </w:r>
     </w:p>
     <w:p>
@@ -13365,7 +13314,7 @@
         </w:numPr>
       </w:pPr>
       <w:r>
-        <w:t xml:space="preserve">TC-03 rejects an empty name</w:t>
+        <w:t xml:space="preserve">CS-13 ruleCount must be an integer</w:t>
       </w:r>
     </w:p>
     <w:p>
@@ -13377,7 +13326,7 @@
         </w:numPr>
       </w:pPr>
       <w:r>
-        <w:t xml:space="preserve">TC-04 rejects a name over 80 chars</w:t>
+        <w:t xml:space="preserve">CS-14 a non-uuid id is rejected</w:t>
       </w:r>
     </w:p>
     <w:p>
@@ -13389,43 +13338,7 @@
         </w:numPr>
       </w:pPr>
       <w:r>
-        <w:t xml:space="preserve">TC-05 rejects a description over 500 chars</w:t>
-      </w:r>
-    </w:p>
-    <w:p>
-      <w:pPr>
-        <w:pStyle w:val="Compact"/>
-        <w:numPr>
-          <w:ilvl w:val="0"/>
-          <w:numId w:val="1104"/>
-        </w:numPr>
-      </w:pPr>
-      <w:r>
-        <w:t xml:space="preserve">TC-06 update may be empty</w:t>
-      </w:r>
-    </w:p>
-    <w:p>
-      <w:pPr>
-        <w:pStyle w:val="Compact"/>
-        <w:numPr>
-          <w:ilvl w:val="0"/>
-          <w:numId w:val="1104"/>
-        </w:numPr>
-      </w:pPr>
-      <w:r>
-        <w:t xml:space="preserve">TC-07 update can deactivate</w:t>
-      </w:r>
-    </w:p>
-    <w:p>
-      <w:pPr>
-        <w:pStyle w:val="Compact"/>
-        <w:numPr>
-          <w:ilvl w:val="0"/>
-          <w:numId w:val="1104"/>
-        </w:numPr>
-      </w:pPr>
-      <w:r>
-        <w:t xml:space="preserve">TC-08 update rejects an empty name</w:t>
+        <w:t xml:space="preserve">CS-15 isDefault must be a boolean</w:t>
       </w:r>
     </w:p>
     <w:p>
@@ -13437,7 +13350,7 @@
           <w:b/>
           <w:bCs/>
         </w:rPr>
-        <w:t xml:space="preserve">Workflow card · stage contract + UPPER_SNAKE keys</w:t>
+        <w:t xml:space="preserve">Rule sets · create-rule-set contract</w:t>
       </w:r>
     </w:p>
     <w:p>
@@ -13449,7 +13362,7 @@
         </w:numPr>
       </w:pPr>
       <w:r>
-        <w:t xml:space="preserve">TC-09 a valid stage is accepted</w:t>
+        <w:t xml:space="preserve">CS-16 minimal (name) is valid</w:t>
       </w:r>
     </w:p>
     <w:p>
@@ -13461,7 +13374,7 @@
         </w:numPr>
       </w:pPr>
       <w:r>
-        <w:t xml:space="preserve">TC-10 DRAFT key is valid</w:t>
+        <w:t xml:space="preserve">CS-17 with a description is valid</w:t>
       </w:r>
     </w:p>
     <w:p>
@@ -13473,7 +13386,7 @@
         </w:numPr>
       </w:pPr>
       <w:r>
-        <w:t xml:space="preserve">TC-11 a key with digits/underscores is valid</w:t>
+        <w:t xml:space="preserve">CS-18 rejects an empty name</w:t>
       </w:r>
     </w:p>
     <w:p>
@@ -13485,7 +13398,7 @@
         </w:numPr>
       </w:pPr>
       <w:r>
-        <w:t xml:space="preserve">TC-12 rejects a lowercase key</w:t>
+        <w:t xml:space="preserve">CS-19 rejects a missing name</w:t>
       </w:r>
     </w:p>
     <w:p>
@@ -13497,7 +13410,7 @@
         </w:numPr>
       </w:pPr>
       <w:r>
-        <w:t xml:space="preserve">TC-13 rejects a key with a hyphen</w:t>
+        <w:t xml:space="preserve">CS-20 accepts a 1-char name</w:t>
       </w:r>
     </w:p>
     <w:p>
@@ -13509,7 +13422,7 @@
         </w:numPr>
       </w:pPr>
       <w:r>
-        <w:t xml:space="preserve">TC-14 rejects a key that starts with a digit</w:t>
+        <w:t xml:space="preserve">CS-21 accepts an 80-char name</w:t>
       </w:r>
     </w:p>
     <w:p>
@@ -13521,7 +13434,7 @@
         </w:numPr>
       </w:pPr>
       <w:r>
-        <w:t xml:space="preserve">TC-15 rejects a key with spaces</w:t>
+        <w:t xml:space="preserve">CS-22 rejects a name over 80 chars</w:t>
       </w:r>
     </w:p>
     <w:p>
@@ -13533,7 +13446,7 @@
         </w:numPr>
       </w:pPr>
       <w:r>
-        <w:t xml:space="preserve">TC-16 rejects an empty key</w:t>
+        <w:t xml:space="preserve">CS-23 accepts a 500-char description</w:t>
       </w:r>
     </w:p>
     <w:p>
@@ -13545,103 +13458,7 @@
         </w:numPr>
       </w:pPr>
       <w:r>
-        <w:t xml:space="preserve">TC-17 rejects a key over 40 chars</w:t>
-      </w:r>
-    </w:p>
-    <w:p>
-      <w:pPr>
-        <w:pStyle w:val="Compact"/>
-        <w:numPr>
-          <w:ilvl w:val="0"/>
-          <w:numId w:val="1105"/>
-        </w:numPr>
-      </w:pPr>
-      <w:r>
-        <w:t xml:space="preserve">TC-18 rejects an empty label</w:t>
-      </w:r>
-    </w:p>
-    <w:p>
-      <w:pPr>
-        <w:pStyle w:val="Compact"/>
-        <w:numPr>
-          <w:ilvl w:val="0"/>
-          <w:numId w:val="1105"/>
-        </w:numPr>
-      </w:pPr>
-      <w:r>
-        <w:t xml:space="preserve">TC-19 rejects a label over 80 chars</w:t>
-      </w:r>
-    </w:p>
-    <w:p>
-      <w:pPr>
-        <w:pStyle w:val="Compact"/>
-        <w:numPr>
-          <w:ilvl w:val="0"/>
-          <w:numId w:val="1105"/>
-        </w:numPr>
-      </w:pPr>
-      <w:r>
-        <w:t xml:space="preserve">TC-20 accepts isInitial/isTerminal flags</w:t>
-      </w:r>
-    </w:p>
-    <w:p>
-      <w:pPr>
-        <w:pStyle w:val="Compact"/>
-        <w:numPr>
-          <w:ilvl w:val="0"/>
-          <w:numId w:val="1105"/>
-        </w:numPr>
-      </w:pPr>
-      <w:r>
-        <w:t xml:space="preserve">TC-21 accepts an explicit sortOrder</w:t>
-      </w:r>
-    </w:p>
-    <w:p>
-      <w:pPr>
-        <w:pStyle w:val="Compact"/>
-        <w:numPr>
-          <w:ilvl w:val="0"/>
-          <w:numId w:val="1105"/>
-        </w:numPr>
-      </w:pPr>
-      <w:r>
-        <w:t xml:space="preserve">TC-22 rejects a negative sortOrder</w:t>
-      </w:r>
-    </w:p>
-    <w:p>
-      <w:pPr>
-        <w:pStyle w:val="Compact"/>
-        <w:numPr>
-          <w:ilvl w:val="0"/>
-          <w:numId w:val="1105"/>
-        </w:numPr>
-      </w:pPr>
-      <w:r>
-        <w:t xml:space="preserve">TC-23 rejects a fractional sortOrder</w:t>
-      </w:r>
-    </w:p>
-    <w:p>
-      <w:pPr>
-        <w:pStyle w:val="Compact"/>
-        <w:numPr>
-          <w:ilvl w:val="0"/>
-          <w:numId w:val="1105"/>
-        </w:numPr>
-      </w:pPr>
-      <w:r>
-        <w:t xml:space="preserve">TC-24 stage update may be empty</w:t>
-      </w:r>
-    </w:p>
-    <w:p>
-      <w:pPr>
-        <w:pStyle w:val="Compact"/>
-        <w:numPr>
-          <w:ilvl w:val="0"/>
-          <w:numId w:val="1105"/>
-        </w:numPr>
-      </w:pPr>
-      <w:r>
-        <w:t xml:space="preserve">TC-25 stage update can flip isTerminal</w:t>
+        <w:t xml:space="preserve">CS-24 rejects a description over 500 chars</w:t>
       </w:r>
     </w:p>
     <w:p>
@@ -13653,7 +13470,7 @@
           <w:b/>
           <w:bCs/>
         </w:rPr>
-        <w:t xml:space="preserve">Workflow card · transition contract + role gating (FR-2)</w:t>
+        <w:t xml:space="preserve">Rule sets · update-rule-set contract</w:t>
       </w:r>
     </w:p>
     <w:p>
@@ -13665,7 +13482,7 @@
         </w:numPr>
       </w:pPr>
       <w:r>
-        <w:t xml:space="preserve">TC-26 a valid transition is accepted</w:t>
+        <w:t xml:space="preserve">CS-25 an empty update is valid (no-op)</w:t>
       </w:r>
     </w:p>
     <w:p>
@@ -13677,7 +13494,7 @@
         </w:numPr>
       </w:pPr>
       <w:r>
-        <w:t xml:space="preserve">TC-27 Approve gated to GM is valid (the approver role)</w:t>
+        <w:t xml:space="preserve">CS-26 rename is valid</w:t>
       </w:r>
     </w:p>
     <w:p>
@@ -13689,7 +13506,7 @@
         </w:numPr>
       </w:pPr>
       <w:r>
-        <w:t xml:space="preserve">TC-28 Submit gated to ESTIMATOR is valid</w:t>
+        <w:t xml:space="preserve">CS-27 deactivate is valid</w:t>
       </w:r>
     </w:p>
     <w:p>
@@ -13701,7 +13518,7 @@
         </w:numPr>
       </w:pPr>
       <w:r>
-        <w:t xml:space="preserve">TC-29 Finalize gated to ADMIN is valid</w:t>
+        <w:t xml:space="preserve">CS-28 reactivate is valid</w:t>
       </w:r>
     </w:p>
     <w:p>
@@ -13713,7 +13530,7 @@
         </w:numPr>
       </w:pPr>
       <w:r>
-        <w:t xml:space="preserve">TC-30 a transition gated to VIEWER is structurally valid</w:t>
+        <w:t xml:space="preserve">CS-29 update name + description + active together</w:t>
       </w:r>
     </w:p>
     <w:p>
@@ -13725,7 +13542,7 @@
         </w:numPr>
       </w:pPr>
       <w:r>
-        <w:t xml:space="preserve">TC-31 rejects a malformed allowedRole code (membership server-side, FR-30)</w:t>
+        <w:t xml:space="preserve">CS-30 rejects an empty name on update</w:t>
       </w:r>
     </w:p>
     <w:p>
@@ -13737,163 +13554,7 @@
         </w:numPr>
       </w:pPr>
       <w:r>
-        <w:t xml:space="preserve">TC-32 rejects a missing allowedRole</w:t>
-      </w:r>
-    </w:p>
-    <w:p>
-      <w:pPr>
-        <w:pStyle w:val="Compact"/>
-        <w:numPr>
-          <w:ilvl w:val="0"/>
-          <w:numId w:val="1106"/>
-        </w:numPr>
-      </w:pPr>
-      <w:r>
-        <w:t xml:space="preserve">TC-33 rejects an empty fromStageKey</w:t>
-      </w:r>
-    </w:p>
-    <w:p>
-      <w:pPr>
-        <w:pStyle w:val="Compact"/>
-        <w:numPr>
-          <w:ilvl w:val="0"/>
-          <w:numId w:val="1106"/>
-        </w:numPr>
-      </w:pPr>
-      <w:r>
-        <w:t xml:space="preserve">TC-34 rejects an empty toStageKey</w:t>
-      </w:r>
-    </w:p>
-    <w:p>
-      <w:pPr>
-        <w:pStyle w:val="Compact"/>
-        <w:numPr>
-          <w:ilvl w:val="0"/>
-          <w:numId w:val="1106"/>
-        </w:numPr>
-      </w:pPr>
-      <w:r>
-        <w:t xml:space="preserve">TC-35 rejects an empty label</w:t>
-      </w:r>
-    </w:p>
-    <w:p>
-      <w:pPr>
-        <w:pStyle w:val="Compact"/>
-        <w:numPr>
-          <w:ilvl w:val="0"/>
-          <w:numId w:val="1106"/>
-        </w:numPr>
-      </w:pPr>
-      <w:r>
-        <w:t xml:space="preserve">TC-36 rejects a label over 80 chars</w:t>
-      </w:r>
-    </w:p>
-    <w:p>
-      <w:pPr>
-        <w:pStyle w:val="Compact"/>
-        <w:numPr>
-          <w:ilvl w:val="0"/>
-          <w:numId w:val="1106"/>
-        </w:numPr>
-      </w:pPr>
-      <w:r>
-        <w:t xml:space="preserve">TC-37 accepts a description</w:t>
-      </w:r>
-    </w:p>
-    <w:p>
-      <w:pPr>
-        <w:pStyle w:val="Compact"/>
-        <w:numPr>
-          <w:ilvl w:val="0"/>
-          <w:numId w:val="1106"/>
-        </w:numPr>
-      </w:pPr>
-      <w:r>
-        <w:t xml:space="preserve">TC-38 rejects a description over 500 chars</w:t>
-      </w:r>
-    </w:p>
-    <w:p>
-      <w:pPr>
-        <w:pStyle w:val="Compact"/>
-        <w:numPr>
-          <w:ilvl w:val="0"/>
-          <w:numId w:val="1106"/>
-        </w:numPr>
-      </w:pPr>
-      <w:r>
-        <w:t xml:space="preserve">TC-39 accepts requiresChecklistPass = true</w:t>
-      </w:r>
-    </w:p>
-    <w:p>
-      <w:pPr>
-        <w:pStyle w:val="Compact"/>
-        <w:numPr>
-          <w:ilvl w:val="0"/>
-          <w:numId w:val="1106"/>
-        </w:numPr>
-      </w:pPr>
-      <w:r>
-        <w:t xml:space="preserve">TC-40 accepts requiresChecklistPass = false</w:t>
-      </w:r>
-    </w:p>
-    <w:p>
-      <w:pPr>
-        <w:pStyle w:val="Compact"/>
-        <w:numPr>
-          <w:ilvl w:val="0"/>
-          <w:numId w:val="1106"/>
-        </w:numPr>
-      </w:pPr>
-      <w:r>
-        <w:t xml:space="preserve">TC-41 requiresChecklistPass is optional</w:t>
-      </w:r>
-    </w:p>
-    <w:p>
-      <w:pPr>
-        <w:pStyle w:val="Compact"/>
-        <w:numPr>
-          <w:ilvl w:val="0"/>
-          <w:numId w:val="1106"/>
-        </w:numPr>
-      </w:pPr>
-      <w:r>
-        <w:t xml:space="preserve">TC-42 transition update may change just the role to GM</w:t>
-      </w:r>
-    </w:p>
-    <w:p>
-      <w:pPr>
-        <w:pStyle w:val="Compact"/>
-        <w:numPr>
-          <w:ilvl w:val="0"/>
-          <w:numId w:val="1106"/>
-        </w:numPr>
-      </w:pPr>
-      <w:r>
-        <w:t xml:space="preserve">TC-43 transition update may be empty</w:t>
-      </w:r>
-    </w:p>
-    <w:p>
-      <w:pPr>
-        <w:pStyle w:val="Compact"/>
-        <w:numPr>
-          <w:ilvl w:val="0"/>
-          <w:numId w:val="1106"/>
-        </w:numPr>
-      </w:pPr>
-      <w:r>
-        <w:t xml:space="preserve">TC-44 transition update rejects a malformed role code (membership server-side, FR-30)</w:t>
-      </w:r>
-    </w:p>
-    <w:p>
-      <w:pPr>
-        <w:pStyle w:val="Compact"/>
-        <w:numPr>
-          <w:ilvl w:val="0"/>
-          <w:numId w:val="1106"/>
-        </w:numPr>
-      </w:pPr>
-      <w:r>
-        <w:t xml:space="preserve">TC-45 transition update can toggle requiresChecklistPass</w:t>
+        <w:t xml:space="preserve">CS-31 rejects a description over 500 on update</w:t>
       </w:r>
     </w:p>
     <w:p>
@@ -13905,7 +13566,7 @@
           <w:b/>
           <w:bCs/>
         </w:rPr>
-        <w:t xml:space="preserve">Workflow card · per-estimate transition request</w:t>
+        <w:t xml:space="preserve">Rule sets · rule DTO</w:t>
       </w:r>
     </w:p>
     <w:p>
@@ -13917,7 +13578,7 @@
         </w:numPr>
       </w:pPr>
       <w:r>
-        <w:t xml:space="preserve">TC-46 a transition request needs a target stage</w:t>
+        <w:t xml:space="preserve">CS-32 a complete built-in rule is valid</w:t>
       </w:r>
     </w:p>
     <w:p>
@@ -13929,7 +13590,7 @@
         </w:numPr>
       </w:pPr>
       <w:r>
-        <w:t xml:space="preserve">TC-47 rejects an empty target stage</w:t>
+        <w:t xml:space="preserve">CS-33 an advisory rule (hasLogic false, not built-in) is valid</w:t>
       </w:r>
     </w:p>
     <w:p>
@@ -13941,7 +13602,7 @@
         </w:numPr>
       </w:pPr>
       <w:r>
-        <w:t xml:space="preserve">TC-48 accepts an optional note</w:t>
+        <w:t xml:space="preserve">CS-34 rejects a bad severity</w:t>
       </w:r>
     </w:p>
     <w:p>
@@ -13953,7 +13614,7 @@
         </w:numPr>
       </w:pPr>
       <w:r>
-        <w:t xml:space="preserve">TC-49 rejects a note over 2000 chars</w:t>
+        <w:t xml:space="preserve">CS-35 rejects a bad scope</w:t>
       </w:r>
     </w:p>
     <w:p>
@@ -13965,493 +13626,199 @@
         </w:numPr>
       </w:pPr>
       <w:r>
-        <w:t xml:space="preserve">TC-50 accepts a note at exactly 2000 chars</w:t>
-      </w:r>
-    </w:p>
-    <w:p>
-      <w:pPr>
-        <w:pStyle w:val="Compact"/>
-        <w:numPr>
-          <w:ilvl w:val="0"/>
-          <w:numId w:val="1107"/>
-        </w:numPr>
-      </w:pPr>
-      <w:r>
-        <w:t xml:space="preserve">TC-51 the default workflow Approve→GM shape parses</w:t>
-      </w:r>
-    </w:p>
-    <w:p>
-      <w:pPr>
-        <w:pStyle w:val="Compact"/>
-        <w:numPr>
-          <w:ilvl w:val="0"/>
-          <w:numId w:val="1107"/>
-        </w:numPr>
-      </w:pPr>
-      <w:r>
-        <w:t xml:space="preserve">TC-52 the default workflow Return-to-draft→GM shape parses</w:t>
-      </w:r>
-    </w:p>
-    <w:bookmarkEnd w:id="39"/>
-    <w:bookmarkStart w:id="40" w:name="smoke"/>
-    <w:p>
-      <w:pPr>
-        <w:pStyle w:val="Heading2"/>
-      </w:pPr>
-      <w:r>
-        <w:t xml:space="preserve">smoke</w:t>
+        <w:t xml:space="preserve">CS-36 rejects a non-uuid ruleSetId</w:t>
       </w:r>
     </w:p>
     <w:p>
       <w:pPr>
         <w:pStyle w:val="FirstParagraph"/>
-      </w:pPr>
-      <w:r>
-        <w:rPr>
-          <w:i/>
-          <w:iCs/>
-        </w:rPr>
-        <w:t xml:space="preserve">Source:</w:t>
-      </w:r>
-      <w:r>
-        <w:rPr>
-          <w:i/>
-          <w:iCs/>
-        </w:rPr>
-        <w:t xml:space="preserve"> </w:t>
-      </w:r>
-      <w:r>
-        <w:rPr>
-          <w:rStyle w:val="VerbatimChar"/>
-          <w:i/>
-          <w:iCs/>
-        </w:rPr>
-        <w:t xml:space="preserve">apps/web/e2e/smoke.spec.ts</w:t>
-      </w:r>
-      <w:r>
-        <w:rPr>
-          <w:i/>
-          <w:iCs/>
-        </w:rPr>
-        <w:t xml:space="preserve"> </w:t>
-      </w:r>
-      <w:r>
-        <w:rPr>
-          <w:i/>
-          <w:iCs/>
-        </w:rPr>
-        <w:t xml:space="preserve">— 13 cases</w:t>
-      </w:r>
-    </w:p>
-    <w:p>
-      <w:pPr>
-        <w:pStyle w:val="Compact"/>
-        <w:numPr>
-          <w:ilvl w:val="0"/>
-          <w:numId w:val="1108"/>
-        </w:numPr>
-      </w:pPr>
-      <w:r>
-        <w:t xml:space="preserve">login → create estimate → add a line → see totals</w:t>
-      </w:r>
-    </w:p>
-    <w:p>
-      <w:pPr>
-        <w:pStyle w:val="Compact"/>
-        <w:numPr>
-          <w:ilvl w:val="0"/>
-          <w:numId w:val="1108"/>
-        </w:numPr>
-      </w:pPr>
-      <w:r>
-        <w:t xml:space="preserve">SDLC phase breakdown (FR-28), resource capacity guard (FR-27) + stage gate</w:t>
-      </w:r>
-    </w:p>
-    <w:p>
-      <w:pPr>
-        <w:pStyle w:val="Compact"/>
-        <w:numPr>
-          <w:ilvl w:val="0"/>
-          <w:numId w:val="1108"/>
-        </w:numPr>
-      </w:pPr>
-      <w:r>
-        <w:t xml:space="preserve">Reference data admin page serves DB-driven values (FR-29)</w:t>
-      </w:r>
-    </w:p>
-    <w:p>
-      <w:pPr>
-        <w:pStyle w:val="Compact"/>
-        <w:numPr>
-          <w:ilvl w:val="0"/>
-          <w:numId w:val="1108"/>
-        </w:numPr>
-      </w:pPr>
-      <w:r>
-        <w:t xml:space="preserve">Help guide lists use cases and deep-links by anchor</w:t>
-      </w:r>
-    </w:p>
-    <w:p>
-      <w:pPr>
-        <w:pStyle w:val="Compact"/>
-        <w:numPr>
-          <w:ilvl w:val="0"/>
-          <w:numId w:val="1108"/>
-        </w:numPr>
-      </w:pPr>
-      <w:r>
-        <w:t xml:space="preserve">FX rates show last-updated time and a refresh button (FR-17)</w:t>
-      </w:r>
-    </w:p>
-    <w:p>
-      <w:pPr>
-        <w:pStyle w:val="Compact"/>
-        <w:numPr>
-          <w:ilvl w:val="0"/>
-          <w:numId w:val="1108"/>
-        </w:numPr>
-      </w:pPr>
-      <w:r>
-        <w:t xml:space="preserve">Workflow repo lists workflows and opens the editor (FR-24)</w:t>
-      </w:r>
-    </w:p>
-    <w:p>
-      <w:pPr>
-        <w:pStyle w:val="Compact"/>
-        <w:numPr>
-          <w:ilvl w:val="0"/>
-          <w:numId w:val="1108"/>
-        </w:numPr>
-      </w:pPr>
-      <w:r>
-        <w:t xml:space="preserve">Checklist rule-set repo lists sets and opens the rule editor (FR-25)</w:t>
-      </w:r>
-    </w:p>
-    <w:p>
-      <w:pPr>
-        <w:pStyle w:val="Compact"/>
-        <w:numPr>
-          <w:ilvl w:val="0"/>
-          <w:numId w:val="1108"/>
-        </w:numPr>
-      </w:pPr>
-      <w:r>
-        <w:t xml:space="preserve">User Guide page renders and deep-links by section (NFR-12)</w:t>
-      </w:r>
-    </w:p>
-    <w:p>
-      <w:pPr>
-        <w:pStyle w:val="Compact"/>
-        <w:numPr>
-          <w:ilvl w:val="0"/>
-          <w:numId w:val="1108"/>
-        </w:numPr>
-      </w:pPr>
-      <w:r>
-        <w:t xml:space="preserve">Estimation Guide renders and deep-links by section (NFR-12)</w:t>
-      </w:r>
-    </w:p>
-    <w:p>
-      <w:pPr>
-        <w:pStyle w:val="Compact"/>
-        <w:numPr>
-          <w:ilvl w:val="0"/>
-          <w:numId w:val="1108"/>
-        </w:numPr>
-      </w:pPr>
-      <w:r>
-        <w:t xml:space="preserve">Roles &amp; permissions page shows the capability matrix (FR-2/NFR-16)</w:t>
-      </w:r>
-    </w:p>
-    <w:p>
-      <w:pPr>
-        <w:pStyle w:val="Compact"/>
-        <w:numPr>
-          <w:ilvl w:val="0"/>
-          <w:numId w:val="1108"/>
-        </w:numPr>
-      </w:pPr>
-      <w:r>
-        <w:t xml:space="preserve">Dashboard summarizes estimates and drills into a stage (FR-18)</w:t>
-      </w:r>
-    </w:p>
-    <w:p>
-      <w:pPr>
-        <w:pStyle w:val="Compact"/>
-        <w:numPr>
-          <w:ilvl w:val="0"/>
-          <w:numId w:val="1108"/>
-        </w:numPr>
-      </w:pPr>
-      <w:r>
-        <w:t xml:space="preserve">Statement of Work: create from an approved estimate, edit, open PDF (BR-7)</w:t>
-      </w:r>
-    </w:p>
-    <w:p>
-      <w:pPr>
-        <w:pStyle w:val="Compact"/>
-        <w:numPr>
-          <w:ilvl w:val="0"/>
-          <w:numId w:val="1108"/>
-        </w:numPr>
-      </w:pPr>
-      <w:r>
-        <w:t xml:space="preserve">a freshly created estimate has no green checklist items (FR-25)</w:t>
-      </w:r>
-    </w:p>
-    <w:bookmarkEnd w:id="40"/>
-    <w:bookmarkStart w:id="41" w:name="estimation-engine"/>
-    <w:p>
-      <w:pPr>
-        <w:pStyle w:val="Heading2"/>
-      </w:pPr>
-      <w:r>
-        <w:t xml:space="preserve">Estimation engine</w:t>
-      </w:r>
-    </w:p>
-    <w:p>
-      <w:pPr>
-        <w:pStyle w:val="FirstParagraph"/>
-      </w:pPr>
-      <w:r>
-        <w:rPr>
-          <w:i/>
-          <w:iCs/>
-        </w:rPr>
-        <w:t xml:space="preserve">Source:</w:t>
-      </w:r>
-      <w:r>
-        <w:rPr>
-          <w:i/>
-          <w:iCs/>
-        </w:rPr>
-        <w:t xml:space="preserve"> </w:t>
-      </w:r>
-      <w:r>
-        <w:rPr>
-          <w:rStyle w:val="VerbatimChar"/>
-          <w:i/>
-          <w:iCs/>
-        </w:rPr>
-        <w:t xml:space="preserve">packages/engine/src/estimation-engine.test.ts</w:t>
-      </w:r>
-      <w:r>
-        <w:rPr>
-          <w:i/>
-          <w:iCs/>
-        </w:rPr>
-        <w:t xml:space="preserve"> </w:t>
-      </w:r>
-      <w:r>
-        <w:rPr>
-          <w:i/>
-          <w:iCs/>
-        </w:rPr>
-        <w:t xml:space="preserve">— 19 cases</w:t>
-      </w:r>
-    </w:p>
-    <w:p>
-      <w:pPr>
-        <w:pStyle w:val="BodyText"/>
       </w:pPr>
       <w:r>
         <w:rPr>
           <w:b/>
           <w:bCs/>
         </w:rPr>
-        <w:t xml:space="preserve">computeEstimate</w:t>
-      </w:r>
-    </w:p>
-    <w:p>
-      <w:pPr>
-        <w:pStyle w:val="Compact"/>
-        <w:numPr>
-          <w:ilvl w:val="0"/>
-          <w:numId w:val="1109"/>
-        </w:numPr>
-      </w:pPr>
-      <w:r>
-        <w:t xml:space="preserve">returns zeros for an empty estimate</w:t>
-      </w:r>
-    </w:p>
-    <w:p>
-      <w:pPr>
-        <w:pStyle w:val="Compact"/>
-        <w:numPr>
-          <w:ilvl w:val="0"/>
-          <w:numId w:val="1109"/>
-        </w:numPr>
-      </w:pPr>
-      <w:r>
-        <w:t xml:space="preserve">computes a single one-time line with no markup</w:t>
-      </w:r>
-    </w:p>
-    <w:p>
-      <w:pPr>
-        <w:pStyle w:val="Compact"/>
-        <w:numPr>
-          <w:ilvl w:val="0"/>
-          <w:numId w:val="1109"/>
-        </w:numPr>
-      </w:pPr>
-      <w:r>
-        <w:t xml:space="preserve">applies a global upcharge to the line base</w:t>
-      </w:r>
-    </w:p>
-    <w:p>
-      <w:pPr>
-        <w:pStyle w:val="Compact"/>
-        <w:numPr>
-          <w:ilvl w:val="0"/>
-          <w:numId w:val="1109"/>
-        </w:numPr>
-      </w:pPr>
-      <w:r>
-        <w:t xml:space="preserve">lets a per-line override win over the global upcharge (FR-22)</w:t>
-      </w:r>
-    </w:p>
-    <w:p>
-      <w:pPr>
-        <w:pStyle w:val="Compact"/>
-        <w:numPr>
-          <w:ilvl w:val="0"/>
-          <w:numId w:val="1109"/>
-        </w:numPr>
-      </w:pPr>
-      <w:r>
-        <w:t xml:space="preserve">honors an explicit 0 override against a non-zero global (FR-22)</w:t>
-      </w:r>
-    </w:p>
-    <w:p>
-      <w:pPr>
-        <w:pStyle w:val="Compact"/>
-        <w:numPr>
-          <w:ilvl w:val="0"/>
-          <w:numId w:val="1109"/>
-        </w:numPr>
-      </w:pPr>
-      <w:r>
-        <w:t xml:space="preserve">rolls a MONTHLY line up to monthly + yearly×12 (FR-23)</w:t>
-      </w:r>
-    </w:p>
-    <w:p>
-      <w:pPr>
-        <w:pStyle w:val="Compact"/>
-        <w:numPr>
-          <w:ilvl w:val="0"/>
-          <w:numId w:val="1109"/>
-        </w:numPr>
-      </w:pPr>
-      <w:r>
-        <w:t xml:space="preserve">rolls a YEARLY line up to yearly + monthly÷12 (FR-23)</w:t>
-      </w:r>
-    </w:p>
-    <w:p>
-      <w:pPr>
-        <w:pStyle w:val="Compact"/>
-        <w:numPr>
-          <w:ilvl w:val="0"/>
-          <w:numId w:val="1109"/>
-        </w:numPr>
-      </w:pPr>
-      <w:r>
-        <w:t xml:space="preserve">applies contingency AFTER upcharge, on the upcharged subtotal (order matters)</w:t>
-      </w:r>
-    </w:p>
-    <w:p>
-      <w:pPr>
-        <w:pStyle w:val="Compact"/>
-        <w:numPr>
-          <w:ilvl w:val="0"/>
-          <w:numId w:val="1109"/>
-        </w:numPr>
-      </w:pPr>
-      <w:r>
-        <w:t xml:space="preserve">multiplies the base by quantity</w:t>
-      </w:r>
-    </w:p>
-    <w:p>
-      <w:pPr>
-        <w:pStyle w:val="Compact"/>
-        <w:numPr>
-          <w:ilvl w:val="0"/>
-          <w:numId w:val="1109"/>
-        </w:numPr>
-      </w:pPr>
-      <w:r>
-        <w:t xml:space="preserve">handles a mixed estimate with categories (sorted, no contingency)</w:t>
-      </w:r>
-    </w:p>
-    <w:p>
-      <w:pPr>
-        <w:pStyle w:val="Compact"/>
-        <w:numPr>
-          <w:ilvl w:val="0"/>
-          <w:numId w:val="1109"/>
-        </w:numPr>
-      </w:pPr>
-      <w:r>
-        <w:t xml:space="preserve">groups cost per SDLC phase in lifecycle order, Unassigned last (FR-28)</w:t>
-      </w:r>
-    </w:p>
-    <w:p>
-      <w:pPr>
-        <w:pStyle w:val="Compact"/>
-        <w:numPr>
-          <w:ilvl w:val="0"/>
-          <w:numId w:val="1109"/>
-        </w:numPr>
-      </w:pPr>
-      <w:r>
-        <w:t xml:space="preserve">applies margin (on cost) then tax (on sell price) for a client price (FR-16)</w:t>
-      </w:r>
-    </w:p>
-    <w:p>
-      <w:pPr>
-        <w:pStyle w:val="Compact"/>
-        <w:numPr>
-          <w:ilvl w:val="0"/>
-          <w:numId w:val="1109"/>
-        </w:numPr>
-      </w:pPr>
-      <w:r>
-        <w:t xml:space="preserve">leaves client price equal to cost when margin and tax are zero</w:t>
-      </w:r>
-    </w:p>
-    <w:p>
-      <w:pPr>
-        <w:pStyle w:val="Compact"/>
-        <w:numPr>
-          <w:ilvl w:val="0"/>
-          <w:numId w:val="1109"/>
-        </w:numPr>
-      </w:pPr>
-      <w:r>
-        <w:t xml:space="preserve">rounds money half-up to the configured scale</w:t>
-      </w:r>
-    </w:p>
-    <w:p>
-      <w:pPr>
-        <w:pStyle w:val="Compact"/>
-        <w:numPr>
-          <w:ilvl w:val="0"/>
-          <w:numId w:val="1109"/>
-        </w:numPr>
-      </w:pPr>
-      <w:r>
-        <w:t xml:space="preserve">respects a custom money scale</w:t>
-      </w:r>
-    </w:p>
-    <w:p>
-      <w:pPr>
-        <w:pStyle w:val="Compact"/>
-        <w:numPr>
-          <w:ilvl w:val="0"/>
-          <w:numId w:val="1109"/>
-        </w:numPr>
-      </w:pPr>
-      <w:r>
-        <w:t xml:space="preserve">scales to a 200-line estimate without losing precision (NFR-1)</w:t>
+        <w:t xml:space="preserve">Rule sets · create-rule contract (lower_snake_case key)</w:t>
+      </w:r>
+    </w:p>
+    <w:p>
+      <w:pPr>
+        <w:pStyle w:val="Compact"/>
+        <w:numPr>
+          <w:ilvl w:val="0"/>
+          <w:numId w:val="1108"/>
+        </w:numPr>
+      </w:pPr>
+      <w:r>
+        <w:t xml:space="preserve">CS-37 a valid rule is accepted</w:t>
+      </w:r>
+    </w:p>
+    <w:p>
+      <w:pPr>
+        <w:pStyle w:val="Compact"/>
+        <w:numPr>
+          <w:ilvl w:val="0"/>
+          <w:numId w:val="1108"/>
+        </w:numPr>
+      </w:pPr>
+      <w:r>
+        <w:t xml:space="preserve">CS-38 accepts a key with digits and underscores</w:t>
+      </w:r>
+    </w:p>
+    <w:p>
+      <w:pPr>
+        <w:pStyle w:val="Compact"/>
+        <w:numPr>
+          <w:ilvl w:val="0"/>
+          <w:numId w:val="1108"/>
+        </w:numPr>
+      </w:pPr>
+      <w:r>
+        <w:t xml:space="preserve">CS-39 rejects an uppercase key</w:t>
+      </w:r>
+    </w:p>
+    <w:p>
+      <w:pPr>
+        <w:pStyle w:val="Compact"/>
+        <w:numPr>
+          <w:ilvl w:val="0"/>
+          <w:numId w:val="1108"/>
+        </w:numPr>
+      </w:pPr>
+      <w:r>
+        <w:t xml:space="preserve">CS-40 rejects a hyphenated key</w:t>
+      </w:r>
+    </w:p>
+    <w:p>
+      <w:pPr>
+        <w:pStyle w:val="Compact"/>
+        <w:numPr>
+          <w:ilvl w:val="0"/>
+          <w:numId w:val="1108"/>
+        </w:numPr>
+      </w:pPr>
+      <w:r>
+        <w:t xml:space="preserve">CS-41 rejects a key starting with a digit</w:t>
+      </w:r>
+    </w:p>
+    <w:p>
+      <w:pPr>
+        <w:pStyle w:val="Compact"/>
+        <w:numPr>
+          <w:ilvl w:val="0"/>
+          <w:numId w:val="1108"/>
+        </w:numPr>
+      </w:pPr>
+      <w:r>
+        <w:t xml:space="preserve">CS-42 rejects a key with a space</w:t>
+      </w:r>
+    </w:p>
+    <w:p>
+      <w:pPr>
+        <w:pStyle w:val="Compact"/>
+        <w:numPr>
+          <w:ilvl w:val="0"/>
+          <w:numId w:val="1108"/>
+        </w:numPr>
+      </w:pPr>
+      <w:r>
+        <w:t xml:space="preserve">CS-43 rejects an empty key</w:t>
+      </w:r>
+    </w:p>
+    <w:p>
+      <w:pPr>
+        <w:pStyle w:val="Compact"/>
+        <w:numPr>
+          <w:ilvl w:val="0"/>
+          <w:numId w:val="1108"/>
+        </w:numPr>
+      </w:pPr>
+      <w:r>
+        <w:t xml:space="preserve">CS-44 rejects a key over 60 chars</w:t>
+      </w:r>
+    </w:p>
+    <w:p>
+      <w:pPr>
+        <w:pStyle w:val="Compact"/>
+        <w:numPr>
+          <w:ilvl w:val="0"/>
+          <w:numId w:val="1108"/>
+        </w:numPr>
+      </w:pPr>
+      <w:r>
+        <w:t xml:space="preserve">CS-45 rejects an empty description</w:t>
+      </w:r>
+    </w:p>
+    <w:p>
+      <w:pPr>
+        <w:pStyle w:val="Compact"/>
+        <w:numPr>
+          <w:ilvl w:val="0"/>
+          <w:numId w:val="1108"/>
+        </w:numPr>
+      </w:pPr>
+      <w:r>
+        <w:t xml:space="preserve">CS-46 rejects a description over 200 chars</w:t>
+      </w:r>
+    </w:p>
+    <w:p>
+      <w:pPr>
+        <w:pStyle w:val="Compact"/>
+        <w:numPr>
+          <w:ilvl w:val="0"/>
+          <w:numId w:val="1108"/>
+        </w:numPr>
+      </w:pPr>
+      <w:r>
+        <w:t xml:space="preserve">CS-47 rejects an unknown severity</w:t>
+      </w:r>
+    </w:p>
+    <w:p>
+      <w:pPr>
+        <w:pStyle w:val="Compact"/>
+        <w:numPr>
+          <w:ilvl w:val="0"/>
+          <w:numId w:val="1108"/>
+        </w:numPr>
+      </w:pPr>
+      <w:r>
+        <w:t xml:space="preserve">CS-48 rejects an unknown scope</w:t>
+      </w:r>
+    </w:p>
+    <w:p>
+      <w:pPr>
+        <w:pStyle w:val="Compact"/>
+        <w:numPr>
+          <w:ilvl w:val="0"/>
+          <w:numId w:val="1108"/>
+        </w:numPr>
+      </w:pPr>
+      <w:r>
+        <w:t xml:space="preserve">CS-49 accepts an optional target ruleSetId</w:t>
+      </w:r>
+    </w:p>
+    <w:p>
+      <w:pPr>
+        <w:pStyle w:val="Compact"/>
+        <w:numPr>
+          <w:ilvl w:val="0"/>
+          <w:numId w:val="1108"/>
+        </w:numPr>
+      </w:pPr>
+      <w:r>
+        <w:t xml:space="preserve">CS-50 rejects a non-uuid ruleSetId</w:t>
+      </w:r>
+    </w:p>
+    <w:p>
+      <w:pPr>
+        <w:pStyle w:val="Compact"/>
+        <w:numPr>
+          <w:ilvl w:val="0"/>
+          <w:numId w:val="1108"/>
+        </w:numPr>
+      </w:pPr>
+      <w:r>
+        <w:t xml:space="preserve">CS-51 ruleSetId is optional (defaults to the default set)</w:t>
       </w:r>
     </w:p>
     <w:p>
@@ -14463,19 +13830,91 @@
           <w:b/>
           <w:bCs/>
         </w:rPr>
-        <w:t xml:space="preserve">pert (FR-13)</w:t>
-      </w:r>
-    </w:p>
-    <w:p>
-      <w:pPr>
-        <w:pStyle w:val="Compact"/>
-        <w:numPr>
-          <w:ilvl w:val="0"/>
-          <w:numId w:val="1110"/>
-        </w:numPr>
-      </w:pPr>
-      <w:r>
-        <w:t xml:space="preserve">weights the most-likely 4× ((o + 4m + p) / 6)</w:t>
+        <w:t xml:space="preserve">Rule sets · update-rule contract</w:t>
+      </w:r>
+    </w:p>
+    <w:p>
+      <w:pPr>
+        <w:pStyle w:val="Compact"/>
+        <w:numPr>
+          <w:ilvl w:val="0"/>
+          <w:numId w:val="1109"/>
+        </w:numPr>
+      </w:pPr>
+      <w:r>
+        <w:t xml:space="preserve">CS-52 an empty update is valid</w:t>
+      </w:r>
+    </w:p>
+    <w:p>
+      <w:pPr>
+        <w:pStyle w:val="Compact"/>
+        <w:numPr>
+          <w:ilvl w:val="0"/>
+          <w:numId w:val="1109"/>
+        </w:numPr>
+      </w:pPr>
+      <w:r>
+        <w:t xml:space="preserve">CS-53 re-tune the severity</w:t>
+      </w:r>
+    </w:p>
+    <w:p>
+      <w:pPr>
+        <w:pStyle w:val="Compact"/>
+        <w:numPr>
+          <w:ilvl w:val="0"/>
+          <w:numId w:val="1109"/>
+        </w:numPr>
+      </w:pPr>
+      <w:r>
+        <w:t xml:space="preserve">CS-54 edit the description</w:t>
+      </w:r>
+    </w:p>
+    <w:p>
+      <w:pPr>
+        <w:pStyle w:val="Compact"/>
+        <w:numPr>
+          <w:ilvl w:val="0"/>
+          <w:numId w:val="1109"/>
+        </w:numPr>
+      </w:pPr>
+      <w:r>
+        <w:t xml:space="preserve">CS-55 toggle active (deactivate a built-in)</w:t>
+      </w:r>
+    </w:p>
+    <w:p>
+      <w:pPr>
+        <w:pStyle w:val="Compact"/>
+        <w:numPr>
+          <w:ilvl w:val="0"/>
+          <w:numId w:val="1109"/>
+        </w:numPr>
+      </w:pPr>
+      <w:r>
+        <w:t xml:space="preserve">CS-56 rejects an unknown severity</w:t>
+      </w:r>
+    </w:p>
+    <w:p>
+      <w:pPr>
+        <w:pStyle w:val="Compact"/>
+        <w:numPr>
+          <w:ilvl w:val="0"/>
+          <w:numId w:val="1109"/>
+        </w:numPr>
+      </w:pPr>
+      <w:r>
+        <w:t xml:space="preserve">CS-57 rejects an empty description</w:t>
+      </w:r>
+    </w:p>
+    <w:p>
+      <w:pPr>
+        <w:pStyle w:val="Compact"/>
+        <w:numPr>
+          <w:ilvl w:val="0"/>
+          <w:numId w:val="1109"/>
+        </w:numPr>
+      </w:pPr>
+      <w:r>
+        <w:t xml:space="preserve">CS-58 cannot change the key (no key field on update)</w:t>
       </w:r>
     </w:p>
     <w:p>
@@ -14487,41 +13926,53 @@
           <w:b/>
           <w:bCs/>
         </w:rPr>
-        <w:t xml:space="preserve">effectiveUpcharge</w:t>
-      </w:r>
-    </w:p>
-    <w:p>
-      <w:pPr>
-        <w:pStyle w:val="Compact"/>
-        <w:numPr>
-          <w:ilvl w:val="0"/>
-          <w:numId w:val="1111"/>
-        </w:numPr>
-      </w:pPr>
-      <w:r>
-        <w:t xml:space="preserve">uses the global when no override is set</w:t>
-      </w:r>
-    </w:p>
-    <w:p>
-      <w:pPr>
-        <w:pStyle w:val="Compact"/>
-        <w:numPr>
-          <w:ilvl w:val="0"/>
-          <w:numId w:val="1111"/>
-        </w:numPr>
-      </w:pPr>
-      <w:r>
-        <w:t xml:space="preserve">uses the override when set, including 0</w:t>
-      </w:r>
-    </w:p>
-    <w:bookmarkEnd w:id="41"/>
-    <w:bookmarkStart w:id="42" w:name="resource-capacity-fr-27"/>
+        <w:t xml:space="preserve">Rule sets · gating result (what a rule set produces)</w:t>
+      </w:r>
+    </w:p>
+    <w:p>
+      <w:pPr>
+        <w:pStyle w:val="Compact"/>
+        <w:numPr>
+          <w:ilvl w:val="0"/>
+          <w:numId w:val="1110"/>
+        </w:numPr>
+      </w:pPr>
+      <w:r>
+        <w:t xml:space="preserve">CS-59 a complete result parses; item defaults fill entityIds + applicable</w:t>
+      </w:r>
+    </w:p>
+    <w:p>
+      <w:pPr>
+        <w:pStyle w:val="Compact"/>
+        <w:numPr>
+          <w:ilvl w:val="0"/>
+          <w:numId w:val="1110"/>
+        </w:numPr>
+      </w:pPr>
+      <w:r>
+        <w:t xml:space="preserve">CS-60 completeness must be within 0..1</w:t>
+      </w:r>
+    </w:p>
+    <w:p>
+      <w:pPr>
+        <w:pStyle w:val="Compact"/>
+        <w:numPr>
+          <w:ilvl w:val="0"/>
+          <w:numId w:val="1110"/>
+        </w:numPr>
+      </w:pPr>
+      <w:r>
+        <w:t xml:space="preserve">CS-61 a blocking result (a BLOCKER failed) is well-formed</w:t>
+      </w:r>
+    </w:p>
+    <w:bookmarkEnd w:id="39"/>
+    <w:bookmarkStart w:id="40" w:name="smart-checklist-engine"/>
     <w:p>
       <w:pPr>
         <w:pStyle w:val="Heading2"/>
       </w:pPr>
       <w:r>
-        <w:t xml:space="preserve">Resource capacity (FR-27)</w:t>
+        <w:t xml:space="preserve">Smart-checklist engine</w:t>
       </w:r>
     </w:p>
     <w:p>
@@ -14548,7 +13999,7 @@
           <w:i/>
           <w:iCs/>
         </w:rPr>
-        <w:t xml:space="preserve">packages/engine/src/resource-capacity.test.ts</w:t>
+        <w:t xml:space="preserve">apps/api/src/modules/workflow/checklist-rules.spec.ts</w:t>
       </w:r>
       <w:r>
         <w:rPr>
@@ -14562,7 +14013,7 @@
           <w:i/>
           <w:iCs/>
         </w:rPr>
-        <w:t xml:space="preserve">— 6 cases</w:t>
+        <w:t xml:space="preserve">— 8 cases</w:t>
       </w:r>
     </w:p>
     <w:p>
@@ -14574,6 +14025,1443 @@
           <w:b/>
           <w:bCs/>
         </w:rPr>
+        <w:t xml:space="preserve">evaluateChecklist</w:t>
+      </w:r>
+    </w:p>
+    <w:p>
+      <w:pPr>
+        <w:pStyle w:val="Compact"/>
+        <w:numPr>
+          <w:ilvl w:val="0"/>
+          <w:numId w:val="1111"/>
+        </w:numPr>
+      </w:pPr>
+      <w:r>
+        <w:t xml:space="preserve">blocks when a BLOCKER rule fails (no rate card)</w:t>
+      </w:r>
+    </w:p>
+    <w:p>
+      <w:pPr>
+        <w:pStyle w:val="Compact"/>
+        <w:numPr>
+          <w:ilvl w:val="0"/>
+          <w:numId w:val="1111"/>
+        </w:numPr>
+      </w:pPr>
+      <w:r>
+        <w:t xml:space="preserve">passes when blocking rules are satisfied</w:t>
+      </w:r>
+    </w:p>
+    <w:p>
+      <w:pPr>
+        <w:pStyle w:val="Compact"/>
+        <w:numPr>
+          <w:ilvl w:val="0"/>
+          <w:numId w:val="1111"/>
+        </w:numPr>
+      </w:pPr>
+      <w:r>
+        <w:t xml:space="preserve">flags a labor line missing its role and rate, naming the line for deep-linking</w:t>
+      </w:r>
+    </w:p>
+    <w:p>
+      <w:pPr>
+        <w:pStyle w:val="Compact"/>
+        <w:numPr>
+          <w:ilvl w:val="0"/>
+          <w:numId w:val="1111"/>
+        </w:numPr>
+      </w:pPr>
+      <w:r>
+        <w:t xml:space="preserve">marks a per-line rule</w:t>
+      </w:r>
+      <w:r>
+        <w:t xml:space="preserve"> </w:t>
+      </w:r>
+      <w:r>
+        <w:t xml:space="preserve">“To do”</w:t>
+      </w:r>
+      <w:r>
+        <w:t xml:space="preserve"> </w:t>
+      </w:r>
+      <w:r>
+        <w:t xml:space="preserve">(not a vacuous pass) when there are no such lines</w:t>
+      </w:r>
+    </w:p>
+    <w:p>
+      <w:pPr>
+        <w:pStyle w:val="Compact"/>
+        <w:numPr>
+          <w:ilvl w:val="0"/>
+          <w:numId w:val="1111"/>
+        </w:numPr>
+      </w:pPr>
+      <w:r>
+        <w:t xml:space="preserve">shows nothing green on a brand-new estimate — defaults are</w:t>
+      </w:r>
+      <w:r>
+        <w:t xml:space="preserve"> </w:t>
+      </w:r>
+      <w:r>
+        <w:t xml:space="preserve">“To do”</w:t>
+      </w:r>
+      <w:r>
+        <w:t xml:space="preserve">, not passes</w:t>
+      </w:r>
+    </w:p>
+    <w:p>
+      <w:pPr>
+        <w:pStyle w:val="FirstParagraph"/>
+      </w:pPr>
+      <w:r>
+        <w:rPr>
+          <w:b/>
+          <w:bCs/>
+        </w:rPr>
+        <w:t xml:space="preserve">resource_capacity rule (FR-27)</w:t>
+      </w:r>
+    </w:p>
+    <w:p>
+      <w:pPr>
+        <w:pStyle w:val="Compact"/>
+        <w:numPr>
+          <w:ilvl w:val="0"/>
+          <w:numId w:val="1112"/>
+        </w:numPr>
+      </w:pPr>
+      <w:r>
+        <w:t xml:space="preserve">passes when overlapping allocations stay within 100%</w:t>
+      </w:r>
+    </w:p>
+    <w:p>
+      <w:pPr>
+        <w:pStyle w:val="Compact"/>
+        <w:numPr>
+          <w:ilvl w:val="0"/>
+          <w:numId w:val="1112"/>
+        </w:numPr>
+      </w:pPr>
+      <w:r>
+        <w:t xml:space="preserve">blocks when a resource exceeds 100% on overlapping dates</w:t>
+      </w:r>
+    </w:p>
+    <w:p>
+      <w:pPr>
+        <w:pStyle w:val="Compact"/>
+        <w:numPr>
+          <w:ilvl w:val="0"/>
+          <w:numId w:val="1112"/>
+        </w:numPr>
+      </w:pPr>
+      <w:r>
+        <w:t xml:space="preserve">does not flag non-overlapping windows (handoff on adjacent days)</w:t>
+      </w:r>
+    </w:p>
+    <w:bookmarkEnd w:id="40"/>
+    <w:bookmarkStart w:id="41" w:name="approval-workflow-card"/>
+    <w:p>
+      <w:pPr>
+        <w:pStyle w:val="Heading2"/>
+      </w:pPr>
+      <w:r>
+        <w:t xml:space="preserve">Approval workflow card</w:t>
+      </w:r>
+    </w:p>
+    <w:p>
+      <w:pPr>
+        <w:pStyle w:val="FirstParagraph"/>
+      </w:pPr>
+      <w:r>
+        <w:rPr>
+          <w:i/>
+          <w:iCs/>
+        </w:rPr>
+        <w:t xml:space="preserve">Source:</w:t>
+      </w:r>
+      <w:r>
+        <w:rPr>
+          <w:i/>
+          <w:iCs/>
+        </w:rPr>
+        <w:t xml:space="preserve"> </w:t>
+      </w:r>
+      <w:r>
+        <w:rPr>
+          <w:rStyle w:val="VerbatimChar"/>
+          <w:i/>
+          <w:iCs/>
+        </w:rPr>
+        <w:t xml:space="preserve">apps/api/src/modules/workflow/workflow-card.spec.ts</w:t>
+      </w:r>
+      <w:r>
+        <w:rPr>
+          <w:i/>
+          <w:iCs/>
+        </w:rPr>
+        <w:t xml:space="preserve"> </w:t>
+      </w:r>
+      <w:r>
+        <w:rPr>
+          <w:i/>
+          <w:iCs/>
+        </w:rPr>
+        <w:t xml:space="preserve">— 52 cases</w:t>
+      </w:r>
+    </w:p>
+    <w:p>
+      <w:pPr>
+        <w:pStyle w:val="BodyText"/>
+      </w:pPr>
+      <w:r>
+        <w:rPr>
+          <w:b/>
+          <w:bCs/>
+        </w:rPr>
+        <w:t xml:space="preserve">Workflow card · definition contract</w:t>
+      </w:r>
+    </w:p>
+    <w:p>
+      <w:pPr>
+        <w:pStyle w:val="Compact"/>
+        <w:numPr>
+          <w:ilvl w:val="0"/>
+          <w:numId w:val="1113"/>
+        </w:numPr>
+      </w:pPr>
+      <w:r>
+        <w:t xml:space="preserve">TC-01 minimal create (name) is valid</w:t>
+      </w:r>
+    </w:p>
+    <w:p>
+      <w:pPr>
+        <w:pStyle w:val="Compact"/>
+        <w:numPr>
+          <w:ilvl w:val="0"/>
+          <w:numId w:val="1113"/>
+        </w:numPr>
+      </w:pPr>
+      <w:r>
+        <w:t xml:space="preserve">TC-02 accepts a description</w:t>
+      </w:r>
+    </w:p>
+    <w:p>
+      <w:pPr>
+        <w:pStyle w:val="Compact"/>
+        <w:numPr>
+          <w:ilvl w:val="0"/>
+          <w:numId w:val="1113"/>
+        </w:numPr>
+      </w:pPr>
+      <w:r>
+        <w:t xml:space="preserve">TC-03 rejects an empty name</w:t>
+      </w:r>
+    </w:p>
+    <w:p>
+      <w:pPr>
+        <w:pStyle w:val="Compact"/>
+        <w:numPr>
+          <w:ilvl w:val="0"/>
+          <w:numId w:val="1113"/>
+        </w:numPr>
+      </w:pPr>
+      <w:r>
+        <w:t xml:space="preserve">TC-04 rejects a name over 80 chars</w:t>
+      </w:r>
+    </w:p>
+    <w:p>
+      <w:pPr>
+        <w:pStyle w:val="Compact"/>
+        <w:numPr>
+          <w:ilvl w:val="0"/>
+          <w:numId w:val="1113"/>
+        </w:numPr>
+      </w:pPr>
+      <w:r>
+        <w:t xml:space="preserve">TC-05 rejects a description over 500 chars</w:t>
+      </w:r>
+    </w:p>
+    <w:p>
+      <w:pPr>
+        <w:pStyle w:val="Compact"/>
+        <w:numPr>
+          <w:ilvl w:val="0"/>
+          <w:numId w:val="1113"/>
+        </w:numPr>
+      </w:pPr>
+      <w:r>
+        <w:t xml:space="preserve">TC-06 update may be empty</w:t>
+      </w:r>
+    </w:p>
+    <w:p>
+      <w:pPr>
+        <w:pStyle w:val="Compact"/>
+        <w:numPr>
+          <w:ilvl w:val="0"/>
+          <w:numId w:val="1113"/>
+        </w:numPr>
+      </w:pPr>
+      <w:r>
+        <w:t xml:space="preserve">TC-07 update can deactivate</w:t>
+      </w:r>
+    </w:p>
+    <w:p>
+      <w:pPr>
+        <w:pStyle w:val="Compact"/>
+        <w:numPr>
+          <w:ilvl w:val="0"/>
+          <w:numId w:val="1113"/>
+        </w:numPr>
+      </w:pPr>
+      <w:r>
+        <w:t xml:space="preserve">TC-08 update rejects an empty name</w:t>
+      </w:r>
+    </w:p>
+    <w:p>
+      <w:pPr>
+        <w:pStyle w:val="FirstParagraph"/>
+      </w:pPr>
+      <w:r>
+        <w:rPr>
+          <w:b/>
+          <w:bCs/>
+        </w:rPr>
+        <w:t xml:space="preserve">Workflow card · stage contract + UPPER_SNAKE keys</w:t>
+      </w:r>
+    </w:p>
+    <w:p>
+      <w:pPr>
+        <w:pStyle w:val="Compact"/>
+        <w:numPr>
+          <w:ilvl w:val="0"/>
+          <w:numId w:val="1114"/>
+        </w:numPr>
+      </w:pPr>
+      <w:r>
+        <w:t xml:space="preserve">TC-09 a valid stage is accepted</w:t>
+      </w:r>
+    </w:p>
+    <w:p>
+      <w:pPr>
+        <w:pStyle w:val="Compact"/>
+        <w:numPr>
+          <w:ilvl w:val="0"/>
+          <w:numId w:val="1114"/>
+        </w:numPr>
+      </w:pPr>
+      <w:r>
+        <w:t xml:space="preserve">TC-10 DRAFT key is valid</w:t>
+      </w:r>
+    </w:p>
+    <w:p>
+      <w:pPr>
+        <w:pStyle w:val="Compact"/>
+        <w:numPr>
+          <w:ilvl w:val="0"/>
+          <w:numId w:val="1114"/>
+        </w:numPr>
+      </w:pPr>
+      <w:r>
+        <w:t xml:space="preserve">TC-11 a key with digits/underscores is valid</w:t>
+      </w:r>
+    </w:p>
+    <w:p>
+      <w:pPr>
+        <w:pStyle w:val="Compact"/>
+        <w:numPr>
+          <w:ilvl w:val="0"/>
+          <w:numId w:val="1114"/>
+        </w:numPr>
+      </w:pPr>
+      <w:r>
+        <w:t xml:space="preserve">TC-12 rejects a lowercase key</w:t>
+      </w:r>
+    </w:p>
+    <w:p>
+      <w:pPr>
+        <w:pStyle w:val="Compact"/>
+        <w:numPr>
+          <w:ilvl w:val="0"/>
+          <w:numId w:val="1114"/>
+        </w:numPr>
+      </w:pPr>
+      <w:r>
+        <w:t xml:space="preserve">TC-13 rejects a key with a hyphen</w:t>
+      </w:r>
+    </w:p>
+    <w:p>
+      <w:pPr>
+        <w:pStyle w:val="Compact"/>
+        <w:numPr>
+          <w:ilvl w:val="0"/>
+          <w:numId w:val="1114"/>
+        </w:numPr>
+      </w:pPr>
+      <w:r>
+        <w:t xml:space="preserve">TC-14 rejects a key that starts with a digit</w:t>
+      </w:r>
+    </w:p>
+    <w:p>
+      <w:pPr>
+        <w:pStyle w:val="Compact"/>
+        <w:numPr>
+          <w:ilvl w:val="0"/>
+          <w:numId w:val="1114"/>
+        </w:numPr>
+      </w:pPr>
+      <w:r>
+        <w:t xml:space="preserve">TC-15 rejects a key with spaces</w:t>
+      </w:r>
+    </w:p>
+    <w:p>
+      <w:pPr>
+        <w:pStyle w:val="Compact"/>
+        <w:numPr>
+          <w:ilvl w:val="0"/>
+          <w:numId w:val="1114"/>
+        </w:numPr>
+      </w:pPr>
+      <w:r>
+        <w:t xml:space="preserve">TC-16 rejects an empty key</w:t>
+      </w:r>
+    </w:p>
+    <w:p>
+      <w:pPr>
+        <w:pStyle w:val="Compact"/>
+        <w:numPr>
+          <w:ilvl w:val="0"/>
+          <w:numId w:val="1114"/>
+        </w:numPr>
+      </w:pPr>
+      <w:r>
+        <w:t xml:space="preserve">TC-17 rejects a key over 40 chars</w:t>
+      </w:r>
+    </w:p>
+    <w:p>
+      <w:pPr>
+        <w:pStyle w:val="Compact"/>
+        <w:numPr>
+          <w:ilvl w:val="0"/>
+          <w:numId w:val="1114"/>
+        </w:numPr>
+      </w:pPr>
+      <w:r>
+        <w:t xml:space="preserve">TC-18 rejects an empty label</w:t>
+      </w:r>
+    </w:p>
+    <w:p>
+      <w:pPr>
+        <w:pStyle w:val="Compact"/>
+        <w:numPr>
+          <w:ilvl w:val="0"/>
+          <w:numId w:val="1114"/>
+        </w:numPr>
+      </w:pPr>
+      <w:r>
+        <w:t xml:space="preserve">TC-19 rejects a label over 80 chars</w:t>
+      </w:r>
+    </w:p>
+    <w:p>
+      <w:pPr>
+        <w:pStyle w:val="Compact"/>
+        <w:numPr>
+          <w:ilvl w:val="0"/>
+          <w:numId w:val="1114"/>
+        </w:numPr>
+      </w:pPr>
+      <w:r>
+        <w:t xml:space="preserve">TC-20 accepts isInitial/isTerminal flags</w:t>
+      </w:r>
+    </w:p>
+    <w:p>
+      <w:pPr>
+        <w:pStyle w:val="Compact"/>
+        <w:numPr>
+          <w:ilvl w:val="0"/>
+          <w:numId w:val="1114"/>
+        </w:numPr>
+      </w:pPr>
+      <w:r>
+        <w:t xml:space="preserve">TC-21 accepts an explicit sortOrder</w:t>
+      </w:r>
+    </w:p>
+    <w:p>
+      <w:pPr>
+        <w:pStyle w:val="Compact"/>
+        <w:numPr>
+          <w:ilvl w:val="0"/>
+          <w:numId w:val="1114"/>
+        </w:numPr>
+      </w:pPr>
+      <w:r>
+        <w:t xml:space="preserve">TC-22 rejects a negative sortOrder</w:t>
+      </w:r>
+    </w:p>
+    <w:p>
+      <w:pPr>
+        <w:pStyle w:val="Compact"/>
+        <w:numPr>
+          <w:ilvl w:val="0"/>
+          <w:numId w:val="1114"/>
+        </w:numPr>
+      </w:pPr>
+      <w:r>
+        <w:t xml:space="preserve">TC-23 rejects a fractional sortOrder</w:t>
+      </w:r>
+    </w:p>
+    <w:p>
+      <w:pPr>
+        <w:pStyle w:val="Compact"/>
+        <w:numPr>
+          <w:ilvl w:val="0"/>
+          <w:numId w:val="1114"/>
+        </w:numPr>
+      </w:pPr>
+      <w:r>
+        <w:t xml:space="preserve">TC-24 stage update may be empty</w:t>
+      </w:r>
+    </w:p>
+    <w:p>
+      <w:pPr>
+        <w:pStyle w:val="Compact"/>
+        <w:numPr>
+          <w:ilvl w:val="0"/>
+          <w:numId w:val="1114"/>
+        </w:numPr>
+      </w:pPr>
+      <w:r>
+        <w:t xml:space="preserve">TC-25 stage update can flip isTerminal</w:t>
+      </w:r>
+    </w:p>
+    <w:p>
+      <w:pPr>
+        <w:pStyle w:val="FirstParagraph"/>
+      </w:pPr>
+      <w:r>
+        <w:rPr>
+          <w:b/>
+          <w:bCs/>
+        </w:rPr>
+        <w:t xml:space="preserve">Workflow card · transition contract + role gating (FR-2)</w:t>
+      </w:r>
+    </w:p>
+    <w:p>
+      <w:pPr>
+        <w:pStyle w:val="Compact"/>
+        <w:numPr>
+          <w:ilvl w:val="0"/>
+          <w:numId w:val="1115"/>
+        </w:numPr>
+      </w:pPr>
+      <w:r>
+        <w:t xml:space="preserve">TC-26 a valid transition is accepted</w:t>
+      </w:r>
+    </w:p>
+    <w:p>
+      <w:pPr>
+        <w:pStyle w:val="Compact"/>
+        <w:numPr>
+          <w:ilvl w:val="0"/>
+          <w:numId w:val="1115"/>
+        </w:numPr>
+      </w:pPr>
+      <w:r>
+        <w:t xml:space="preserve">TC-27 Approve gated to GM is valid (the approver role)</w:t>
+      </w:r>
+    </w:p>
+    <w:p>
+      <w:pPr>
+        <w:pStyle w:val="Compact"/>
+        <w:numPr>
+          <w:ilvl w:val="0"/>
+          <w:numId w:val="1115"/>
+        </w:numPr>
+      </w:pPr>
+      <w:r>
+        <w:t xml:space="preserve">TC-28 Submit gated to ESTIMATOR is valid</w:t>
+      </w:r>
+    </w:p>
+    <w:p>
+      <w:pPr>
+        <w:pStyle w:val="Compact"/>
+        <w:numPr>
+          <w:ilvl w:val="0"/>
+          <w:numId w:val="1115"/>
+        </w:numPr>
+      </w:pPr>
+      <w:r>
+        <w:t xml:space="preserve">TC-29 Finalize gated to ADMIN is valid</w:t>
+      </w:r>
+    </w:p>
+    <w:p>
+      <w:pPr>
+        <w:pStyle w:val="Compact"/>
+        <w:numPr>
+          <w:ilvl w:val="0"/>
+          <w:numId w:val="1115"/>
+        </w:numPr>
+      </w:pPr>
+      <w:r>
+        <w:t xml:space="preserve">TC-30 a transition gated to VIEWER is structurally valid</w:t>
+      </w:r>
+    </w:p>
+    <w:p>
+      <w:pPr>
+        <w:pStyle w:val="Compact"/>
+        <w:numPr>
+          <w:ilvl w:val="0"/>
+          <w:numId w:val="1115"/>
+        </w:numPr>
+      </w:pPr>
+      <w:r>
+        <w:t xml:space="preserve">TC-31 rejects a malformed allowedRole code (membership server-side, FR-30)</w:t>
+      </w:r>
+    </w:p>
+    <w:p>
+      <w:pPr>
+        <w:pStyle w:val="Compact"/>
+        <w:numPr>
+          <w:ilvl w:val="0"/>
+          <w:numId w:val="1115"/>
+        </w:numPr>
+      </w:pPr>
+      <w:r>
+        <w:t xml:space="preserve">TC-32 rejects a missing allowedRole</w:t>
+      </w:r>
+    </w:p>
+    <w:p>
+      <w:pPr>
+        <w:pStyle w:val="Compact"/>
+        <w:numPr>
+          <w:ilvl w:val="0"/>
+          <w:numId w:val="1115"/>
+        </w:numPr>
+      </w:pPr>
+      <w:r>
+        <w:t xml:space="preserve">TC-33 rejects an empty fromStageKey</w:t>
+      </w:r>
+    </w:p>
+    <w:p>
+      <w:pPr>
+        <w:pStyle w:val="Compact"/>
+        <w:numPr>
+          <w:ilvl w:val="0"/>
+          <w:numId w:val="1115"/>
+        </w:numPr>
+      </w:pPr>
+      <w:r>
+        <w:t xml:space="preserve">TC-34 rejects an empty toStageKey</w:t>
+      </w:r>
+    </w:p>
+    <w:p>
+      <w:pPr>
+        <w:pStyle w:val="Compact"/>
+        <w:numPr>
+          <w:ilvl w:val="0"/>
+          <w:numId w:val="1115"/>
+        </w:numPr>
+      </w:pPr>
+      <w:r>
+        <w:t xml:space="preserve">TC-35 rejects an empty label</w:t>
+      </w:r>
+    </w:p>
+    <w:p>
+      <w:pPr>
+        <w:pStyle w:val="Compact"/>
+        <w:numPr>
+          <w:ilvl w:val="0"/>
+          <w:numId w:val="1115"/>
+        </w:numPr>
+      </w:pPr>
+      <w:r>
+        <w:t xml:space="preserve">TC-36 rejects a label over 80 chars</w:t>
+      </w:r>
+    </w:p>
+    <w:p>
+      <w:pPr>
+        <w:pStyle w:val="Compact"/>
+        <w:numPr>
+          <w:ilvl w:val="0"/>
+          <w:numId w:val="1115"/>
+        </w:numPr>
+      </w:pPr>
+      <w:r>
+        <w:t xml:space="preserve">TC-37 accepts a description</w:t>
+      </w:r>
+    </w:p>
+    <w:p>
+      <w:pPr>
+        <w:pStyle w:val="Compact"/>
+        <w:numPr>
+          <w:ilvl w:val="0"/>
+          <w:numId w:val="1115"/>
+        </w:numPr>
+      </w:pPr>
+      <w:r>
+        <w:t xml:space="preserve">TC-38 rejects a description over 500 chars</w:t>
+      </w:r>
+    </w:p>
+    <w:p>
+      <w:pPr>
+        <w:pStyle w:val="Compact"/>
+        <w:numPr>
+          <w:ilvl w:val="0"/>
+          <w:numId w:val="1115"/>
+        </w:numPr>
+      </w:pPr>
+      <w:r>
+        <w:t xml:space="preserve">TC-39 accepts requiresChecklistPass = true</w:t>
+      </w:r>
+    </w:p>
+    <w:p>
+      <w:pPr>
+        <w:pStyle w:val="Compact"/>
+        <w:numPr>
+          <w:ilvl w:val="0"/>
+          <w:numId w:val="1115"/>
+        </w:numPr>
+      </w:pPr>
+      <w:r>
+        <w:t xml:space="preserve">TC-40 accepts requiresChecklistPass = false</w:t>
+      </w:r>
+    </w:p>
+    <w:p>
+      <w:pPr>
+        <w:pStyle w:val="Compact"/>
+        <w:numPr>
+          <w:ilvl w:val="0"/>
+          <w:numId w:val="1115"/>
+        </w:numPr>
+      </w:pPr>
+      <w:r>
+        <w:t xml:space="preserve">TC-41 requiresChecklistPass is optional</w:t>
+      </w:r>
+    </w:p>
+    <w:p>
+      <w:pPr>
+        <w:pStyle w:val="Compact"/>
+        <w:numPr>
+          <w:ilvl w:val="0"/>
+          <w:numId w:val="1115"/>
+        </w:numPr>
+      </w:pPr>
+      <w:r>
+        <w:t xml:space="preserve">TC-42 transition update may change just the role to GM</w:t>
+      </w:r>
+    </w:p>
+    <w:p>
+      <w:pPr>
+        <w:pStyle w:val="Compact"/>
+        <w:numPr>
+          <w:ilvl w:val="0"/>
+          <w:numId w:val="1115"/>
+        </w:numPr>
+      </w:pPr>
+      <w:r>
+        <w:t xml:space="preserve">TC-43 transition update may be empty</w:t>
+      </w:r>
+    </w:p>
+    <w:p>
+      <w:pPr>
+        <w:pStyle w:val="Compact"/>
+        <w:numPr>
+          <w:ilvl w:val="0"/>
+          <w:numId w:val="1115"/>
+        </w:numPr>
+      </w:pPr>
+      <w:r>
+        <w:t xml:space="preserve">TC-44 transition update rejects a malformed role code (membership server-side, FR-30)</w:t>
+      </w:r>
+    </w:p>
+    <w:p>
+      <w:pPr>
+        <w:pStyle w:val="Compact"/>
+        <w:numPr>
+          <w:ilvl w:val="0"/>
+          <w:numId w:val="1115"/>
+        </w:numPr>
+      </w:pPr>
+      <w:r>
+        <w:t xml:space="preserve">TC-45 transition update can toggle requiresChecklistPass</w:t>
+      </w:r>
+    </w:p>
+    <w:p>
+      <w:pPr>
+        <w:pStyle w:val="FirstParagraph"/>
+      </w:pPr>
+      <w:r>
+        <w:rPr>
+          <w:b/>
+          <w:bCs/>
+        </w:rPr>
+        <w:t xml:space="preserve">Workflow card · per-estimate transition request</w:t>
+      </w:r>
+    </w:p>
+    <w:p>
+      <w:pPr>
+        <w:pStyle w:val="Compact"/>
+        <w:numPr>
+          <w:ilvl w:val="0"/>
+          <w:numId w:val="1116"/>
+        </w:numPr>
+      </w:pPr>
+      <w:r>
+        <w:t xml:space="preserve">TC-46 a transition request needs a target stage</w:t>
+      </w:r>
+    </w:p>
+    <w:p>
+      <w:pPr>
+        <w:pStyle w:val="Compact"/>
+        <w:numPr>
+          <w:ilvl w:val="0"/>
+          <w:numId w:val="1116"/>
+        </w:numPr>
+      </w:pPr>
+      <w:r>
+        <w:t xml:space="preserve">TC-47 rejects an empty target stage</w:t>
+      </w:r>
+    </w:p>
+    <w:p>
+      <w:pPr>
+        <w:pStyle w:val="Compact"/>
+        <w:numPr>
+          <w:ilvl w:val="0"/>
+          <w:numId w:val="1116"/>
+        </w:numPr>
+      </w:pPr>
+      <w:r>
+        <w:t xml:space="preserve">TC-48 accepts an optional note</w:t>
+      </w:r>
+    </w:p>
+    <w:p>
+      <w:pPr>
+        <w:pStyle w:val="Compact"/>
+        <w:numPr>
+          <w:ilvl w:val="0"/>
+          <w:numId w:val="1116"/>
+        </w:numPr>
+      </w:pPr>
+      <w:r>
+        <w:t xml:space="preserve">TC-49 rejects a note over 2000 chars</w:t>
+      </w:r>
+    </w:p>
+    <w:p>
+      <w:pPr>
+        <w:pStyle w:val="Compact"/>
+        <w:numPr>
+          <w:ilvl w:val="0"/>
+          <w:numId w:val="1116"/>
+        </w:numPr>
+      </w:pPr>
+      <w:r>
+        <w:t xml:space="preserve">TC-50 accepts a note at exactly 2000 chars</w:t>
+      </w:r>
+    </w:p>
+    <w:p>
+      <w:pPr>
+        <w:pStyle w:val="Compact"/>
+        <w:numPr>
+          <w:ilvl w:val="0"/>
+          <w:numId w:val="1116"/>
+        </w:numPr>
+      </w:pPr>
+      <w:r>
+        <w:t xml:space="preserve">TC-51 the default workflow Approve→GM shape parses</w:t>
+      </w:r>
+    </w:p>
+    <w:p>
+      <w:pPr>
+        <w:pStyle w:val="Compact"/>
+        <w:numPr>
+          <w:ilvl w:val="0"/>
+          <w:numId w:val="1116"/>
+        </w:numPr>
+      </w:pPr>
+      <w:r>
+        <w:t xml:space="preserve">TC-52 the default workflow Return-to-draft→GM shape parses</w:t>
+      </w:r>
+    </w:p>
+    <w:bookmarkEnd w:id="41"/>
+    <w:bookmarkStart w:id="42" w:name="smoke"/>
+    <w:p>
+      <w:pPr>
+        <w:pStyle w:val="Heading2"/>
+      </w:pPr>
+      <w:r>
+        <w:t xml:space="preserve">smoke</w:t>
+      </w:r>
+    </w:p>
+    <w:p>
+      <w:pPr>
+        <w:pStyle w:val="FirstParagraph"/>
+      </w:pPr>
+      <w:r>
+        <w:rPr>
+          <w:i/>
+          <w:iCs/>
+        </w:rPr>
+        <w:t xml:space="preserve">Source:</w:t>
+      </w:r>
+      <w:r>
+        <w:rPr>
+          <w:i/>
+          <w:iCs/>
+        </w:rPr>
+        <w:t xml:space="preserve"> </w:t>
+      </w:r>
+      <w:r>
+        <w:rPr>
+          <w:rStyle w:val="VerbatimChar"/>
+          <w:i/>
+          <w:iCs/>
+        </w:rPr>
+        <w:t xml:space="preserve">apps/web/e2e/smoke.spec.ts</w:t>
+      </w:r>
+      <w:r>
+        <w:rPr>
+          <w:i/>
+          <w:iCs/>
+        </w:rPr>
+        <w:t xml:space="preserve"> </w:t>
+      </w:r>
+      <w:r>
+        <w:rPr>
+          <w:i/>
+          <w:iCs/>
+        </w:rPr>
+        <w:t xml:space="preserve">— 13 cases</w:t>
+      </w:r>
+    </w:p>
+    <w:p>
+      <w:pPr>
+        <w:pStyle w:val="Compact"/>
+        <w:numPr>
+          <w:ilvl w:val="0"/>
+          <w:numId w:val="1117"/>
+        </w:numPr>
+      </w:pPr>
+      <w:r>
+        <w:t xml:space="preserve">login → create estimate → add a line → see totals</w:t>
+      </w:r>
+    </w:p>
+    <w:p>
+      <w:pPr>
+        <w:pStyle w:val="Compact"/>
+        <w:numPr>
+          <w:ilvl w:val="0"/>
+          <w:numId w:val="1117"/>
+        </w:numPr>
+      </w:pPr>
+      <w:r>
+        <w:t xml:space="preserve">SDLC phase breakdown (FR-28), resource capacity guard (FR-27) + stage gate</w:t>
+      </w:r>
+    </w:p>
+    <w:p>
+      <w:pPr>
+        <w:pStyle w:val="Compact"/>
+        <w:numPr>
+          <w:ilvl w:val="0"/>
+          <w:numId w:val="1117"/>
+        </w:numPr>
+      </w:pPr>
+      <w:r>
+        <w:t xml:space="preserve">Reference data admin page serves DB-driven values (FR-29)</w:t>
+      </w:r>
+    </w:p>
+    <w:p>
+      <w:pPr>
+        <w:pStyle w:val="Compact"/>
+        <w:numPr>
+          <w:ilvl w:val="0"/>
+          <w:numId w:val="1117"/>
+        </w:numPr>
+      </w:pPr>
+      <w:r>
+        <w:t xml:space="preserve">Help guide lists use cases and deep-links by anchor</w:t>
+      </w:r>
+    </w:p>
+    <w:p>
+      <w:pPr>
+        <w:pStyle w:val="Compact"/>
+        <w:numPr>
+          <w:ilvl w:val="0"/>
+          <w:numId w:val="1117"/>
+        </w:numPr>
+      </w:pPr>
+      <w:r>
+        <w:t xml:space="preserve">FX rates show last-updated time and a refresh button (FR-17)</w:t>
+      </w:r>
+    </w:p>
+    <w:p>
+      <w:pPr>
+        <w:pStyle w:val="Compact"/>
+        <w:numPr>
+          <w:ilvl w:val="0"/>
+          <w:numId w:val="1117"/>
+        </w:numPr>
+      </w:pPr>
+      <w:r>
+        <w:t xml:space="preserve">Workflow repo lists workflows and opens the editor (FR-24)</w:t>
+      </w:r>
+    </w:p>
+    <w:p>
+      <w:pPr>
+        <w:pStyle w:val="Compact"/>
+        <w:numPr>
+          <w:ilvl w:val="0"/>
+          <w:numId w:val="1117"/>
+        </w:numPr>
+      </w:pPr>
+      <w:r>
+        <w:t xml:space="preserve">Checklist rule-set repo lists sets and opens the rule editor (FR-25)</w:t>
+      </w:r>
+    </w:p>
+    <w:p>
+      <w:pPr>
+        <w:pStyle w:val="Compact"/>
+        <w:numPr>
+          <w:ilvl w:val="0"/>
+          <w:numId w:val="1117"/>
+        </w:numPr>
+      </w:pPr>
+      <w:r>
+        <w:t xml:space="preserve">User Guide page renders and deep-links by section (NFR-12)</w:t>
+      </w:r>
+    </w:p>
+    <w:p>
+      <w:pPr>
+        <w:pStyle w:val="Compact"/>
+        <w:numPr>
+          <w:ilvl w:val="0"/>
+          <w:numId w:val="1117"/>
+        </w:numPr>
+      </w:pPr>
+      <w:r>
+        <w:t xml:space="preserve">Estimation Guide renders and deep-links by section (NFR-12)</w:t>
+      </w:r>
+    </w:p>
+    <w:p>
+      <w:pPr>
+        <w:pStyle w:val="Compact"/>
+        <w:numPr>
+          <w:ilvl w:val="0"/>
+          <w:numId w:val="1117"/>
+        </w:numPr>
+      </w:pPr>
+      <w:r>
+        <w:t xml:space="preserve">Roles &amp; permissions page shows the capability matrix (FR-2/NFR-16)</w:t>
+      </w:r>
+    </w:p>
+    <w:p>
+      <w:pPr>
+        <w:pStyle w:val="Compact"/>
+        <w:numPr>
+          <w:ilvl w:val="0"/>
+          <w:numId w:val="1117"/>
+        </w:numPr>
+      </w:pPr>
+      <w:r>
+        <w:t xml:space="preserve">Dashboard summarizes estimates and drills into a stage (FR-18)</w:t>
+      </w:r>
+    </w:p>
+    <w:p>
+      <w:pPr>
+        <w:pStyle w:val="Compact"/>
+        <w:numPr>
+          <w:ilvl w:val="0"/>
+          <w:numId w:val="1117"/>
+        </w:numPr>
+      </w:pPr>
+      <w:r>
+        <w:t xml:space="preserve">Statement of Work: create from an approved estimate, edit, open PDF (BR-7)</w:t>
+      </w:r>
+    </w:p>
+    <w:p>
+      <w:pPr>
+        <w:pStyle w:val="Compact"/>
+        <w:numPr>
+          <w:ilvl w:val="0"/>
+          <w:numId w:val="1117"/>
+        </w:numPr>
+      </w:pPr>
+      <w:r>
+        <w:t xml:space="preserve">a freshly created estimate has no green checklist items (FR-25)</w:t>
+      </w:r>
+    </w:p>
+    <w:bookmarkEnd w:id="42"/>
+    <w:bookmarkStart w:id="43" w:name="estimation-engine"/>
+    <w:p>
+      <w:pPr>
+        <w:pStyle w:val="Heading2"/>
+      </w:pPr>
+      <w:r>
+        <w:t xml:space="preserve">Estimation engine</w:t>
+      </w:r>
+    </w:p>
+    <w:p>
+      <w:pPr>
+        <w:pStyle w:val="FirstParagraph"/>
+      </w:pPr>
+      <w:r>
+        <w:rPr>
+          <w:i/>
+          <w:iCs/>
+        </w:rPr>
+        <w:t xml:space="preserve">Source:</w:t>
+      </w:r>
+      <w:r>
+        <w:rPr>
+          <w:i/>
+          <w:iCs/>
+        </w:rPr>
+        <w:t xml:space="preserve"> </w:t>
+      </w:r>
+      <w:r>
+        <w:rPr>
+          <w:rStyle w:val="VerbatimChar"/>
+          <w:i/>
+          <w:iCs/>
+        </w:rPr>
+        <w:t xml:space="preserve">packages/engine/src/estimation-engine.test.ts</w:t>
+      </w:r>
+      <w:r>
+        <w:rPr>
+          <w:i/>
+          <w:iCs/>
+        </w:rPr>
+        <w:t xml:space="preserve"> </w:t>
+      </w:r>
+      <w:r>
+        <w:rPr>
+          <w:i/>
+          <w:iCs/>
+        </w:rPr>
+        <w:t xml:space="preserve">— 19 cases</w:t>
+      </w:r>
+    </w:p>
+    <w:p>
+      <w:pPr>
+        <w:pStyle w:val="BodyText"/>
+      </w:pPr>
+      <w:r>
+        <w:rPr>
+          <w:b/>
+          <w:bCs/>
+        </w:rPr>
+        <w:t xml:space="preserve">computeEstimate</w:t>
+      </w:r>
+    </w:p>
+    <w:p>
+      <w:pPr>
+        <w:pStyle w:val="Compact"/>
+        <w:numPr>
+          <w:ilvl w:val="0"/>
+          <w:numId w:val="1118"/>
+        </w:numPr>
+      </w:pPr>
+      <w:r>
+        <w:t xml:space="preserve">returns zeros for an empty estimate</w:t>
+      </w:r>
+    </w:p>
+    <w:p>
+      <w:pPr>
+        <w:pStyle w:val="Compact"/>
+        <w:numPr>
+          <w:ilvl w:val="0"/>
+          <w:numId w:val="1118"/>
+        </w:numPr>
+      </w:pPr>
+      <w:r>
+        <w:t xml:space="preserve">computes a single one-time line with no markup</w:t>
+      </w:r>
+    </w:p>
+    <w:p>
+      <w:pPr>
+        <w:pStyle w:val="Compact"/>
+        <w:numPr>
+          <w:ilvl w:val="0"/>
+          <w:numId w:val="1118"/>
+        </w:numPr>
+      </w:pPr>
+      <w:r>
+        <w:t xml:space="preserve">applies a global upcharge to the line base</w:t>
+      </w:r>
+    </w:p>
+    <w:p>
+      <w:pPr>
+        <w:pStyle w:val="Compact"/>
+        <w:numPr>
+          <w:ilvl w:val="0"/>
+          <w:numId w:val="1118"/>
+        </w:numPr>
+      </w:pPr>
+      <w:r>
+        <w:t xml:space="preserve">lets a per-line override win over the global upcharge (FR-22)</w:t>
+      </w:r>
+    </w:p>
+    <w:p>
+      <w:pPr>
+        <w:pStyle w:val="Compact"/>
+        <w:numPr>
+          <w:ilvl w:val="0"/>
+          <w:numId w:val="1118"/>
+        </w:numPr>
+      </w:pPr>
+      <w:r>
+        <w:t xml:space="preserve">honors an explicit 0 override against a non-zero global (FR-22)</w:t>
+      </w:r>
+    </w:p>
+    <w:p>
+      <w:pPr>
+        <w:pStyle w:val="Compact"/>
+        <w:numPr>
+          <w:ilvl w:val="0"/>
+          <w:numId w:val="1118"/>
+        </w:numPr>
+      </w:pPr>
+      <w:r>
+        <w:t xml:space="preserve">rolls a MONTHLY line up to monthly + yearly×12 (FR-23)</w:t>
+      </w:r>
+    </w:p>
+    <w:p>
+      <w:pPr>
+        <w:pStyle w:val="Compact"/>
+        <w:numPr>
+          <w:ilvl w:val="0"/>
+          <w:numId w:val="1118"/>
+        </w:numPr>
+      </w:pPr>
+      <w:r>
+        <w:t xml:space="preserve">rolls a YEARLY line up to yearly + monthly÷12 (FR-23)</w:t>
+      </w:r>
+    </w:p>
+    <w:p>
+      <w:pPr>
+        <w:pStyle w:val="Compact"/>
+        <w:numPr>
+          <w:ilvl w:val="0"/>
+          <w:numId w:val="1118"/>
+        </w:numPr>
+      </w:pPr>
+      <w:r>
+        <w:t xml:space="preserve">applies contingency AFTER upcharge, on the upcharged subtotal (order matters)</w:t>
+      </w:r>
+    </w:p>
+    <w:p>
+      <w:pPr>
+        <w:pStyle w:val="Compact"/>
+        <w:numPr>
+          <w:ilvl w:val="0"/>
+          <w:numId w:val="1118"/>
+        </w:numPr>
+      </w:pPr>
+      <w:r>
+        <w:t xml:space="preserve">multiplies the base by quantity</w:t>
+      </w:r>
+    </w:p>
+    <w:p>
+      <w:pPr>
+        <w:pStyle w:val="Compact"/>
+        <w:numPr>
+          <w:ilvl w:val="0"/>
+          <w:numId w:val="1118"/>
+        </w:numPr>
+      </w:pPr>
+      <w:r>
+        <w:t xml:space="preserve">handles a mixed estimate with categories (sorted, no contingency)</w:t>
+      </w:r>
+    </w:p>
+    <w:p>
+      <w:pPr>
+        <w:pStyle w:val="Compact"/>
+        <w:numPr>
+          <w:ilvl w:val="0"/>
+          <w:numId w:val="1118"/>
+        </w:numPr>
+      </w:pPr>
+      <w:r>
+        <w:t xml:space="preserve">groups cost per SDLC phase in lifecycle order, Unassigned last (FR-28)</w:t>
+      </w:r>
+    </w:p>
+    <w:p>
+      <w:pPr>
+        <w:pStyle w:val="Compact"/>
+        <w:numPr>
+          <w:ilvl w:val="0"/>
+          <w:numId w:val="1118"/>
+        </w:numPr>
+      </w:pPr>
+      <w:r>
+        <w:t xml:space="preserve">applies margin (on cost) then tax (on sell price) for a client price (FR-16)</w:t>
+      </w:r>
+    </w:p>
+    <w:p>
+      <w:pPr>
+        <w:pStyle w:val="Compact"/>
+        <w:numPr>
+          <w:ilvl w:val="0"/>
+          <w:numId w:val="1118"/>
+        </w:numPr>
+      </w:pPr>
+      <w:r>
+        <w:t xml:space="preserve">leaves client price equal to cost when margin and tax are zero</w:t>
+      </w:r>
+    </w:p>
+    <w:p>
+      <w:pPr>
+        <w:pStyle w:val="Compact"/>
+        <w:numPr>
+          <w:ilvl w:val="0"/>
+          <w:numId w:val="1118"/>
+        </w:numPr>
+      </w:pPr>
+      <w:r>
+        <w:t xml:space="preserve">rounds money half-up to the configured scale</w:t>
+      </w:r>
+    </w:p>
+    <w:p>
+      <w:pPr>
+        <w:pStyle w:val="Compact"/>
+        <w:numPr>
+          <w:ilvl w:val="0"/>
+          <w:numId w:val="1118"/>
+        </w:numPr>
+      </w:pPr>
+      <w:r>
+        <w:t xml:space="preserve">respects a custom money scale</w:t>
+      </w:r>
+    </w:p>
+    <w:p>
+      <w:pPr>
+        <w:pStyle w:val="Compact"/>
+        <w:numPr>
+          <w:ilvl w:val="0"/>
+          <w:numId w:val="1118"/>
+        </w:numPr>
+      </w:pPr>
+      <w:r>
+        <w:t xml:space="preserve">scales to a 200-line estimate without losing precision (NFR-1)</w:t>
+      </w:r>
+    </w:p>
+    <w:p>
+      <w:pPr>
+        <w:pStyle w:val="FirstParagraph"/>
+      </w:pPr>
+      <w:r>
+        <w:rPr>
+          <w:b/>
+          <w:bCs/>
+        </w:rPr>
+        <w:t xml:space="preserve">pert (FR-13)</w:t>
+      </w:r>
+    </w:p>
+    <w:p>
+      <w:pPr>
+        <w:pStyle w:val="Compact"/>
+        <w:numPr>
+          <w:ilvl w:val="0"/>
+          <w:numId w:val="1119"/>
+        </w:numPr>
+      </w:pPr>
+      <w:r>
+        <w:t xml:space="preserve">weights the most-likely 4× ((o + 4m + p) / 6)</w:t>
+      </w:r>
+    </w:p>
+    <w:p>
+      <w:pPr>
+        <w:pStyle w:val="FirstParagraph"/>
+      </w:pPr>
+      <w:r>
+        <w:rPr>
+          <w:b/>
+          <w:bCs/>
+        </w:rPr>
+        <w:t xml:space="preserve">effectiveUpcharge</w:t>
+      </w:r>
+    </w:p>
+    <w:p>
+      <w:pPr>
+        <w:pStyle w:val="Compact"/>
+        <w:numPr>
+          <w:ilvl w:val="0"/>
+          <w:numId w:val="1120"/>
+        </w:numPr>
+      </w:pPr>
+      <w:r>
+        <w:t xml:space="preserve">uses the global when no override is set</w:t>
+      </w:r>
+    </w:p>
+    <w:p>
+      <w:pPr>
+        <w:pStyle w:val="Compact"/>
+        <w:numPr>
+          <w:ilvl w:val="0"/>
+          <w:numId w:val="1120"/>
+        </w:numPr>
+      </w:pPr>
+      <w:r>
+        <w:t xml:space="preserve">uses the override when set, including 0</w:t>
+      </w:r>
+    </w:p>
+    <w:bookmarkEnd w:id="43"/>
+    <w:bookmarkStart w:id="44" w:name="resource-capacity-fr-27"/>
+    <w:p>
+      <w:pPr>
+        <w:pStyle w:val="Heading2"/>
+      </w:pPr>
+      <w:r>
+        <w:t xml:space="preserve">Resource capacity (FR-27)</w:t>
+      </w:r>
+    </w:p>
+    <w:p>
+      <w:pPr>
+        <w:pStyle w:val="FirstParagraph"/>
+      </w:pPr>
+      <w:r>
+        <w:rPr>
+          <w:i/>
+          <w:iCs/>
+        </w:rPr>
+        <w:t xml:space="preserve">Source:</w:t>
+      </w:r>
+      <w:r>
+        <w:rPr>
+          <w:i/>
+          <w:iCs/>
+        </w:rPr>
+        <w:t xml:space="preserve"> </w:t>
+      </w:r>
+      <w:r>
+        <w:rPr>
+          <w:rStyle w:val="VerbatimChar"/>
+          <w:i/>
+          <w:iCs/>
+        </w:rPr>
+        <w:t xml:space="preserve">packages/engine/src/resource-capacity.test.ts</w:t>
+      </w:r>
+      <w:r>
+        <w:rPr>
+          <w:i/>
+          <w:iCs/>
+        </w:rPr>
+        <w:t xml:space="preserve"> </w:t>
+      </w:r>
+      <w:r>
+        <w:rPr>
+          <w:i/>
+          <w:iCs/>
+        </w:rPr>
+        <w:t xml:space="preserve">— 6 cases</w:t>
+      </w:r>
+    </w:p>
+    <w:p>
+      <w:pPr>
+        <w:pStyle w:val="BodyText"/>
+      </w:pPr>
+      <w:r>
+        <w:rPr>
+          <w:b/>
+          <w:bCs/>
+        </w:rPr>
         <w:t xml:space="preserve">findCapacityViolations (FR-27)</w:t>
       </w:r>
     </w:p>
@@ -14582,7 +15470,7 @@
         <w:pStyle w:val="Compact"/>
         <w:numPr>
           <w:ilvl w:val="0"/>
-          <w:numId w:val="1112"/>
+          <w:numId w:val="1121"/>
         </w:numPr>
       </w:pPr>
       <w:r>
@@ -14594,7 +15482,7 @@
         <w:pStyle w:val="Compact"/>
         <w:numPr>
           <w:ilvl w:val="0"/>
-          <w:numId w:val="1112"/>
+          <w:numId w:val="1121"/>
         </w:numPr>
       </w:pPr>
       <w:r>
@@ -14606,7 +15494,7 @@
         <w:pStyle w:val="Compact"/>
         <w:numPr>
           <w:ilvl w:val="0"/>
-          <w:numId w:val="1112"/>
+          <w:numId w:val="1121"/>
         </w:numPr>
       </w:pPr>
       <w:r>
@@ -14618,7 +15506,7 @@
         <w:pStyle w:val="Compact"/>
         <w:numPr>
           <w:ilvl w:val="0"/>
-          <w:numId w:val="1112"/>
+          <w:numId w:val="1121"/>
         </w:numPr>
       </w:pPr>
       <w:r>
@@ -14630,7 +15518,7 @@
         <w:pStyle w:val="Compact"/>
         <w:numPr>
           <w:ilvl w:val="0"/>
-          <w:numId w:val="1112"/>
+          <w:numId w:val="1121"/>
         </w:numPr>
       </w:pPr>
       <w:r>
@@ -14642,15 +15530,15 @@
         <w:pStyle w:val="Compact"/>
         <w:numPr>
           <w:ilvl w:val="0"/>
-          <w:numId w:val="1112"/>
+          <w:numId w:val="1121"/>
         </w:numPr>
       </w:pPr>
       <w:r>
         <w:t xml:space="preserve">reports one violation per over-allocated resource</w:t>
       </w:r>
     </w:p>
-    <w:bookmarkEnd w:id="42"/>
-    <w:bookmarkEnd w:id="43"/>
+    <w:bookmarkEnd w:id="44"/>
+    <w:bookmarkEnd w:id="45"/>
     <w:sectPr>
       <w:footnotePr>
         <w:numRestart w:val="eachSect"/>
@@ -15201,6 +16089,33 @@
     <w:abstractNumId w:val="991"/>
   </w:num>
   <w:num w:numId="1112">
+    <w:abstractNumId w:val="991"/>
+  </w:num>
+  <w:num w:numId="1113">
+    <w:abstractNumId w:val="991"/>
+  </w:num>
+  <w:num w:numId="1114">
+    <w:abstractNumId w:val="991"/>
+  </w:num>
+  <w:num w:numId="1115">
+    <w:abstractNumId w:val="991"/>
+  </w:num>
+  <w:num w:numId="1116">
+    <w:abstractNumId w:val="991"/>
+  </w:num>
+  <w:num w:numId="1117">
+    <w:abstractNumId w:val="991"/>
+  </w:num>
+  <w:num w:numId="1118">
+    <w:abstractNumId w:val="991"/>
+  </w:num>
+  <w:num w:numId="1119">
+    <w:abstractNumId w:val="991"/>
+  </w:num>
+  <w:num w:numId="1120">
+    <w:abstractNumId w:val="991"/>
+  </w:num>
+  <w:num w:numId="1121">
     <w:abstractNumId w:val="991"/>
   </w:num>
 </w:numbering>

--- a/docs/TEST_CASES.docx
+++ b/docs/TEST_CASES.docx
@@ -89,7 +89,7 @@
           <w:b/>
           <w:bCs/>
         </w:rPr>
-        <w:t xml:space="preserve">Total: 883 test cases across 35 suites.</w:t>
+        <w:t xml:space="preserve">Total: 889 test cases across 35 suites.</w:t>
       </w:r>
       <w:r>
         <w:t xml:space="preserve"> </w:t>
@@ -1275,7 +1275,7 @@
               <w:jc w:val="right"/>
             </w:pPr>
             <w:r>
-              <w:t xml:space="preserve">24</w:t>
+              <w:t xml:space="preserve">30</w:t>
             </w:r>
           </w:p>
         </w:tc>
@@ -1628,7 +1628,7 @@
                 <w:b/>
                 <w:bCs/>
               </w:rPr>
-              <w:t xml:space="preserve">883</w:t>
+              <w:t xml:space="preserve">889</w:t>
             </w:r>
           </w:p>
         </w:tc>
@@ -11721,7 +11721,7 @@
           <w:i/>
           <w:iCs/>
         </w:rPr>
-        <w:t xml:space="preserve">— 24 cases</w:t>
+        <w:t xml:space="preserve">— 30 cases</w:t>
       </w:r>
     </w:p>
     <w:p>
@@ -11805,7 +11805,7 @@
         </w:numPr>
       </w:pPr>
       <w:r>
-        <w:t xml:space="preserve">FL-05 lists all four flavors</w:t>
+        <w:t xml:space="preserve">FL-05 lists all five flavors</w:t>
       </w:r>
     </w:p>
     <w:p>
@@ -12072,6 +12072,90 @@
         <w:t xml:space="preserve">FL-24 the three kinds are exactly LABOR / NONLABOR / CLOUD</w:t>
       </w:r>
     </w:p>
+    <w:p>
+      <w:pPr>
+        <w:pStyle w:val="FirstParagraph"/>
+      </w:pPr>
+      <w:r>
+        <w:rPr>
+          <w:b/>
+          <w:bCs/>
+        </w:rPr>
+        <w:t xml:space="preserve">SOW flavor · Implementation &amp; Maintenance structured sections</w:t>
+      </w:r>
+    </w:p>
+    <w:p>
+      <w:pPr>
+        <w:pStyle w:val="Compact"/>
+        <w:numPr>
+          <w:ilvl w:val="0"/>
+          <w:numId w:val="1094"/>
+        </w:numPr>
+      </w:pPr>
+      <w:r>
+        <w:t xml:space="preserve">FL-25 IMPL_MAINTENANCE is a valid flavor</w:t>
+      </w:r>
+    </w:p>
+    <w:p>
+      <w:pPr>
+        <w:pStyle w:val="Compact"/>
+        <w:numPr>
+          <w:ilvl w:val="0"/>
+          <w:numId w:val="1094"/>
+        </w:numPr>
+      </w:pPr>
+      <w:r>
+        <w:t xml:space="preserve">FL-26 a valid SLA tier parses</w:t>
+      </w:r>
+    </w:p>
+    <w:p>
+      <w:pPr>
+        <w:pStyle w:val="Compact"/>
+        <w:numPr>
+          <w:ilvl w:val="0"/>
+          <w:numId w:val="1094"/>
+        </w:numPr>
+      </w:pPr>
+      <w:r>
+        <w:t xml:space="preserve">FL-27 an SLA tier missing resolution is rejected</w:t>
+      </w:r>
+    </w:p>
+    <w:p>
+      <w:pPr>
+        <w:pStyle w:val="Compact"/>
+        <w:numPr>
+          <w:ilvl w:val="0"/>
+          <w:numId w:val="1094"/>
+        </w:numPr>
+      </w:pPr>
+      <w:r>
+        <w:t xml:space="preserve">FL-28 a valid support tier parses</w:t>
+      </w:r>
+    </w:p>
+    <w:p>
+      <w:pPr>
+        <w:pStyle w:val="Compact"/>
+        <w:numPr>
+          <w:ilvl w:val="0"/>
+          <w:numId w:val="1094"/>
+        </w:numPr>
+      </w:pPr>
+      <w:r>
+        <w:t xml:space="preserve">FL-29 the SOW DTO exposes slaTiers / supportTiers / warrantyDays / securityCompliance</w:t>
+      </w:r>
+    </w:p>
+    <w:p>
+      <w:pPr>
+        <w:pStyle w:val="Compact"/>
+        <w:numPr>
+          <w:ilvl w:val="0"/>
+          <w:numId w:val="1094"/>
+        </w:numPr>
+      </w:pPr>
+      <w:r>
+        <w:t xml:space="preserve">FL-30 warrantyDays accepts a number or null</w:t>
+      </w:r>
+    </w:p>
     <w:bookmarkEnd w:id="36"/>
     <w:bookmarkStart w:id="37" w:name="sow-milestone-schedule"/>
     <w:p>
@@ -12140,7 +12224,7 @@
         <w:pStyle w:val="Compact"/>
         <w:numPr>
           <w:ilvl w:val="0"/>
-          <w:numId w:val="1094"/>
+          <w:numId w:val="1095"/>
         </w:numPr>
       </w:pPr>
       <w:r>
@@ -12152,7 +12236,7 @@
         <w:pStyle w:val="Compact"/>
         <w:numPr>
           <w:ilvl w:val="0"/>
-          <w:numId w:val="1094"/>
+          <w:numId w:val="1095"/>
         </w:numPr>
       </w:pPr>
       <w:r>
@@ -12164,7 +12248,7 @@
         <w:pStyle w:val="Compact"/>
         <w:numPr>
           <w:ilvl w:val="0"/>
-          <w:numId w:val="1094"/>
+          <w:numId w:val="1095"/>
         </w:numPr>
       </w:pPr>
       <w:r>
@@ -12176,7 +12260,7 @@
         <w:pStyle w:val="Compact"/>
         <w:numPr>
           <w:ilvl w:val="0"/>
-          <w:numId w:val="1094"/>
+          <w:numId w:val="1095"/>
         </w:numPr>
       </w:pPr>
       <w:r>
@@ -12188,7 +12272,7 @@
         <w:pStyle w:val="Compact"/>
         <w:numPr>
           <w:ilvl w:val="0"/>
-          <w:numId w:val="1094"/>
+          <w:numId w:val="1095"/>
         </w:numPr>
       </w:pPr>
       <w:r>
@@ -12212,7 +12296,7 @@
         <w:pStyle w:val="Compact"/>
         <w:numPr>
           <w:ilvl w:val="0"/>
-          <w:numId w:val="1094"/>
+          <w:numId w:val="1095"/>
         </w:numPr>
       </w:pPr>
       <w:r>
@@ -12224,7 +12308,7 @@
         <w:pStyle w:val="Compact"/>
         <w:numPr>
           <w:ilvl w:val="0"/>
-          <w:numId w:val="1094"/>
+          <w:numId w:val="1095"/>
         </w:numPr>
       </w:pPr>
       <w:r>
@@ -12236,7 +12320,7 @@
         <w:pStyle w:val="Compact"/>
         <w:numPr>
           <w:ilvl w:val="0"/>
-          <w:numId w:val="1094"/>
+          <w:numId w:val="1095"/>
         </w:numPr>
       </w:pPr>
       <w:r>
@@ -12248,7 +12332,7 @@
         <w:pStyle w:val="Compact"/>
         <w:numPr>
           <w:ilvl w:val="0"/>
-          <w:numId w:val="1094"/>
+          <w:numId w:val="1095"/>
         </w:numPr>
       </w:pPr>
       <w:r>
@@ -12260,7 +12344,7 @@
         <w:pStyle w:val="Compact"/>
         <w:numPr>
           <w:ilvl w:val="0"/>
-          <w:numId w:val="1094"/>
+          <w:numId w:val="1095"/>
         </w:numPr>
       </w:pPr>
       <w:r>
@@ -12272,7 +12356,7 @@
         <w:pStyle w:val="Compact"/>
         <w:numPr>
           <w:ilvl w:val="0"/>
-          <w:numId w:val="1094"/>
+          <w:numId w:val="1095"/>
         </w:numPr>
       </w:pPr>
       <w:r>
@@ -12284,7 +12368,7 @@
         <w:pStyle w:val="Compact"/>
         <w:numPr>
           <w:ilvl w:val="0"/>
-          <w:numId w:val="1094"/>
+          <w:numId w:val="1095"/>
         </w:numPr>
       </w:pPr>
       <w:r>
@@ -12296,7 +12380,7 @@
         <w:pStyle w:val="Compact"/>
         <w:numPr>
           <w:ilvl w:val="0"/>
-          <w:numId w:val="1094"/>
+          <w:numId w:val="1095"/>
         </w:numPr>
       </w:pPr>
       <w:r>
@@ -12308,7 +12392,7 @@
         <w:pStyle w:val="Compact"/>
         <w:numPr>
           <w:ilvl w:val="0"/>
-          <w:numId w:val="1094"/>
+          <w:numId w:val="1095"/>
         </w:numPr>
       </w:pPr>
       <w:r>
@@ -12383,7 +12467,7 @@
         <w:pStyle w:val="Compact"/>
         <w:numPr>
           <w:ilvl w:val="0"/>
-          <w:numId w:val="1095"/>
+          <w:numId w:val="1096"/>
         </w:numPr>
       </w:pPr>
       <w:r>
@@ -12395,7 +12479,7 @@
         <w:pStyle w:val="Compact"/>
         <w:numPr>
           <w:ilvl w:val="0"/>
-          <w:numId w:val="1095"/>
+          <w:numId w:val="1096"/>
         </w:numPr>
       </w:pPr>
       <w:r>
@@ -12407,7 +12491,7 @@
         <w:pStyle w:val="Compact"/>
         <w:numPr>
           <w:ilvl w:val="0"/>
-          <w:numId w:val="1095"/>
+          <w:numId w:val="1096"/>
         </w:numPr>
       </w:pPr>
       <w:r>
@@ -12419,7 +12503,7 @@
         <w:pStyle w:val="Compact"/>
         <w:numPr>
           <w:ilvl w:val="0"/>
-          <w:numId w:val="1095"/>
+          <w:numId w:val="1096"/>
         </w:numPr>
       </w:pPr>
       <w:r>
@@ -12431,7 +12515,7 @@
         <w:pStyle w:val="Compact"/>
         <w:numPr>
           <w:ilvl w:val="0"/>
-          <w:numId w:val="1095"/>
+          <w:numId w:val="1096"/>
         </w:numPr>
       </w:pPr>
       <w:r>
@@ -12443,7 +12527,7 @@
         <w:pStyle w:val="Compact"/>
         <w:numPr>
           <w:ilvl w:val="0"/>
-          <w:numId w:val="1095"/>
+          <w:numId w:val="1096"/>
         </w:numPr>
       </w:pPr>
       <w:r>
@@ -12455,7 +12539,7 @@
         <w:pStyle w:val="Compact"/>
         <w:numPr>
           <w:ilvl w:val="0"/>
-          <w:numId w:val="1095"/>
+          <w:numId w:val="1096"/>
         </w:numPr>
       </w:pPr>
       <w:r>
@@ -12467,7 +12551,7 @@
         <w:pStyle w:val="Compact"/>
         <w:numPr>
           <w:ilvl w:val="0"/>
-          <w:numId w:val="1095"/>
+          <w:numId w:val="1096"/>
         </w:numPr>
       </w:pPr>
       <w:r>
@@ -12491,7 +12575,7 @@
         <w:pStyle w:val="Compact"/>
         <w:numPr>
           <w:ilvl w:val="0"/>
-          <w:numId w:val="1096"/>
+          <w:numId w:val="1097"/>
         </w:numPr>
       </w:pPr>
       <w:r>
@@ -12503,7 +12587,7 @@
         <w:pStyle w:val="Compact"/>
         <w:numPr>
           <w:ilvl w:val="0"/>
-          <w:numId w:val="1096"/>
+          <w:numId w:val="1097"/>
         </w:numPr>
       </w:pPr>
       <w:r>
@@ -12515,7 +12599,7 @@
         <w:pStyle w:val="Compact"/>
         <w:numPr>
           <w:ilvl w:val="0"/>
-          <w:numId w:val="1096"/>
+          <w:numId w:val="1097"/>
         </w:numPr>
       </w:pPr>
       <w:r>
@@ -12527,7 +12611,7 @@
         <w:pStyle w:val="Compact"/>
         <w:numPr>
           <w:ilvl w:val="0"/>
-          <w:numId w:val="1096"/>
+          <w:numId w:val="1097"/>
         </w:numPr>
       </w:pPr>
       <w:r>
@@ -12539,7 +12623,7 @@
         <w:pStyle w:val="Compact"/>
         <w:numPr>
           <w:ilvl w:val="0"/>
-          <w:numId w:val="1096"/>
+          <w:numId w:val="1097"/>
         </w:numPr>
       </w:pPr>
       <w:r>
@@ -12551,7 +12635,7 @@
         <w:pStyle w:val="Compact"/>
         <w:numPr>
           <w:ilvl w:val="0"/>
-          <w:numId w:val="1096"/>
+          <w:numId w:val="1097"/>
         </w:numPr>
       </w:pPr>
       <w:r>
@@ -12563,7 +12647,7 @@
         <w:pStyle w:val="Compact"/>
         <w:numPr>
           <w:ilvl w:val="0"/>
-          <w:numId w:val="1096"/>
+          <w:numId w:val="1097"/>
         </w:numPr>
       </w:pPr>
       <w:r>
@@ -12575,7 +12659,7 @@
         <w:pStyle w:val="Compact"/>
         <w:numPr>
           <w:ilvl w:val="0"/>
-          <w:numId w:val="1096"/>
+          <w:numId w:val="1097"/>
         </w:numPr>
       </w:pPr>
       <w:r>
@@ -12587,7 +12671,7 @@
         <w:pStyle w:val="Compact"/>
         <w:numPr>
           <w:ilvl w:val="0"/>
-          <w:numId w:val="1096"/>
+          <w:numId w:val="1097"/>
         </w:numPr>
       </w:pPr>
       <w:r>
@@ -12611,7 +12695,7 @@
         <w:pStyle w:val="Compact"/>
         <w:numPr>
           <w:ilvl w:val="0"/>
-          <w:numId w:val="1097"/>
+          <w:numId w:val="1098"/>
         </w:numPr>
       </w:pPr>
       <w:r>
@@ -12623,7 +12707,7 @@
         <w:pStyle w:val="Compact"/>
         <w:numPr>
           <w:ilvl w:val="0"/>
-          <w:numId w:val="1097"/>
+          <w:numId w:val="1098"/>
         </w:numPr>
       </w:pPr>
       <w:r>
@@ -12635,7 +12719,7 @@
         <w:pStyle w:val="Compact"/>
         <w:numPr>
           <w:ilvl w:val="0"/>
-          <w:numId w:val="1097"/>
+          <w:numId w:val="1098"/>
         </w:numPr>
       </w:pPr>
       <w:r>
@@ -12647,7 +12731,7 @@
         <w:pStyle w:val="Compact"/>
         <w:numPr>
           <w:ilvl w:val="0"/>
-          <w:numId w:val="1097"/>
+          <w:numId w:val="1098"/>
         </w:numPr>
       </w:pPr>
       <w:r>
@@ -12659,7 +12743,7 @@
         <w:pStyle w:val="Compact"/>
         <w:numPr>
           <w:ilvl w:val="0"/>
-          <w:numId w:val="1097"/>
+          <w:numId w:val="1098"/>
         </w:numPr>
       </w:pPr>
       <w:r>
@@ -12671,7 +12755,7 @@
         <w:pStyle w:val="Compact"/>
         <w:numPr>
           <w:ilvl w:val="0"/>
-          <w:numId w:val="1097"/>
+          <w:numId w:val="1098"/>
         </w:numPr>
       </w:pPr>
       <w:r>
@@ -12683,7 +12767,7 @@
         <w:pStyle w:val="Compact"/>
         <w:numPr>
           <w:ilvl w:val="0"/>
-          <w:numId w:val="1097"/>
+          <w:numId w:val="1098"/>
         </w:numPr>
       </w:pPr>
       <w:r>
@@ -12695,7 +12779,7 @@
         <w:pStyle w:val="Compact"/>
         <w:numPr>
           <w:ilvl w:val="0"/>
-          <w:numId w:val="1097"/>
+          <w:numId w:val="1098"/>
         </w:numPr>
       </w:pPr>
       <w:r>
@@ -12719,7 +12803,7 @@
         <w:pStyle w:val="Compact"/>
         <w:numPr>
           <w:ilvl w:val="0"/>
-          <w:numId w:val="1098"/>
+          <w:numId w:val="1099"/>
         </w:numPr>
       </w:pPr>
       <w:r>
@@ -12731,7 +12815,7 @@
         <w:pStyle w:val="Compact"/>
         <w:numPr>
           <w:ilvl w:val="0"/>
-          <w:numId w:val="1098"/>
+          <w:numId w:val="1099"/>
         </w:numPr>
       </w:pPr>
       <w:r>
@@ -12743,7 +12827,7 @@
         <w:pStyle w:val="Compact"/>
         <w:numPr>
           <w:ilvl w:val="0"/>
-          <w:numId w:val="1098"/>
+          <w:numId w:val="1099"/>
         </w:numPr>
       </w:pPr>
       <w:r>
@@ -12755,7 +12839,7 @@
         <w:pStyle w:val="Compact"/>
         <w:numPr>
           <w:ilvl w:val="0"/>
-          <w:numId w:val="1098"/>
+          <w:numId w:val="1099"/>
         </w:numPr>
       </w:pPr>
       <w:r>
@@ -12767,7 +12851,7 @@
         <w:pStyle w:val="Compact"/>
         <w:numPr>
           <w:ilvl w:val="0"/>
-          <w:numId w:val="1098"/>
+          <w:numId w:val="1099"/>
         </w:numPr>
       </w:pPr>
       <w:r>
@@ -12779,7 +12863,7 @@
         <w:pStyle w:val="Compact"/>
         <w:numPr>
           <w:ilvl w:val="0"/>
-          <w:numId w:val="1098"/>
+          <w:numId w:val="1099"/>
         </w:numPr>
       </w:pPr>
       <w:r>
@@ -12791,7 +12875,7 @@
         <w:pStyle w:val="Compact"/>
         <w:numPr>
           <w:ilvl w:val="0"/>
-          <w:numId w:val="1098"/>
+          <w:numId w:val="1099"/>
         </w:numPr>
       </w:pPr>
       <w:r>
@@ -12803,7 +12887,7 @@
         <w:pStyle w:val="Compact"/>
         <w:numPr>
           <w:ilvl w:val="0"/>
-          <w:numId w:val="1098"/>
+          <w:numId w:val="1099"/>
         </w:numPr>
       </w:pPr>
       <w:r>
@@ -12815,7 +12899,7 @@
         <w:pStyle w:val="Compact"/>
         <w:numPr>
           <w:ilvl w:val="0"/>
-          <w:numId w:val="1098"/>
+          <w:numId w:val="1099"/>
         </w:numPr>
       </w:pPr>
       <w:r>
@@ -12827,7 +12911,7 @@
         <w:pStyle w:val="Compact"/>
         <w:numPr>
           <w:ilvl w:val="0"/>
-          <w:numId w:val="1098"/>
+          <w:numId w:val="1099"/>
         </w:numPr>
       </w:pPr>
       <w:r>
@@ -12839,7 +12923,7 @@
         <w:pStyle w:val="Compact"/>
         <w:numPr>
           <w:ilvl w:val="0"/>
-          <w:numId w:val="1098"/>
+          <w:numId w:val="1099"/>
         </w:numPr>
       </w:pPr>
       <w:r>
@@ -12863,7 +12947,7 @@
         <w:pStyle w:val="Compact"/>
         <w:numPr>
           <w:ilvl w:val="0"/>
-          <w:numId w:val="1099"/>
+          <w:numId w:val="1100"/>
         </w:numPr>
       </w:pPr>
       <w:r>
@@ -12875,7 +12959,7 @@
         <w:pStyle w:val="Compact"/>
         <w:numPr>
           <w:ilvl w:val="0"/>
-          <w:numId w:val="1099"/>
+          <w:numId w:val="1100"/>
         </w:numPr>
       </w:pPr>
       <w:r>
@@ -12887,7 +12971,7 @@
         <w:pStyle w:val="Compact"/>
         <w:numPr>
           <w:ilvl w:val="0"/>
-          <w:numId w:val="1099"/>
+          <w:numId w:val="1100"/>
         </w:numPr>
       </w:pPr>
       <w:r>
@@ -12899,7 +12983,7 @@
         <w:pStyle w:val="Compact"/>
         <w:numPr>
           <w:ilvl w:val="0"/>
-          <w:numId w:val="1099"/>
+          <w:numId w:val="1100"/>
         </w:numPr>
       </w:pPr>
       <w:r>
@@ -12911,7 +12995,7 @@
         <w:pStyle w:val="Compact"/>
         <w:numPr>
           <w:ilvl w:val="0"/>
-          <w:numId w:val="1099"/>
+          <w:numId w:val="1100"/>
         </w:numPr>
       </w:pPr>
       <w:r>
@@ -12935,7 +13019,7 @@
         <w:pStyle w:val="Compact"/>
         <w:numPr>
           <w:ilvl w:val="0"/>
-          <w:numId w:val="1100"/>
+          <w:numId w:val="1101"/>
         </w:numPr>
       </w:pPr>
       <w:r>
@@ -12947,7 +13031,7 @@
         <w:pStyle w:val="Compact"/>
         <w:numPr>
           <w:ilvl w:val="0"/>
-          <w:numId w:val="1100"/>
+          <w:numId w:val="1101"/>
         </w:numPr>
       </w:pPr>
       <w:r>
@@ -12959,7 +13043,7 @@
         <w:pStyle w:val="Compact"/>
         <w:numPr>
           <w:ilvl w:val="0"/>
-          <w:numId w:val="1100"/>
+          <w:numId w:val="1101"/>
         </w:numPr>
       </w:pPr>
       <w:r>
@@ -12971,7 +13055,7 @@
         <w:pStyle w:val="Compact"/>
         <w:numPr>
           <w:ilvl w:val="0"/>
-          <w:numId w:val="1100"/>
+          <w:numId w:val="1101"/>
         </w:numPr>
       </w:pPr>
       <w:r>
@@ -12983,7 +13067,7 @@
         <w:pStyle w:val="Compact"/>
         <w:numPr>
           <w:ilvl w:val="0"/>
-          <w:numId w:val="1100"/>
+          <w:numId w:val="1101"/>
         </w:numPr>
       </w:pPr>
       <w:r>
@@ -13007,7 +13091,7 @@
         <w:pStyle w:val="Compact"/>
         <w:numPr>
           <w:ilvl w:val="0"/>
-          <w:numId w:val="1101"/>
+          <w:numId w:val="1102"/>
         </w:numPr>
       </w:pPr>
       <w:r>
@@ -13019,7 +13103,7 @@
         <w:pStyle w:val="Compact"/>
         <w:numPr>
           <w:ilvl w:val="0"/>
-          <w:numId w:val="1101"/>
+          <w:numId w:val="1102"/>
         </w:numPr>
       </w:pPr>
       <w:r>
@@ -13031,7 +13115,7 @@
         <w:pStyle w:val="Compact"/>
         <w:numPr>
           <w:ilvl w:val="0"/>
-          <w:numId w:val="1101"/>
+          <w:numId w:val="1102"/>
         </w:numPr>
       </w:pPr>
       <w:r>
@@ -13043,7 +13127,7 @@
         <w:pStyle w:val="Compact"/>
         <w:numPr>
           <w:ilvl w:val="0"/>
-          <w:numId w:val="1101"/>
+          <w:numId w:val="1102"/>
         </w:numPr>
       </w:pPr>
       <w:r>
@@ -13055,7 +13139,7 @@
         <w:pStyle w:val="Compact"/>
         <w:numPr>
           <w:ilvl w:val="0"/>
-          <w:numId w:val="1101"/>
+          <w:numId w:val="1102"/>
         </w:numPr>
       </w:pPr>
       <w:r>
@@ -13067,7 +13151,7 @@
         <w:pStyle w:val="Compact"/>
         <w:numPr>
           <w:ilvl w:val="0"/>
-          <w:numId w:val="1101"/>
+          <w:numId w:val="1102"/>
         </w:numPr>
       </w:pPr>
       <w:r>
@@ -13142,7 +13226,7 @@
         <w:pStyle w:val="Compact"/>
         <w:numPr>
           <w:ilvl w:val="0"/>
-          <w:numId w:val="1102"/>
+          <w:numId w:val="1103"/>
         </w:numPr>
       </w:pPr>
       <w:r>
@@ -13154,7 +13238,7 @@
         <w:pStyle w:val="Compact"/>
         <w:numPr>
           <w:ilvl w:val="0"/>
-          <w:numId w:val="1102"/>
+          <w:numId w:val="1103"/>
         </w:numPr>
       </w:pPr>
       <w:r>
@@ -13166,7 +13250,7 @@
         <w:pStyle w:val="Compact"/>
         <w:numPr>
           <w:ilvl w:val="0"/>
-          <w:numId w:val="1102"/>
+          <w:numId w:val="1103"/>
         </w:numPr>
       </w:pPr>
       <w:r>
@@ -13178,7 +13262,7 @@
         <w:pStyle w:val="Compact"/>
         <w:numPr>
           <w:ilvl w:val="0"/>
-          <w:numId w:val="1102"/>
+          <w:numId w:val="1103"/>
         </w:numPr>
       </w:pPr>
       <w:r>
@@ -13190,7 +13274,7 @@
         <w:pStyle w:val="Compact"/>
         <w:numPr>
           <w:ilvl w:val="0"/>
-          <w:numId w:val="1102"/>
+          <w:numId w:val="1103"/>
         </w:numPr>
       </w:pPr>
       <w:r>
@@ -13202,7 +13286,7 @@
         <w:pStyle w:val="Compact"/>
         <w:numPr>
           <w:ilvl w:val="0"/>
-          <w:numId w:val="1102"/>
+          <w:numId w:val="1103"/>
         </w:numPr>
       </w:pPr>
       <w:r>
@@ -13226,7 +13310,7 @@
         <w:pStyle w:val="Compact"/>
         <w:numPr>
           <w:ilvl w:val="0"/>
-          <w:numId w:val="1103"/>
+          <w:numId w:val="1104"/>
         </w:numPr>
       </w:pPr>
       <w:r>
@@ -13238,7 +13322,7 @@
         <w:pStyle w:val="Compact"/>
         <w:numPr>
           <w:ilvl w:val="0"/>
-          <w:numId w:val="1103"/>
+          <w:numId w:val="1104"/>
         </w:numPr>
       </w:pPr>
       <w:r>
@@ -13250,7 +13334,7 @@
         <w:pStyle w:val="Compact"/>
         <w:numPr>
           <w:ilvl w:val="0"/>
-          <w:numId w:val="1103"/>
+          <w:numId w:val="1104"/>
         </w:numPr>
       </w:pPr>
       <w:r>
@@ -13262,7 +13346,7 @@
         <w:pStyle w:val="Compact"/>
         <w:numPr>
           <w:ilvl w:val="0"/>
-          <w:numId w:val="1103"/>
+          <w:numId w:val="1104"/>
         </w:numPr>
       </w:pPr>
       <w:r>
@@ -13286,7 +13370,7 @@
         <w:pStyle w:val="Compact"/>
         <w:numPr>
           <w:ilvl w:val="0"/>
-          <w:numId w:val="1104"/>
+          <w:numId w:val="1105"/>
         </w:numPr>
       </w:pPr>
       <w:r>
@@ -13298,7 +13382,7 @@
         <w:pStyle w:val="Compact"/>
         <w:numPr>
           <w:ilvl w:val="0"/>
-          <w:numId w:val="1104"/>
+          <w:numId w:val="1105"/>
         </w:numPr>
       </w:pPr>
       <w:r>
@@ -13310,7 +13394,7 @@
         <w:pStyle w:val="Compact"/>
         <w:numPr>
           <w:ilvl w:val="0"/>
-          <w:numId w:val="1104"/>
+          <w:numId w:val="1105"/>
         </w:numPr>
       </w:pPr>
       <w:r>
@@ -13322,7 +13406,7 @@
         <w:pStyle w:val="Compact"/>
         <w:numPr>
           <w:ilvl w:val="0"/>
-          <w:numId w:val="1104"/>
+          <w:numId w:val="1105"/>
         </w:numPr>
       </w:pPr>
       <w:r>
@@ -13334,7 +13418,7 @@
         <w:pStyle w:val="Compact"/>
         <w:numPr>
           <w:ilvl w:val="0"/>
-          <w:numId w:val="1104"/>
+          <w:numId w:val="1105"/>
         </w:numPr>
       </w:pPr>
       <w:r>
@@ -13358,7 +13442,7 @@
         <w:pStyle w:val="Compact"/>
         <w:numPr>
           <w:ilvl w:val="0"/>
-          <w:numId w:val="1105"/>
+          <w:numId w:val="1106"/>
         </w:numPr>
       </w:pPr>
       <w:r>
@@ -13370,7 +13454,7 @@
         <w:pStyle w:val="Compact"/>
         <w:numPr>
           <w:ilvl w:val="0"/>
-          <w:numId w:val="1105"/>
+          <w:numId w:val="1106"/>
         </w:numPr>
       </w:pPr>
       <w:r>
@@ -13382,7 +13466,7 @@
         <w:pStyle w:val="Compact"/>
         <w:numPr>
           <w:ilvl w:val="0"/>
-          <w:numId w:val="1105"/>
+          <w:numId w:val="1106"/>
         </w:numPr>
       </w:pPr>
       <w:r>
@@ -13394,7 +13478,7 @@
         <w:pStyle w:val="Compact"/>
         <w:numPr>
           <w:ilvl w:val="0"/>
-          <w:numId w:val="1105"/>
+          <w:numId w:val="1106"/>
         </w:numPr>
       </w:pPr>
       <w:r>
@@ -13406,7 +13490,7 @@
         <w:pStyle w:val="Compact"/>
         <w:numPr>
           <w:ilvl w:val="0"/>
-          <w:numId w:val="1105"/>
+          <w:numId w:val="1106"/>
         </w:numPr>
       </w:pPr>
       <w:r>
@@ -13418,7 +13502,7 @@
         <w:pStyle w:val="Compact"/>
         <w:numPr>
           <w:ilvl w:val="0"/>
-          <w:numId w:val="1105"/>
+          <w:numId w:val="1106"/>
         </w:numPr>
       </w:pPr>
       <w:r>
@@ -13430,7 +13514,7 @@
         <w:pStyle w:val="Compact"/>
         <w:numPr>
           <w:ilvl w:val="0"/>
-          <w:numId w:val="1105"/>
+          <w:numId w:val="1106"/>
         </w:numPr>
       </w:pPr>
       <w:r>
@@ -13442,7 +13526,7 @@
         <w:pStyle w:val="Compact"/>
         <w:numPr>
           <w:ilvl w:val="0"/>
-          <w:numId w:val="1105"/>
+          <w:numId w:val="1106"/>
         </w:numPr>
       </w:pPr>
       <w:r>
@@ -13454,7 +13538,7 @@
         <w:pStyle w:val="Compact"/>
         <w:numPr>
           <w:ilvl w:val="0"/>
-          <w:numId w:val="1105"/>
+          <w:numId w:val="1106"/>
         </w:numPr>
       </w:pPr>
       <w:r>
@@ -13478,7 +13562,7 @@
         <w:pStyle w:val="Compact"/>
         <w:numPr>
           <w:ilvl w:val="0"/>
-          <w:numId w:val="1106"/>
+          <w:numId w:val="1107"/>
         </w:numPr>
       </w:pPr>
       <w:r>
@@ -13490,7 +13574,7 @@
         <w:pStyle w:val="Compact"/>
         <w:numPr>
           <w:ilvl w:val="0"/>
-          <w:numId w:val="1106"/>
+          <w:numId w:val="1107"/>
         </w:numPr>
       </w:pPr>
       <w:r>
@@ -13502,7 +13586,7 @@
         <w:pStyle w:val="Compact"/>
         <w:numPr>
           <w:ilvl w:val="0"/>
-          <w:numId w:val="1106"/>
+          <w:numId w:val="1107"/>
         </w:numPr>
       </w:pPr>
       <w:r>
@@ -13514,7 +13598,7 @@
         <w:pStyle w:val="Compact"/>
         <w:numPr>
           <w:ilvl w:val="0"/>
-          <w:numId w:val="1106"/>
+          <w:numId w:val="1107"/>
         </w:numPr>
       </w:pPr>
       <w:r>
@@ -13526,7 +13610,7 @@
         <w:pStyle w:val="Compact"/>
         <w:numPr>
           <w:ilvl w:val="0"/>
-          <w:numId w:val="1106"/>
+          <w:numId w:val="1107"/>
         </w:numPr>
       </w:pPr>
       <w:r>
@@ -13538,7 +13622,7 @@
         <w:pStyle w:val="Compact"/>
         <w:numPr>
           <w:ilvl w:val="0"/>
-          <w:numId w:val="1106"/>
+          <w:numId w:val="1107"/>
         </w:numPr>
       </w:pPr>
       <w:r>
@@ -13550,7 +13634,7 @@
         <w:pStyle w:val="Compact"/>
         <w:numPr>
           <w:ilvl w:val="0"/>
-          <w:numId w:val="1106"/>
+          <w:numId w:val="1107"/>
         </w:numPr>
       </w:pPr>
       <w:r>
@@ -13574,7 +13658,7 @@
         <w:pStyle w:val="Compact"/>
         <w:numPr>
           <w:ilvl w:val="0"/>
-          <w:numId w:val="1107"/>
+          <w:numId w:val="1108"/>
         </w:numPr>
       </w:pPr>
       <w:r>
@@ -13586,7 +13670,7 @@
         <w:pStyle w:val="Compact"/>
         <w:numPr>
           <w:ilvl w:val="0"/>
-          <w:numId w:val="1107"/>
+          <w:numId w:val="1108"/>
         </w:numPr>
       </w:pPr>
       <w:r>
@@ -13598,7 +13682,7 @@
         <w:pStyle w:val="Compact"/>
         <w:numPr>
           <w:ilvl w:val="0"/>
-          <w:numId w:val="1107"/>
+          <w:numId w:val="1108"/>
         </w:numPr>
       </w:pPr>
       <w:r>
@@ -13610,7 +13694,7 @@
         <w:pStyle w:val="Compact"/>
         <w:numPr>
           <w:ilvl w:val="0"/>
-          <w:numId w:val="1107"/>
+          <w:numId w:val="1108"/>
         </w:numPr>
       </w:pPr>
       <w:r>
@@ -13622,7 +13706,7 @@
         <w:pStyle w:val="Compact"/>
         <w:numPr>
           <w:ilvl w:val="0"/>
-          <w:numId w:val="1107"/>
+          <w:numId w:val="1108"/>
         </w:numPr>
       </w:pPr>
       <w:r>
@@ -13646,7 +13730,7 @@
         <w:pStyle w:val="Compact"/>
         <w:numPr>
           <w:ilvl w:val="0"/>
-          <w:numId w:val="1108"/>
+          <w:numId w:val="1109"/>
         </w:numPr>
       </w:pPr>
       <w:r>
@@ -13658,7 +13742,7 @@
         <w:pStyle w:val="Compact"/>
         <w:numPr>
           <w:ilvl w:val="0"/>
-          <w:numId w:val="1108"/>
+          <w:numId w:val="1109"/>
         </w:numPr>
       </w:pPr>
       <w:r>
@@ -13670,7 +13754,7 @@
         <w:pStyle w:val="Compact"/>
         <w:numPr>
           <w:ilvl w:val="0"/>
-          <w:numId w:val="1108"/>
+          <w:numId w:val="1109"/>
         </w:numPr>
       </w:pPr>
       <w:r>
@@ -13682,7 +13766,7 @@
         <w:pStyle w:val="Compact"/>
         <w:numPr>
           <w:ilvl w:val="0"/>
-          <w:numId w:val="1108"/>
+          <w:numId w:val="1109"/>
         </w:numPr>
       </w:pPr>
       <w:r>
@@ -13694,7 +13778,7 @@
         <w:pStyle w:val="Compact"/>
         <w:numPr>
           <w:ilvl w:val="0"/>
-          <w:numId w:val="1108"/>
+          <w:numId w:val="1109"/>
         </w:numPr>
       </w:pPr>
       <w:r>
@@ -13706,7 +13790,7 @@
         <w:pStyle w:val="Compact"/>
         <w:numPr>
           <w:ilvl w:val="0"/>
-          <w:numId w:val="1108"/>
+          <w:numId w:val="1109"/>
         </w:numPr>
       </w:pPr>
       <w:r>
@@ -13718,7 +13802,7 @@
         <w:pStyle w:val="Compact"/>
         <w:numPr>
           <w:ilvl w:val="0"/>
-          <w:numId w:val="1108"/>
+          <w:numId w:val="1109"/>
         </w:numPr>
       </w:pPr>
       <w:r>
@@ -13730,7 +13814,7 @@
         <w:pStyle w:val="Compact"/>
         <w:numPr>
           <w:ilvl w:val="0"/>
-          <w:numId w:val="1108"/>
+          <w:numId w:val="1109"/>
         </w:numPr>
       </w:pPr>
       <w:r>
@@ -13742,7 +13826,7 @@
         <w:pStyle w:val="Compact"/>
         <w:numPr>
           <w:ilvl w:val="0"/>
-          <w:numId w:val="1108"/>
+          <w:numId w:val="1109"/>
         </w:numPr>
       </w:pPr>
       <w:r>
@@ -13754,7 +13838,7 @@
         <w:pStyle w:val="Compact"/>
         <w:numPr>
           <w:ilvl w:val="0"/>
-          <w:numId w:val="1108"/>
+          <w:numId w:val="1109"/>
         </w:numPr>
       </w:pPr>
       <w:r>
@@ -13766,7 +13850,7 @@
         <w:pStyle w:val="Compact"/>
         <w:numPr>
           <w:ilvl w:val="0"/>
-          <w:numId w:val="1108"/>
+          <w:numId w:val="1109"/>
         </w:numPr>
       </w:pPr>
       <w:r>
@@ -13778,7 +13862,7 @@
         <w:pStyle w:val="Compact"/>
         <w:numPr>
           <w:ilvl w:val="0"/>
-          <w:numId w:val="1108"/>
+          <w:numId w:val="1109"/>
         </w:numPr>
       </w:pPr>
       <w:r>
@@ -13790,7 +13874,7 @@
         <w:pStyle w:val="Compact"/>
         <w:numPr>
           <w:ilvl w:val="0"/>
-          <w:numId w:val="1108"/>
+          <w:numId w:val="1109"/>
         </w:numPr>
       </w:pPr>
       <w:r>
@@ -13802,7 +13886,7 @@
         <w:pStyle w:val="Compact"/>
         <w:numPr>
           <w:ilvl w:val="0"/>
-          <w:numId w:val="1108"/>
+          <w:numId w:val="1109"/>
         </w:numPr>
       </w:pPr>
       <w:r>
@@ -13814,7 +13898,7 @@
         <w:pStyle w:val="Compact"/>
         <w:numPr>
           <w:ilvl w:val="0"/>
-          <w:numId w:val="1108"/>
+          <w:numId w:val="1109"/>
         </w:numPr>
       </w:pPr>
       <w:r>
@@ -13838,7 +13922,7 @@
         <w:pStyle w:val="Compact"/>
         <w:numPr>
           <w:ilvl w:val="0"/>
-          <w:numId w:val="1109"/>
+          <w:numId w:val="1110"/>
         </w:numPr>
       </w:pPr>
       <w:r>
@@ -13850,7 +13934,7 @@
         <w:pStyle w:val="Compact"/>
         <w:numPr>
           <w:ilvl w:val="0"/>
-          <w:numId w:val="1109"/>
+          <w:numId w:val="1110"/>
         </w:numPr>
       </w:pPr>
       <w:r>
@@ -13862,7 +13946,7 @@
         <w:pStyle w:val="Compact"/>
         <w:numPr>
           <w:ilvl w:val="0"/>
-          <w:numId w:val="1109"/>
+          <w:numId w:val="1110"/>
         </w:numPr>
       </w:pPr>
       <w:r>
@@ -13874,7 +13958,7 @@
         <w:pStyle w:val="Compact"/>
         <w:numPr>
           <w:ilvl w:val="0"/>
-          <w:numId w:val="1109"/>
+          <w:numId w:val="1110"/>
         </w:numPr>
       </w:pPr>
       <w:r>
@@ -13886,7 +13970,7 @@
         <w:pStyle w:val="Compact"/>
         <w:numPr>
           <w:ilvl w:val="0"/>
-          <w:numId w:val="1109"/>
+          <w:numId w:val="1110"/>
         </w:numPr>
       </w:pPr>
       <w:r>
@@ -13898,7 +13982,7 @@
         <w:pStyle w:val="Compact"/>
         <w:numPr>
           <w:ilvl w:val="0"/>
-          <w:numId w:val="1109"/>
+          <w:numId w:val="1110"/>
         </w:numPr>
       </w:pPr>
       <w:r>
@@ -13910,7 +13994,7 @@
         <w:pStyle w:val="Compact"/>
         <w:numPr>
           <w:ilvl w:val="0"/>
-          <w:numId w:val="1109"/>
+          <w:numId w:val="1110"/>
         </w:numPr>
       </w:pPr>
       <w:r>
@@ -13934,7 +14018,7 @@
         <w:pStyle w:val="Compact"/>
         <w:numPr>
           <w:ilvl w:val="0"/>
-          <w:numId w:val="1110"/>
+          <w:numId w:val="1111"/>
         </w:numPr>
       </w:pPr>
       <w:r>
@@ -13946,7 +14030,7 @@
         <w:pStyle w:val="Compact"/>
         <w:numPr>
           <w:ilvl w:val="0"/>
-          <w:numId w:val="1110"/>
+          <w:numId w:val="1111"/>
         </w:numPr>
       </w:pPr>
       <w:r>
@@ -13958,7 +14042,7 @@
         <w:pStyle w:val="Compact"/>
         <w:numPr>
           <w:ilvl w:val="0"/>
-          <w:numId w:val="1110"/>
+          <w:numId w:val="1111"/>
         </w:numPr>
       </w:pPr>
       <w:r>
@@ -14033,7 +14117,7 @@
         <w:pStyle w:val="Compact"/>
         <w:numPr>
           <w:ilvl w:val="0"/>
-          <w:numId w:val="1111"/>
+          <w:numId w:val="1112"/>
         </w:numPr>
       </w:pPr>
       <w:r>
@@ -14045,7 +14129,7 @@
         <w:pStyle w:val="Compact"/>
         <w:numPr>
           <w:ilvl w:val="0"/>
-          <w:numId w:val="1111"/>
+          <w:numId w:val="1112"/>
         </w:numPr>
       </w:pPr>
       <w:r>
@@ -14057,7 +14141,7 @@
         <w:pStyle w:val="Compact"/>
         <w:numPr>
           <w:ilvl w:val="0"/>
-          <w:numId w:val="1111"/>
+          <w:numId w:val="1112"/>
         </w:numPr>
       </w:pPr>
       <w:r>
@@ -14069,7 +14153,7 @@
         <w:pStyle w:val="Compact"/>
         <w:numPr>
           <w:ilvl w:val="0"/>
-          <w:numId w:val="1111"/>
+          <w:numId w:val="1112"/>
         </w:numPr>
       </w:pPr>
       <w:r>
@@ -14093,7 +14177,7 @@
         <w:pStyle w:val="Compact"/>
         <w:numPr>
           <w:ilvl w:val="0"/>
-          <w:numId w:val="1111"/>
+          <w:numId w:val="1112"/>
         </w:numPr>
       </w:pPr>
       <w:r>
@@ -14126,7 +14210,7 @@
         <w:pStyle w:val="Compact"/>
         <w:numPr>
           <w:ilvl w:val="0"/>
-          <w:numId w:val="1112"/>
+          <w:numId w:val="1113"/>
         </w:numPr>
       </w:pPr>
       <w:r>
@@ -14138,7 +14222,7 @@
         <w:pStyle w:val="Compact"/>
         <w:numPr>
           <w:ilvl w:val="0"/>
-          <w:numId w:val="1112"/>
+          <w:numId w:val="1113"/>
         </w:numPr>
       </w:pPr>
       <w:r>
@@ -14150,7 +14234,7 @@
         <w:pStyle w:val="Compact"/>
         <w:numPr>
           <w:ilvl w:val="0"/>
-          <w:numId w:val="1112"/>
+          <w:numId w:val="1113"/>
         </w:numPr>
       </w:pPr>
       <w:r>
@@ -14225,7 +14309,7 @@
         <w:pStyle w:val="Compact"/>
         <w:numPr>
           <w:ilvl w:val="0"/>
-          <w:numId w:val="1113"/>
+          <w:numId w:val="1114"/>
         </w:numPr>
       </w:pPr>
       <w:r>
@@ -14237,7 +14321,7 @@
         <w:pStyle w:val="Compact"/>
         <w:numPr>
           <w:ilvl w:val="0"/>
-          <w:numId w:val="1113"/>
+          <w:numId w:val="1114"/>
         </w:numPr>
       </w:pPr>
       <w:r>
@@ -14249,7 +14333,7 @@
         <w:pStyle w:val="Compact"/>
         <w:numPr>
           <w:ilvl w:val="0"/>
-          <w:numId w:val="1113"/>
+          <w:numId w:val="1114"/>
         </w:numPr>
       </w:pPr>
       <w:r>
@@ -14261,7 +14345,7 @@
         <w:pStyle w:val="Compact"/>
         <w:numPr>
           <w:ilvl w:val="0"/>
-          <w:numId w:val="1113"/>
+          <w:numId w:val="1114"/>
         </w:numPr>
       </w:pPr>
       <w:r>
@@ -14273,7 +14357,7 @@
         <w:pStyle w:val="Compact"/>
         <w:numPr>
           <w:ilvl w:val="0"/>
-          <w:numId w:val="1113"/>
+          <w:numId w:val="1114"/>
         </w:numPr>
       </w:pPr>
       <w:r>
@@ -14285,7 +14369,7 @@
         <w:pStyle w:val="Compact"/>
         <w:numPr>
           <w:ilvl w:val="0"/>
-          <w:numId w:val="1113"/>
+          <w:numId w:val="1114"/>
         </w:numPr>
       </w:pPr>
       <w:r>
@@ -14297,7 +14381,7 @@
         <w:pStyle w:val="Compact"/>
         <w:numPr>
           <w:ilvl w:val="0"/>
-          <w:numId w:val="1113"/>
+          <w:numId w:val="1114"/>
         </w:numPr>
       </w:pPr>
       <w:r>
@@ -14309,7 +14393,7 @@
         <w:pStyle w:val="Compact"/>
         <w:numPr>
           <w:ilvl w:val="0"/>
-          <w:numId w:val="1113"/>
+          <w:numId w:val="1114"/>
         </w:numPr>
       </w:pPr>
       <w:r>
@@ -14333,7 +14417,7 @@
         <w:pStyle w:val="Compact"/>
         <w:numPr>
           <w:ilvl w:val="0"/>
-          <w:numId w:val="1114"/>
+          <w:numId w:val="1115"/>
         </w:numPr>
       </w:pPr>
       <w:r>
@@ -14345,7 +14429,7 @@
         <w:pStyle w:val="Compact"/>
         <w:numPr>
           <w:ilvl w:val="0"/>
-          <w:numId w:val="1114"/>
+          <w:numId w:val="1115"/>
         </w:numPr>
       </w:pPr>
       <w:r>
@@ -14357,7 +14441,7 @@
         <w:pStyle w:val="Compact"/>
         <w:numPr>
           <w:ilvl w:val="0"/>
-          <w:numId w:val="1114"/>
+          <w:numId w:val="1115"/>
         </w:numPr>
       </w:pPr>
       <w:r>
@@ -14369,7 +14453,7 @@
         <w:pStyle w:val="Compact"/>
         <w:numPr>
           <w:ilvl w:val="0"/>
-          <w:numId w:val="1114"/>
+          <w:numId w:val="1115"/>
         </w:numPr>
       </w:pPr>
       <w:r>
@@ -14381,7 +14465,7 @@
         <w:pStyle w:val="Compact"/>
         <w:numPr>
           <w:ilvl w:val="0"/>
-          <w:numId w:val="1114"/>
+          <w:numId w:val="1115"/>
         </w:numPr>
       </w:pPr>
       <w:r>
@@ -14393,7 +14477,7 @@
         <w:pStyle w:val="Compact"/>
         <w:numPr>
           <w:ilvl w:val="0"/>
-          <w:numId w:val="1114"/>
+          <w:numId w:val="1115"/>
         </w:numPr>
       </w:pPr>
       <w:r>
@@ -14405,7 +14489,7 @@
         <w:pStyle w:val="Compact"/>
         <w:numPr>
           <w:ilvl w:val="0"/>
-          <w:numId w:val="1114"/>
+          <w:numId w:val="1115"/>
         </w:numPr>
       </w:pPr>
       <w:r>
@@ -14417,7 +14501,7 @@
         <w:pStyle w:val="Compact"/>
         <w:numPr>
           <w:ilvl w:val="0"/>
-          <w:numId w:val="1114"/>
+          <w:numId w:val="1115"/>
         </w:numPr>
       </w:pPr>
       <w:r>
@@ -14429,7 +14513,7 @@
         <w:pStyle w:val="Compact"/>
         <w:numPr>
           <w:ilvl w:val="0"/>
-          <w:numId w:val="1114"/>
+          <w:numId w:val="1115"/>
         </w:numPr>
       </w:pPr>
       <w:r>
@@ -14441,7 +14525,7 @@
         <w:pStyle w:val="Compact"/>
         <w:numPr>
           <w:ilvl w:val="0"/>
-          <w:numId w:val="1114"/>
+          <w:numId w:val="1115"/>
         </w:numPr>
       </w:pPr>
       <w:r>
@@ -14453,7 +14537,7 @@
         <w:pStyle w:val="Compact"/>
         <w:numPr>
           <w:ilvl w:val="0"/>
-          <w:numId w:val="1114"/>
+          <w:numId w:val="1115"/>
         </w:numPr>
       </w:pPr>
       <w:r>
@@ -14465,7 +14549,7 @@
         <w:pStyle w:val="Compact"/>
         <w:numPr>
           <w:ilvl w:val="0"/>
-          <w:numId w:val="1114"/>
+          <w:numId w:val="1115"/>
         </w:numPr>
       </w:pPr>
       <w:r>
@@ -14477,7 +14561,7 @@
         <w:pStyle w:val="Compact"/>
         <w:numPr>
           <w:ilvl w:val="0"/>
-          <w:numId w:val="1114"/>
+          <w:numId w:val="1115"/>
         </w:numPr>
       </w:pPr>
       <w:r>
@@ -14489,7 +14573,7 @@
         <w:pStyle w:val="Compact"/>
         <w:numPr>
           <w:ilvl w:val="0"/>
-          <w:numId w:val="1114"/>
+          <w:numId w:val="1115"/>
         </w:numPr>
       </w:pPr>
       <w:r>
@@ -14501,7 +14585,7 @@
         <w:pStyle w:val="Compact"/>
         <w:numPr>
           <w:ilvl w:val="0"/>
-          <w:numId w:val="1114"/>
+          <w:numId w:val="1115"/>
         </w:numPr>
       </w:pPr>
       <w:r>
@@ -14513,7 +14597,7 @@
         <w:pStyle w:val="Compact"/>
         <w:numPr>
           <w:ilvl w:val="0"/>
-          <w:numId w:val="1114"/>
+          <w:numId w:val="1115"/>
         </w:numPr>
       </w:pPr>
       <w:r>
@@ -14525,7 +14609,7 @@
         <w:pStyle w:val="Compact"/>
         <w:numPr>
           <w:ilvl w:val="0"/>
-          <w:numId w:val="1114"/>
+          <w:numId w:val="1115"/>
         </w:numPr>
       </w:pPr>
       <w:r>
@@ -14549,7 +14633,7 @@
         <w:pStyle w:val="Compact"/>
         <w:numPr>
           <w:ilvl w:val="0"/>
-          <w:numId w:val="1115"/>
+          <w:numId w:val="1116"/>
         </w:numPr>
       </w:pPr>
       <w:r>
@@ -14561,7 +14645,7 @@
         <w:pStyle w:val="Compact"/>
         <w:numPr>
           <w:ilvl w:val="0"/>
-          <w:numId w:val="1115"/>
+          <w:numId w:val="1116"/>
         </w:numPr>
       </w:pPr>
       <w:r>
@@ -14573,7 +14657,7 @@
         <w:pStyle w:val="Compact"/>
         <w:numPr>
           <w:ilvl w:val="0"/>
-          <w:numId w:val="1115"/>
+          <w:numId w:val="1116"/>
         </w:numPr>
       </w:pPr>
       <w:r>
@@ -14585,7 +14669,7 @@
         <w:pStyle w:val="Compact"/>
         <w:numPr>
           <w:ilvl w:val="0"/>
-          <w:numId w:val="1115"/>
+          <w:numId w:val="1116"/>
         </w:numPr>
       </w:pPr>
       <w:r>
@@ -14597,7 +14681,7 @@
         <w:pStyle w:val="Compact"/>
         <w:numPr>
           <w:ilvl w:val="0"/>
-          <w:numId w:val="1115"/>
+          <w:numId w:val="1116"/>
         </w:numPr>
       </w:pPr>
       <w:r>
@@ -14609,7 +14693,7 @@
         <w:pStyle w:val="Compact"/>
         <w:numPr>
           <w:ilvl w:val="0"/>
-          <w:numId w:val="1115"/>
+          <w:numId w:val="1116"/>
         </w:numPr>
       </w:pPr>
       <w:r>
@@ -14621,7 +14705,7 @@
         <w:pStyle w:val="Compact"/>
         <w:numPr>
           <w:ilvl w:val="0"/>
-          <w:numId w:val="1115"/>
+          <w:numId w:val="1116"/>
         </w:numPr>
       </w:pPr>
       <w:r>
@@ -14633,7 +14717,7 @@
         <w:pStyle w:val="Compact"/>
         <w:numPr>
           <w:ilvl w:val="0"/>
-          <w:numId w:val="1115"/>
+          <w:numId w:val="1116"/>
         </w:numPr>
       </w:pPr>
       <w:r>
@@ -14645,7 +14729,7 @@
         <w:pStyle w:val="Compact"/>
         <w:numPr>
           <w:ilvl w:val="0"/>
-          <w:numId w:val="1115"/>
+          <w:numId w:val="1116"/>
         </w:numPr>
       </w:pPr>
       <w:r>
@@ -14657,7 +14741,7 @@
         <w:pStyle w:val="Compact"/>
         <w:numPr>
           <w:ilvl w:val="0"/>
-          <w:numId w:val="1115"/>
+          <w:numId w:val="1116"/>
         </w:numPr>
       </w:pPr>
       <w:r>
@@ -14669,7 +14753,7 @@
         <w:pStyle w:val="Compact"/>
         <w:numPr>
           <w:ilvl w:val="0"/>
-          <w:numId w:val="1115"/>
+          <w:numId w:val="1116"/>
         </w:numPr>
       </w:pPr>
       <w:r>
@@ -14681,7 +14765,7 @@
         <w:pStyle w:val="Compact"/>
         <w:numPr>
           <w:ilvl w:val="0"/>
-          <w:numId w:val="1115"/>
+          <w:numId w:val="1116"/>
         </w:numPr>
       </w:pPr>
       <w:r>
@@ -14693,7 +14777,7 @@
         <w:pStyle w:val="Compact"/>
         <w:numPr>
           <w:ilvl w:val="0"/>
-          <w:numId w:val="1115"/>
+          <w:numId w:val="1116"/>
         </w:numPr>
       </w:pPr>
       <w:r>
@@ -14705,7 +14789,7 @@
         <w:pStyle w:val="Compact"/>
         <w:numPr>
           <w:ilvl w:val="0"/>
-          <w:numId w:val="1115"/>
+          <w:numId w:val="1116"/>
         </w:numPr>
       </w:pPr>
       <w:r>
@@ -14717,7 +14801,7 @@
         <w:pStyle w:val="Compact"/>
         <w:numPr>
           <w:ilvl w:val="0"/>
-          <w:numId w:val="1115"/>
+          <w:numId w:val="1116"/>
         </w:numPr>
       </w:pPr>
       <w:r>
@@ -14729,7 +14813,7 @@
         <w:pStyle w:val="Compact"/>
         <w:numPr>
           <w:ilvl w:val="0"/>
-          <w:numId w:val="1115"/>
+          <w:numId w:val="1116"/>
         </w:numPr>
       </w:pPr>
       <w:r>
@@ -14741,7 +14825,7 @@
         <w:pStyle w:val="Compact"/>
         <w:numPr>
           <w:ilvl w:val="0"/>
-          <w:numId w:val="1115"/>
+          <w:numId w:val="1116"/>
         </w:numPr>
       </w:pPr>
       <w:r>
@@ -14753,7 +14837,7 @@
         <w:pStyle w:val="Compact"/>
         <w:numPr>
           <w:ilvl w:val="0"/>
-          <w:numId w:val="1115"/>
+          <w:numId w:val="1116"/>
         </w:numPr>
       </w:pPr>
       <w:r>
@@ -14765,7 +14849,7 @@
         <w:pStyle w:val="Compact"/>
         <w:numPr>
           <w:ilvl w:val="0"/>
-          <w:numId w:val="1115"/>
+          <w:numId w:val="1116"/>
         </w:numPr>
       </w:pPr>
       <w:r>
@@ -14777,7 +14861,7 @@
         <w:pStyle w:val="Compact"/>
         <w:numPr>
           <w:ilvl w:val="0"/>
-          <w:numId w:val="1115"/>
+          <w:numId w:val="1116"/>
         </w:numPr>
       </w:pPr>
       <w:r>
@@ -14801,7 +14885,7 @@
         <w:pStyle w:val="Compact"/>
         <w:numPr>
           <w:ilvl w:val="0"/>
-          <w:numId w:val="1116"/>
+          <w:numId w:val="1117"/>
         </w:numPr>
       </w:pPr>
       <w:r>
@@ -14813,7 +14897,7 @@
         <w:pStyle w:val="Compact"/>
         <w:numPr>
           <w:ilvl w:val="0"/>
-          <w:numId w:val="1116"/>
+          <w:numId w:val="1117"/>
         </w:numPr>
       </w:pPr>
       <w:r>
@@ -14825,7 +14909,7 @@
         <w:pStyle w:val="Compact"/>
         <w:numPr>
           <w:ilvl w:val="0"/>
-          <w:numId w:val="1116"/>
+          <w:numId w:val="1117"/>
         </w:numPr>
       </w:pPr>
       <w:r>
@@ -14837,7 +14921,7 @@
         <w:pStyle w:val="Compact"/>
         <w:numPr>
           <w:ilvl w:val="0"/>
-          <w:numId w:val="1116"/>
+          <w:numId w:val="1117"/>
         </w:numPr>
       </w:pPr>
       <w:r>
@@ -14849,7 +14933,7 @@
         <w:pStyle w:val="Compact"/>
         <w:numPr>
           <w:ilvl w:val="0"/>
-          <w:numId w:val="1116"/>
+          <w:numId w:val="1117"/>
         </w:numPr>
       </w:pPr>
       <w:r>
@@ -14861,7 +14945,7 @@
         <w:pStyle w:val="Compact"/>
         <w:numPr>
           <w:ilvl w:val="0"/>
-          <w:numId w:val="1116"/>
+          <w:numId w:val="1117"/>
         </w:numPr>
       </w:pPr>
       <w:r>
@@ -14873,7 +14957,7 @@
         <w:pStyle w:val="Compact"/>
         <w:numPr>
           <w:ilvl w:val="0"/>
-          <w:numId w:val="1116"/>
+          <w:numId w:val="1117"/>
         </w:numPr>
       </w:pPr>
       <w:r>
@@ -14936,7 +15020,7 @@
         <w:pStyle w:val="Compact"/>
         <w:numPr>
           <w:ilvl w:val="0"/>
-          <w:numId w:val="1117"/>
+          <w:numId w:val="1118"/>
         </w:numPr>
       </w:pPr>
       <w:r>
@@ -14948,7 +15032,7 @@
         <w:pStyle w:val="Compact"/>
         <w:numPr>
           <w:ilvl w:val="0"/>
-          <w:numId w:val="1117"/>
+          <w:numId w:val="1118"/>
         </w:numPr>
       </w:pPr>
       <w:r>
@@ -14960,7 +15044,7 @@
         <w:pStyle w:val="Compact"/>
         <w:numPr>
           <w:ilvl w:val="0"/>
-          <w:numId w:val="1117"/>
+          <w:numId w:val="1118"/>
         </w:numPr>
       </w:pPr>
       <w:r>
@@ -14972,7 +15056,7 @@
         <w:pStyle w:val="Compact"/>
         <w:numPr>
           <w:ilvl w:val="0"/>
-          <w:numId w:val="1117"/>
+          <w:numId w:val="1118"/>
         </w:numPr>
       </w:pPr>
       <w:r>
@@ -14984,7 +15068,7 @@
         <w:pStyle w:val="Compact"/>
         <w:numPr>
           <w:ilvl w:val="0"/>
-          <w:numId w:val="1117"/>
+          <w:numId w:val="1118"/>
         </w:numPr>
       </w:pPr>
       <w:r>
@@ -14996,7 +15080,7 @@
         <w:pStyle w:val="Compact"/>
         <w:numPr>
           <w:ilvl w:val="0"/>
-          <w:numId w:val="1117"/>
+          <w:numId w:val="1118"/>
         </w:numPr>
       </w:pPr>
       <w:r>
@@ -15008,7 +15092,7 @@
         <w:pStyle w:val="Compact"/>
         <w:numPr>
           <w:ilvl w:val="0"/>
-          <w:numId w:val="1117"/>
+          <w:numId w:val="1118"/>
         </w:numPr>
       </w:pPr>
       <w:r>
@@ -15020,7 +15104,7 @@
         <w:pStyle w:val="Compact"/>
         <w:numPr>
           <w:ilvl w:val="0"/>
-          <w:numId w:val="1117"/>
+          <w:numId w:val="1118"/>
         </w:numPr>
       </w:pPr>
       <w:r>
@@ -15032,7 +15116,7 @@
         <w:pStyle w:val="Compact"/>
         <w:numPr>
           <w:ilvl w:val="0"/>
-          <w:numId w:val="1117"/>
+          <w:numId w:val="1118"/>
         </w:numPr>
       </w:pPr>
       <w:r>
@@ -15044,7 +15128,7 @@
         <w:pStyle w:val="Compact"/>
         <w:numPr>
           <w:ilvl w:val="0"/>
-          <w:numId w:val="1117"/>
+          <w:numId w:val="1118"/>
         </w:numPr>
       </w:pPr>
       <w:r>
@@ -15056,7 +15140,7 @@
         <w:pStyle w:val="Compact"/>
         <w:numPr>
           <w:ilvl w:val="0"/>
-          <w:numId w:val="1117"/>
+          <w:numId w:val="1118"/>
         </w:numPr>
       </w:pPr>
       <w:r>
@@ -15068,7 +15152,7 @@
         <w:pStyle w:val="Compact"/>
         <w:numPr>
           <w:ilvl w:val="0"/>
-          <w:numId w:val="1117"/>
+          <w:numId w:val="1118"/>
         </w:numPr>
       </w:pPr>
       <w:r>
@@ -15080,7 +15164,7 @@
         <w:pStyle w:val="Compact"/>
         <w:numPr>
           <w:ilvl w:val="0"/>
-          <w:numId w:val="1117"/>
+          <w:numId w:val="1118"/>
         </w:numPr>
       </w:pPr>
       <w:r>
@@ -15155,7 +15239,7 @@
         <w:pStyle w:val="Compact"/>
         <w:numPr>
           <w:ilvl w:val="0"/>
-          <w:numId w:val="1118"/>
+          <w:numId w:val="1119"/>
         </w:numPr>
       </w:pPr>
       <w:r>
@@ -15167,7 +15251,7 @@
         <w:pStyle w:val="Compact"/>
         <w:numPr>
           <w:ilvl w:val="0"/>
-          <w:numId w:val="1118"/>
+          <w:numId w:val="1119"/>
         </w:numPr>
       </w:pPr>
       <w:r>
@@ -15179,7 +15263,7 @@
         <w:pStyle w:val="Compact"/>
         <w:numPr>
           <w:ilvl w:val="0"/>
-          <w:numId w:val="1118"/>
+          <w:numId w:val="1119"/>
         </w:numPr>
       </w:pPr>
       <w:r>
@@ -15191,7 +15275,7 @@
         <w:pStyle w:val="Compact"/>
         <w:numPr>
           <w:ilvl w:val="0"/>
-          <w:numId w:val="1118"/>
+          <w:numId w:val="1119"/>
         </w:numPr>
       </w:pPr>
       <w:r>
@@ -15203,7 +15287,7 @@
         <w:pStyle w:val="Compact"/>
         <w:numPr>
           <w:ilvl w:val="0"/>
-          <w:numId w:val="1118"/>
+          <w:numId w:val="1119"/>
         </w:numPr>
       </w:pPr>
       <w:r>
@@ -15215,7 +15299,7 @@
         <w:pStyle w:val="Compact"/>
         <w:numPr>
           <w:ilvl w:val="0"/>
-          <w:numId w:val="1118"/>
+          <w:numId w:val="1119"/>
         </w:numPr>
       </w:pPr>
       <w:r>
@@ -15227,7 +15311,7 @@
         <w:pStyle w:val="Compact"/>
         <w:numPr>
           <w:ilvl w:val="0"/>
-          <w:numId w:val="1118"/>
+          <w:numId w:val="1119"/>
         </w:numPr>
       </w:pPr>
       <w:r>
@@ -15239,7 +15323,7 @@
         <w:pStyle w:val="Compact"/>
         <w:numPr>
           <w:ilvl w:val="0"/>
-          <w:numId w:val="1118"/>
+          <w:numId w:val="1119"/>
         </w:numPr>
       </w:pPr>
       <w:r>
@@ -15251,7 +15335,7 @@
         <w:pStyle w:val="Compact"/>
         <w:numPr>
           <w:ilvl w:val="0"/>
-          <w:numId w:val="1118"/>
+          <w:numId w:val="1119"/>
         </w:numPr>
       </w:pPr>
       <w:r>
@@ -15263,7 +15347,7 @@
         <w:pStyle w:val="Compact"/>
         <w:numPr>
           <w:ilvl w:val="0"/>
-          <w:numId w:val="1118"/>
+          <w:numId w:val="1119"/>
         </w:numPr>
       </w:pPr>
       <w:r>
@@ -15275,7 +15359,7 @@
         <w:pStyle w:val="Compact"/>
         <w:numPr>
           <w:ilvl w:val="0"/>
-          <w:numId w:val="1118"/>
+          <w:numId w:val="1119"/>
         </w:numPr>
       </w:pPr>
       <w:r>
@@ -15287,7 +15371,7 @@
         <w:pStyle w:val="Compact"/>
         <w:numPr>
           <w:ilvl w:val="0"/>
-          <w:numId w:val="1118"/>
+          <w:numId w:val="1119"/>
         </w:numPr>
       </w:pPr>
       <w:r>
@@ -15299,7 +15383,7 @@
         <w:pStyle w:val="Compact"/>
         <w:numPr>
           <w:ilvl w:val="0"/>
-          <w:numId w:val="1118"/>
+          <w:numId w:val="1119"/>
         </w:numPr>
       </w:pPr>
       <w:r>
@@ -15311,7 +15395,7 @@
         <w:pStyle w:val="Compact"/>
         <w:numPr>
           <w:ilvl w:val="0"/>
-          <w:numId w:val="1118"/>
+          <w:numId w:val="1119"/>
         </w:numPr>
       </w:pPr>
       <w:r>
@@ -15323,7 +15407,7 @@
         <w:pStyle w:val="Compact"/>
         <w:numPr>
           <w:ilvl w:val="0"/>
-          <w:numId w:val="1118"/>
+          <w:numId w:val="1119"/>
         </w:numPr>
       </w:pPr>
       <w:r>
@@ -15335,7 +15419,7 @@
         <w:pStyle w:val="Compact"/>
         <w:numPr>
           <w:ilvl w:val="0"/>
-          <w:numId w:val="1118"/>
+          <w:numId w:val="1119"/>
         </w:numPr>
       </w:pPr>
       <w:r>
@@ -15359,7 +15443,7 @@
         <w:pStyle w:val="Compact"/>
         <w:numPr>
           <w:ilvl w:val="0"/>
-          <w:numId w:val="1119"/>
+          <w:numId w:val="1120"/>
         </w:numPr>
       </w:pPr>
       <w:r>
@@ -15383,7 +15467,7 @@
         <w:pStyle w:val="Compact"/>
         <w:numPr>
           <w:ilvl w:val="0"/>
-          <w:numId w:val="1120"/>
+          <w:numId w:val="1121"/>
         </w:numPr>
       </w:pPr>
       <w:r>
@@ -15395,7 +15479,7 @@
         <w:pStyle w:val="Compact"/>
         <w:numPr>
           <w:ilvl w:val="0"/>
-          <w:numId w:val="1120"/>
+          <w:numId w:val="1121"/>
         </w:numPr>
       </w:pPr>
       <w:r>
@@ -15470,7 +15554,7 @@
         <w:pStyle w:val="Compact"/>
         <w:numPr>
           <w:ilvl w:val="0"/>
-          <w:numId w:val="1121"/>
+          <w:numId w:val="1122"/>
         </w:numPr>
       </w:pPr>
       <w:r>
@@ -15482,7 +15566,7 @@
         <w:pStyle w:val="Compact"/>
         <w:numPr>
           <w:ilvl w:val="0"/>
-          <w:numId w:val="1121"/>
+          <w:numId w:val="1122"/>
         </w:numPr>
       </w:pPr>
       <w:r>
@@ -15494,7 +15578,7 @@
         <w:pStyle w:val="Compact"/>
         <w:numPr>
           <w:ilvl w:val="0"/>
-          <w:numId w:val="1121"/>
+          <w:numId w:val="1122"/>
         </w:numPr>
       </w:pPr>
       <w:r>
@@ -15506,7 +15590,7 @@
         <w:pStyle w:val="Compact"/>
         <w:numPr>
           <w:ilvl w:val="0"/>
-          <w:numId w:val="1121"/>
+          <w:numId w:val="1122"/>
         </w:numPr>
       </w:pPr>
       <w:r>
@@ -15518,7 +15602,7 @@
         <w:pStyle w:val="Compact"/>
         <w:numPr>
           <w:ilvl w:val="0"/>
-          <w:numId w:val="1121"/>
+          <w:numId w:val="1122"/>
         </w:numPr>
       </w:pPr>
       <w:r>
@@ -15530,7 +15614,7 @@
         <w:pStyle w:val="Compact"/>
         <w:numPr>
           <w:ilvl w:val="0"/>
-          <w:numId w:val="1121"/>
+          <w:numId w:val="1122"/>
         </w:numPr>
       </w:pPr>
       <w:r>
@@ -16116,6 +16200,9 @@
     <w:abstractNumId w:val="991"/>
   </w:num>
   <w:num w:numId="1121">
+    <w:abstractNumId w:val="991"/>
+  </w:num>
+  <w:num w:numId="1122">
     <w:abstractNumId w:val="991"/>
   </w:num>
 </w:numbering>

--- a/docs/TEST_CASES.docx
+++ b/docs/TEST_CASES.docx
@@ -89,7 +89,7 @@
           <w:b/>
           <w:bCs/>
         </w:rPr>
-        <w:t xml:space="preserve">Total: 889 test cases across 35 suites.</w:t>
+        <w:t xml:space="preserve">Total: 891 test cases across 35 suites.</w:t>
       </w:r>
       <w:r>
         <w:t xml:space="preserve"> </w:t>
@@ -1275,7 +1275,7 @@
               <w:jc w:val="right"/>
             </w:pPr>
             <w:r>
-              <w:t xml:space="preserve">30</w:t>
+              <w:t xml:space="preserve">32</w:t>
             </w:r>
           </w:p>
         </w:tc>
@@ -1628,7 +1628,7 @@
                 <w:b/>
                 <w:bCs/>
               </w:rPr>
-              <w:t xml:space="preserve">889</w:t>
+              <w:t xml:space="preserve">891</w:t>
             </w:r>
           </w:p>
         </w:tc>
@@ -11721,7 +11721,7 @@
           <w:i/>
           <w:iCs/>
         </w:rPr>
-        <w:t xml:space="preserve">— 30 cases</w:t>
+        <w:t xml:space="preserve">— 32 cases</w:t>
       </w:r>
     </w:p>
     <w:p>
@@ -11805,7 +11805,7 @@
         </w:numPr>
       </w:pPr>
       <w:r>
-        <w:t xml:space="preserve">FL-05 lists all five flavors</w:t>
+        <w:t xml:space="preserve">FL-05 lists all six flavors</w:t>
       </w:r>
     </w:p>
     <w:p>
@@ -12154,6 +12154,30 @@
       </w:pPr>
       <w:r>
         <w:t xml:space="preserve">FL-30 warrantyDays accepts a number or null</w:t>
+      </w:r>
+    </w:p>
+    <w:p>
+      <w:pPr>
+        <w:pStyle w:val="Compact"/>
+        <w:numPr>
+          <w:ilvl w:val="0"/>
+          <w:numId w:val="1094"/>
+        </w:numPr>
+      </w:pPr>
+      <w:r>
+        <w:t xml:space="preserve">FL-31 IMPL_MAINT_SPLIT is a valid flavor</w:t>
+      </w:r>
+    </w:p>
+    <w:p>
+      <w:pPr>
+        <w:pStyle w:val="Compact"/>
+        <w:numPr>
+          <w:ilvl w:val="0"/>
+          <w:numId w:val="1094"/>
+        </w:numPr>
+      </w:pPr>
+      <w:r>
+        <w:t xml:space="preserve">FL-32 IMPL_MAINT_SPLIT is in the catalog</w:t>
       </w:r>
     </w:p>
     <w:bookmarkEnd w:id="36"/>
